--- a/Documentation/Documentation_report.docx
+++ b/Documentation/Documentation_report.docx
@@ -13,32 +13,15 @@
           <w:szCs w:val="28"/>
         </w:rPr>
       </w:pPr>
-      <w:r>
-        <w:rPr>
-          <w:b/>
-          <w:bCs/>
-          <w:sz w:val="28"/>
-          <w:szCs w:val="28"/>
-        </w:rPr>
-        <w:t>FindMyStuff-Image-Based Lost &amp; Found Matching System</w:t>
-      </w:r>
-      <w:r>
-        <w:rPr>
-          <w:b/>
-          <w:bCs/>
-          <w:sz w:val="28"/>
-          <w:szCs w:val="28"/>
-        </w:rPr>
-        <w:t xml:space="preserve"> </w:t>
-      </w:r>
-      <w:r>
-        <w:rPr>
-          <w:b/>
-          <w:bCs/>
-          <w:sz w:val="28"/>
-          <w:szCs w:val="28"/>
-        </w:rPr>
-        <w:t>(UniTrack)</w:t>
+      <w:r/>
+      <w:r>
+        <w:rPr>
+          <w:rFonts w:ascii="Times New Roman" w:hAnsi="Times New Roman"/>
+          <w:b/>
+          <w:i w:val="0"/>
+          <w:sz w:val="36"/>
+        </w:rPr>
+        <w:t>Uni-Track: Real-Time Bus Tracking System with AI-Powered Lost &amp; Found</w:t>
       </w:r>
     </w:p>
     <w:p>
@@ -1407,300 +1390,15 @@
           <w:szCs w:val="28"/>
         </w:rPr>
       </w:pPr>
-      <w:r>
-        <w:rPr>
-          <w:sz w:val="28"/>
-          <w:szCs w:val="28"/>
-        </w:rPr>
-        <w:t>This</w:t>
-      </w:r>
-      <w:r>
-        <w:rPr>
-          <w:spacing w:val="-1"/>
-          <w:sz w:val="28"/>
-          <w:szCs w:val="28"/>
-        </w:rPr>
-        <w:t xml:space="preserve"> </w:t>
-      </w:r>
-      <w:r>
-        <w:rPr>
-          <w:sz w:val="28"/>
-          <w:szCs w:val="28"/>
-        </w:rPr>
-        <w:t>is</w:t>
-      </w:r>
-      <w:r>
-        <w:rPr>
-          <w:spacing w:val="-6"/>
-          <w:sz w:val="28"/>
-          <w:szCs w:val="28"/>
-        </w:rPr>
-        <w:t xml:space="preserve"> </w:t>
-      </w:r>
-      <w:r>
-        <w:rPr>
-          <w:sz w:val="28"/>
-          <w:szCs w:val="28"/>
-        </w:rPr>
-        <w:t>to certify</w:t>
-      </w:r>
-      <w:r>
-        <w:rPr>
-          <w:spacing w:val="-5"/>
-          <w:sz w:val="28"/>
-          <w:szCs w:val="28"/>
-        </w:rPr>
-        <w:t xml:space="preserve"> </w:t>
-      </w:r>
-      <w:r>
-        <w:rPr>
-          <w:sz w:val="28"/>
-          <w:szCs w:val="28"/>
-        </w:rPr>
-        <w:t>that</w:t>
-      </w:r>
-      <w:r>
-        <w:rPr>
-          <w:spacing w:val="2"/>
-          <w:sz w:val="28"/>
-          <w:szCs w:val="28"/>
-        </w:rPr>
-        <w:t xml:space="preserve"> </w:t>
-      </w:r>
-      <w:r>
-        <w:rPr>
-          <w:b/>
-          <w:sz w:val="28"/>
-          <w:szCs w:val="28"/>
-        </w:rPr>
-        <w:t>Project-II -</w:t>
-      </w:r>
-      <w:r>
-        <w:rPr>
-          <w:b/>
-          <w:sz w:val="28"/>
-          <w:szCs w:val="28"/>
-        </w:rPr>
-        <w:t xml:space="preserve"> 303105423</w:t>
-      </w:r>
-      <w:r>
-        <w:rPr>
-          <w:b/>
-          <w:sz w:val="28"/>
-          <w:szCs w:val="28"/>
-        </w:rPr>
-        <w:t xml:space="preserve"> </w:t>
-      </w:r>
-      <w:r>
-        <w:rPr>
-          <w:sz w:val="28"/>
-          <w:szCs w:val="28"/>
-        </w:rPr>
-        <w:t>of 7</w:t>
-      </w:r>
-      <w:r>
-        <w:rPr>
-          <w:sz w:val="28"/>
-          <w:szCs w:val="28"/>
-          <w:vertAlign w:val="superscript"/>
-        </w:rPr>
-        <w:t>th</w:t>
-      </w:r>
-      <w:r>
-        <w:rPr>
-          <w:spacing w:val="-1"/>
-          <w:sz w:val="28"/>
-          <w:szCs w:val="28"/>
-        </w:rPr>
-        <w:t xml:space="preserve"> </w:t>
-      </w:r>
-      <w:r>
-        <w:rPr>
-          <w:sz w:val="28"/>
-          <w:szCs w:val="28"/>
-        </w:rPr>
-        <w:t>Semester</w:t>
-      </w:r>
-      <w:r>
-        <w:rPr>
-          <w:spacing w:val="2"/>
-          <w:sz w:val="28"/>
-          <w:szCs w:val="28"/>
-        </w:rPr>
-        <w:t xml:space="preserve"> </w:t>
-      </w:r>
-      <w:r>
-        <w:rPr>
-          <w:spacing w:val="-2"/>
-          <w:sz w:val="28"/>
-          <w:szCs w:val="28"/>
-        </w:rPr>
-        <w:t>entitled</w:t>
-      </w:r>
-      <w:r>
-        <w:rPr>
-          <w:sz w:val="28"/>
-          <w:szCs w:val="28"/>
-        </w:rPr>
-        <w:t xml:space="preserve"> </w:t>
-      </w:r>
-      <w:r>
-        <w:rPr>
-          <w:sz w:val="28"/>
-          <w:szCs w:val="28"/>
-        </w:rPr>
-        <w:t>“</w:t>
-      </w:r>
-      <w:r>
-        <w:rPr>
-          <w:b/>
-          <w:bCs/>
-          <w:sz w:val="28"/>
-          <w:szCs w:val="28"/>
-        </w:rPr>
-        <w:t>FindMyStuff-Image-Based Lost &amp; Found Matching System (UniTrack)</w:t>
-      </w:r>
-      <w:r>
-        <w:rPr>
-          <w:sz w:val="28"/>
-          <w:szCs w:val="28"/>
-        </w:rPr>
-        <w:t>”</w:t>
-      </w:r>
-      <w:r>
-        <w:rPr>
-          <w:spacing w:val="-6"/>
-          <w:sz w:val="28"/>
-          <w:szCs w:val="28"/>
-        </w:rPr>
-        <w:t xml:space="preserve"> </w:t>
-      </w:r>
-      <w:r>
-        <w:rPr>
-          <w:sz w:val="28"/>
-          <w:szCs w:val="28"/>
-        </w:rPr>
-        <w:t>of</w:t>
-      </w:r>
-      <w:r>
-        <w:rPr>
-          <w:spacing w:val="-4"/>
-          <w:sz w:val="28"/>
-          <w:szCs w:val="28"/>
-        </w:rPr>
-        <w:t xml:space="preserve"> </w:t>
-      </w:r>
-      <w:r>
-        <w:rPr>
-          <w:sz w:val="28"/>
-          <w:szCs w:val="28"/>
-        </w:rPr>
-        <w:t>Group</w:t>
-      </w:r>
-      <w:r>
-        <w:rPr>
-          <w:spacing w:val="-6"/>
-          <w:sz w:val="28"/>
-          <w:szCs w:val="28"/>
-        </w:rPr>
-        <w:t xml:space="preserve"> </w:t>
-      </w:r>
-      <w:r>
-        <w:rPr>
-          <w:sz w:val="28"/>
-          <w:szCs w:val="28"/>
-        </w:rPr>
-        <w:t>No.</w:t>
-      </w:r>
-      <w:r>
-        <w:rPr>
-          <w:spacing w:val="-3"/>
-          <w:sz w:val="28"/>
-          <w:szCs w:val="28"/>
-        </w:rPr>
-        <w:t xml:space="preserve"> </w:t>
-      </w:r>
-      <w:r>
-        <w:rPr>
-          <w:sz w:val="28"/>
-          <w:szCs w:val="28"/>
-        </w:rPr>
-        <w:t>PUCSE3</w:t>
-      </w:r>
-      <w:r>
-        <w:rPr>
-          <w:sz w:val="28"/>
-          <w:szCs w:val="28"/>
-        </w:rPr>
-        <w:t>11</w:t>
-      </w:r>
-      <w:r>
-        <w:rPr>
-          <w:spacing w:val="-1"/>
-          <w:sz w:val="28"/>
-          <w:szCs w:val="28"/>
-        </w:rPr>
-        <w:t xml:space="preserve"> </w:t>
-      </w:r>
-      <w:r>
-        <w:rPr>
-          <w:sz w:val="28"/>
-          <w:szCs w:val="28"/>
-        </w:rPr>
-        <w:t>has</w:t>
-      </w:r>
-      <w:r>
-        <w:rPr>
-          <w:spacing w:val="-5"/>
-          <w:sz w:val="28"/>
-          <w:szCs w:val="28"/>
-        </w:rPr>
-        <w:t xml:space="preserve"> </w:t>
-      </w:r>
-      <w:r>
-        <w:rPr>
-          <w:sz w:val="28"/>
-          <w:szCs w:val="28"/>
-        </w:rPr>
-        <w:t>been</w:t>
-      </w:r>
-      <w:r>
-        <w:rPr>
-          <w:spacing w:val="-6"/>
-          <w:sz w:val="28"/>
-          <w:szCs w:val="28"/>
-        </w:rPr>
-        <w:t xml:space="preserve"> </w:t>
-      </w:r>
-      <w:r>
-        <w:rPr>
-          <w:sz w:val="28"/>
-          <w:szCs w:val="28"/>
-        </w:rPr>
-        <w:t>successfully</w:t>
-      </w:r>
-      <w:r>
-        <w:rPr>
-          <w:spacing w:val="-6"/>
-          <w:sz w:val="28"/>
-          <w:szCs w:val="28"/>
-        </w:rPr>
-        <w:t xml:space="preserve"> </w:t>
-      </w:r>
-      <w:r>
-        <w:rPr>
-          <w:sz w:val="28"/>
-          <w:szCs w:val="28"/>
-        </w:rPr>
-        <w:t xml:space="preserve">completed </w:t>
-      </w:r>
-      <w:r>
-        <w:rPr>
-          <w:spacing w:val="-6"/>
-          <w:sz w:val="28"/>
-          <w:szCs w:val="28"/>
-        </w:rPr>
-        <w:t>by</w:t>
+      <w:r/>
+      <w:r>
+        <w:rPr>
+          <w:rFonts w:ascii="Times New Roman" w:hAnsi="Times New Roman"/>
+          <w:b w:val="0"/>
+          <w:i w:val="0"/>
+          <w:sz w:val="24"/>
+        </w:rPr>
+        <w:t>This is to certify that Project-II (Course Code: 303105423) of 7th Semester entitled "Uni-Track: Real-Time Bus Tracking System with AI-Powered Lost &amp; Found" of Group No. PUCSE311 has been successfully completed by</w:t>
       </w:r>
     </w:p>
     <w:p>
@@ -2644,43 +2342,7 @@
         </w:rPr>
       </w:pPr>
       <w:r>
-        <w:rPr>
-          <w:sz w:val="24"/>
-          <w:szCs w:val="24"/>
-        </w:rPr>
-        <w:t>We the undersigned solemnly declare that the project report “</w:t>
-      </w:r>
-      <w:r>
-        <w:rPr>
-          <w:b/>
-          <w:bCs/>
-          <w:sz w:val="28"/>
-          <w:szCs w:val="28"/>
-        </w:rPr>
-        <w:t>FindMyStuff-Image-Based Lost &amp; Found Matching System (UniTrack)</w:t>
-      </w:r>
-      <w:r>
-        <w:rPr>
-          <w:sz w:val="24"/>
-          <w:szCs w:val="24"/>
-        </w:rPr>
-        <w:t xml:space="preserve">” is based on my own work carried out during the course of our study under the supervision of </w:t>
-      </w:r>
-      <w:r>
-        <w:rPr>
-          <w:b/>
-          <w:bCs/>
-          <w:sz w:val="24"/>
-          <w:szCs w:val="24"/>
-        </w:rPr>
-        <w:t>Prof. Nitin Pal, Asst.Prof., CSE</w:t>
-      </w:r>
-      <w:r>
-        <w:rPr>
-          <w:sz w:val="24"/>
-          <w:szCs w:val="24"/>
-        </w:rPr>
-        <w:t xml:space="preserve">. </w:t>
+        <w:t>We the undersigned solemnly declare that the project report "Uni-Track: Real-Time Bus Tracking System with AI-Powered Lost &amp; Found" is based on our own work carried out during the course of our study under the supervision of Assistant Professor Mr. Nitin Pal.</w:t>
       </w:r>
     </w:p>
     <w:p>
@@ -4304,15 +3966,12 @@
             <w:hideMark/>
           </w:tcPr>
           <w:p>
-            <w:pPr>
-              <w:jc w:val="center"/>
-              <w:rPr>
-                <w:lang w:val="en-IN"/>
-              </w:rPr>
-            </w:pPr>
-            <w:r>
-              <w:rPr>
-                <w:lang w:val="en-IN"/>
+            <w:r>
+              <w:rPr>
+                <w:rFonts w:ascii="Times New Roman" w:hAnsi="Times New Roman"/>
+                <w:b w:val="0"/>
+                <w:i w:val="0"/>
+                <w:sz w:val="20"/>
               </w:rPr>
               <w:t>1</w:t>
             </w:r>
@@ -4324,15 +3983,12 @@
             <w:hideMark/>
           </w:tcPr>
           <w:p>
-            <w:pPr>
-              <w:jc w:val="center"/>
-              <w:rPr>
-                <w:lang w:val="en-IN"/>
-              </w:rPr>
-            </w:pPr>
-            <w:r>
-              <w:rPr>
-                <w:lang w:val="en-IN"/>
+            <w:r>
+              <w:rPr>
+                <w:rFonts w:ascii="Times New Roman" w:hAnsi="Times New Roman"/>
+                <w:b/>
+                <w:i w:val="0"/>
+                <w:sz w:val="20"/>
               </w:rPr>
               <w:t>Fig. 3.5.1</w:t>
             </w:r>
@@ -4344,17 +4000,14 @@
             <w:hideMark/>
           </w:tcPr>
           <w:p>
-            <w:pPr>
-              <w:jc w:val="center"/>
-              <w:rPr>
-                <w:lang w:val="en-IN"/>
-              </w:rPr>
-            </w:pPr>
-            <w:r>
-              <w:rPr>
-                <w:lang w:val="en-IN"/>
-              </w:rPr>
-              <w:t>System Architecture</w:t>
+            <w:r>
+              <w:rPr>
+                <w:rFonts w:ascii="Times New Roman" w:hAnsi="Times New Roman"/>
+                <w:b w:val="0"/>
+                <w:i w:val="0"/>
+                <w:sz w:val="20"/>
+              </w:rPr>
+              <w:t>System Architecture Overview</w:t>
             </w:r>
           </w:p>
         </w:tc>
@@ -4364,12 +4017,14 @@
             <w:hideMark/>
           </w:tcPr>
           <w:p>
-            <w:pPr>
-              <w:jc w:val="center"/>
-              <w:rPr>
-                <w:lang w:val="en-IN"/>
-              </w:rPr>
-            </w:pPr>
+            <w:r>
+              <w:rPr>
+                <w:rFonts w:ascii="Times New Roman" w:hAnsi="Times New Roman"/>
+                <w:b w:val="0"/>
+                <w:i w:val="0"/>
+                <w:sz w:val="20"/>
+              </w:rPr>
+            </w:r>
           </w:p>
         </w:tc>
       </w:tr>
@@ -4384,15 +4039,12 @@
             <w:hideMark/>
           </w:tcPr>
           <w:p>
-            <w:pPr>
-              <w:jc w:val="center"/>
-              <w:rPr>
-                <w:lang w:val="en-IN"/>
-              </w:rPr>
-            </w:pPr>
-            <w:r>
-              <w:rPr>
-                <w:lang w:val="en-IN"/>
+            <w:r>
+              <w:rPr>
+                <w:rFonts w:ascii="Times New Roman" w:hAnsi="Times New Roman"/>
+                <w:b w:val="0"/>
+                <w:i w:val="0"/>
+                <w:sz w:val="20"/>
               </w:rPr>
               <w:t>2</w:t>
             </w:r>
@@ -4404,15 +4056,12 @@
             <w:hideMark/>
           </w:tcPr>
           <w:p>
-            <w:pPr>
-              <w:jc w:val="center"/>
-              <w:rPr>
-                <w:lang w:val="en-IN"/>
-              </w:rPr>
-            </w:pPr>
-            <w:r>
-              <w:rPr>
-                <w:lang w:val="en-IN"/>
+            <w:r>
+              <w:rPr>
+                <w:rFonts w:ascii="Times New Roman" w:hAnsi="Times New Roman"/>
+                <w:b/>
+                <w:i w:val="0"/>
+                <w:sz w:val="20"/>
               </w:rPr>
               <w:t>Fig. 3.5.2</w:t>
             </w:r>
@@ -4425,7 +4074,13 @@
           </w:tcPr>
           <w:p>
             <w:r>
-              <w:t>Student Pre-Authorized Login &amp; Virtual Bus Pass Screens</w:t>
+              <w:rPr>
+                <w:rFonts w:ascii="Times New Roman" w:hAnsi="Times New Roman"/>
+                <w:b w:val="0"/>
+                <w:i w:val="0"/>
+                <w:sz w:val="20"/>
+              </w:rPr>
+              <w:t>GPS Tracking and Telemetry Architecture</w:t>
             </w:r>
           </w:p>
         </w:tc>
@@ -4435,12 +4090,14 @@
             <w:hideMark/>
           </w:tcPr>
           <w:p>
-            <w:pPr>
-              <w:jc w:val="center"/>
-              <w:rPr>
-                <w:lang w:val="en-IN"/>
-              </w:rPr>
-            </w:pPr>
+            <w:r>
+              <w:rPr>
+                <w:rFonts w:ascii="Times New Roman" w:hAnsi="Times New Roman"/>
+                <w:b w:val="0"/>
+                <w:i w:val="0"/>
+                <w:sz w:val="20"/>
+              </w:rPr>
+            </w:r>
           </w:p>
         </w:tc>
       </w:tr>
@@ -4455,15 +4112,12 @@
             <w:hideMark/>
           </w:tcPr>
           <w:p>
-            <w:pPr>
-              <w:jc w:val="center"/>
-              <w:rPr>
-                <w:lang w:val="en-IN"/>
-              </w:rPr>
-            </w:pPr>
-            <w:r>
-              <w:rPr>
-                <w:lang w:val="en-IN"/>
+            <w:r>
+              <w:rPr>
+                <w:rFonts w:ascii="Times New Roman" w:hAnsi="Times New Roman"/>
+                <w:b w:val="0"/>
+                <w:i w:val="0"/>
+                <w:sz w:val="20"/>
               </w:rPr>
               <w:t>3</w:t>
             </w:r>
@@ -4475,15 +4129,12 @@
             <w:hideMark/>
           </w:tcPr>
           <w:p>
-            <w:pPr>
-              <w:jc w:val="center"/>
-              <w:rPr>
-                <w:lang w:val="en-IN"/>
-              </w:rPr>
-            </w:pPr>
-            <w:r>
-              <w:rPr>
-                <w:lang w:val="en-IN"/>
+            <w:r>
+              <w:rPr>
+                <w:rFonts w:ascii="Times New Roman" w:hAnsi="Times New Roman"/>
+                <w:b/>
+                <w:i w:val="0"/>
+                <w:sz w:val="20"/>
               </w:rPr>
               <w:t>Fig. 3.5.3</w:t>
             </w:r>
@@ -4495,17 +4146,14 @@
             <w:hideMark/>
           </w:tcPr>
           <w:p>
-            <w:pPr>
-              <w:jc w:val="center"/>
-              <w:rPr>
-                <w:lang w:val="en-IN"/>
-              </w:rPr>
-            </w:pPr>
-            <w:r>
-              <w:rPr>
-                <w:lang w:val="en-IN"/>
-              </w:rPr>
-              <w:t>Data Flow Diagram (DFD) – Level 0, Level 1 and Level 2</w:t>
+            <w:r>
+              <w:rPr>
+                <w:rFonts w:ascii="Times New Roman" w:hAnsi="Times New Roman"/>
+                <w:b w:val="0"/>
+                <w:i w:val="0"/>
+                <w:sz w:val="20"/>
+              </w:rPr>
+              <w:t>Data Flow Diagram (DFD) - Level 0 Context Diagram</w:t>
             </w:r>
           </w:p>
         </w:tc>
@@ -4515,12 +4163,14 @@
             <w:hideMark/>
           </w:tcPr>
           <w:p>
-            <w:pPr>
-              <w:jc w:val="center"/>
-              <w:rPr>
-                <w:lang w:val="en-IN"/>
-              </w:rPr>
-            </w:pPr>
+            <w:r>
+              <w:rPr>
+                <w:rFonts w:ascii="Times New Roman" w:hAnsi="Times New Roman"/>
+                <w:b w:val="0"/>
+                <w:i w:val="0"/>
+                <w:sz w:val="20"/>
+              </w:rPr>
+            </w:r>
           </w:p>
         </w:tc>
       </w:tr>
@@ -4535,15 +4185,12 @@
             <w:hideMark/>
           </w:tcPr>
           <w:p>
-            <w:pPr>
-              <w:jc w:val="center"/>
-              <w:rPr>
-                <w:lang w:val="en-IN"/>
-              </w:rPr>
-            </w:pPr>
-            <w:r>
-              <w:rPr>
-                <w:lang w:val="en-IN"/>
+            <w:r>
+              <w:rPr>
+                <w:rFonts w:ascii="Times New Roman" w:hAnsi="Times New Roman"/>
+                <w:b w:val="0"/>
+                <w:i w:val="0"/>
+                <w:sz w:val="20"/>
               </w:rPr>
               <w:t>4</w:t>
             </w:r>
@@ -4555,15 +4202,12 @@
             <w:hideMark/>
           </w:tcPr>
           <w:p>
-            <w:pPr>
-              <w:jc w:val="center"/>
-              <w:rPr>
-                <w:lang w:val="en-IN"/>
-              </w:rPr>
-            </w:pPr>
-            <w:r>
-              <w:rPr>
-                <w:lang w:val="en-IN"/>
+            <w:r>
+              <w:rPr>
+                <w:rFonts w:ascii="Times New Roman" w:hAnsi="Times New Roman"/>
+                <w:b/>
+                <w:i w:val="0"/>
+                <w:sz w:val="20"/>
               </w:rPr>
               <w:t>Fig. 3.5.4</w:t>
             </w:r>
@@ -4575,17 +4219,14 @@
             <w:hideMark/>
           </w:tcPr>
           <w:p>
-            <w:pPr>
-              <w:jc w:val="center"/>
-              <w:rPr>
-                <w:lang w:val="en-IN"/>
-              </w:rPr>
-            </w:pPr>
-            <w:r>
-              <w:rPr>
-                <w:lang w:val="en-IN"/>
-              </w:rPr>
-              <w:t>Entity Relationship Diagram (ER Diagram)</w:t>
+            <w:r>
+              <w:rPr>
+                <w:rFonts w:ascii="Times New Roman" w:hAnsi="Times New Roman"/>
+                <w:b w:val="0"/>
+                <w:i w:val="0"/>
+                <w:sz w:val="20"/>
+              </w:rPr>
+              <w:t>Data Flow Diagram (DFD) - Level 1 Decomposed</w:t>
             </w:r>
           </w:p>
         </w:tc>
@@ -4595,12 +4236,14 @@
             <w:hideMark/>
           </w:tcPr>
           <w:p>
-            <w:pPr>
-              <w:jc w:val="center"/>
-              <w:rPr>
-                <w:lang w:val="en-IN"/>
-              </w:rPr>
-            </w:pPr>
+            <w:r>
+              <w:rPr>
+                <w:rFonts w:ascii="Times New Roman" w:hAnsi="Times New Roman"/>
+                <w:b w:val="0"/>
+                <w:i w:val="0"/>
+                <w:sz w:val="20"/>
+              </w:rPr>
+            </w:r>
           </w:p>
         </w:tc>
       </w:tr>
@@ -4615,15 +4258,12 @@
             <w:hideMark/>
           </w:tcPr>
           <w:p>
-            <w:pPr>
-              <w:jc w:val="center"/>
-              <w:rPr>
-                <w:lang w:val="en-IN"/>
-              </w:rPr>
-            </w:pPr>
-            <w:r>
-              <w:rPr>
-                <w:lang w:val="en-IN"/>
+            <w:r>
+              <w:rPr>
+                <w:rFonts w:ascii="Times New Roman" w:hAnsi="Times New Roman"/>
+                <w:b w:val="0"/>
+                <w:i w:val="0"/>
+                <w:sz w:val="20"/>
               </w:rPr>
               <w:t>5</w:t>
             </w:r>
@@ -4635,15 +4275,12 @@
             <w:hideMark/>
           </w:tcPr>
           <w:p>
-            <w:pPr>
-              <w:jc w:val="center"/>
-              <w:rPr>
-                <w:lang w:val="en-IN"/>
-              </w:rPr>
-            </w:pPr>
-            <w:r>
-              <w:rPr>
-                <w:lang w:val="en-IN"/>
+            <w:r>
+              <w:rPr>
+                <w:rFonts w:ascii="Times New Roman" w:hAnsi="Times New Roman"/>
+                <w:b/>
+                <w:i w:val="0"/>
+                <w:sz w:val="20"/>
               </w:rPr>
               <w:t>Fig. 3.5.5</w:t>
             </w:r>
@@ -4655,17 +4292,14 @@
             <w:hideMark/>
           </w:tcPr>
           <w:p>
-            <w:pPr>
-              <w:jc w:val="center"/>
-              <w:rPr>
-                <w:lang w:val="en-IN"/>
-              </w:rPr>
-            </w:pPr>
-            <w:r>
-              <w:rPr>
-                <w:lang w:val="en-IN"/>
-              </w:rPr>
-              <w:t>Use Case Diagram</w:t>
+            <w:r>
+              <w:rPr>
+                <w:rFonts w:ascii="Times New Roman" w:hAnsi="Times New Roman"/>
+                <w:b w:val="0"/>
+                <w:i w:val="0"/>
+                <w:sz w:val="20"/>
+              </w:rPr>
+              <w:t>Entity Relationship Schema (ER Diagram)</w:t>
             </w:r>
           </w:p>
         </w:tc>
@@ -4675,12 +4309,14 @@
             <w:hideMark/>
           </w:tcPr>
           <w:p>
-            <w:pPr>
-              <w:jc w:val="center"/>
-              <w:rPr>
-                <w:lang w:val="en-IN"/>
-              </w:rPr>
-            </w:pPr>
+            <w:r>
+              <w:rPr>
+                <w:rFonts w:ascii="Times New Roman" w:hAnsi="Times New Roman"/>
+                <w:b w:val="0"/>
+                <w:i w:val="0"/>
+                <w:sz w:val="20"/>
+              </w:rPr>
+            </w:r>
           </w:p>
         </w:tc>
       </w:tr>
@@ -4695,15 +4331,12 @@
             <w:hideMark/>
           </w:tcPr>
           <w:p>
-            <w:pPr>
-              <w:jc w:val="center"/>
-              <w:rPr>
-                <w:lang w:val="en-IN"/>
-              </w:rPr>
-            </w:pPr>
-            <w:r>
-              <w:rPr>
-                <w:lang w:val="en-IN"/>
+            <w:r>
+              <w:rPr>
+                <w:rFonts w:ascii="Times New Roman" w:hAnsi="Times New Roman"/>
+                <w:b w:val="0"/>
+                <w:i w:val="0"/>
+                <w:sz w:val="20"/>
               </w:rPr>
               <w:t>6</w:t>
             </w:r>
@@ -4715,17 +4348,14 @@
             <w:hideMark/>
           </w:tcPr>
           <w:p>
-            <w:pPr>
-              <w:jc w:val="center"/>
-              <w:rPr>
-                <w:lang w:val="en-IN"/>
-              </w:rPr>
-            </w:pPr>
-            <w:r>
-              <w:rPr>
-                <w:lang w:val="en-IN"/>
-              </w:rPr>
-              <w:t>Fig. 4.3.1</w:t>
+            <w:r>
+              <w:rPr>
+                <w:rFonts w:ascii="Times New Roman" w:hAnsi="Times New Roman"/>
+                <w:b/>
+                <w:i w:val="0"/>
+                <w:sz w:val="20"/>
+              </w:rPr>
+              <w:t>Fig. 3.5.6</w:t>
             </w:r>
           </w:p>
         </w:tc>
@@ -4735,17 +4365,14 @@
             <w:hideMark/>
           </w:tcPr>
           <w:p>
-            <w:pPr>
-              <w:jc w:val="center"/>
-              <w:rPr>
-                <w:lang w:val="en-IN"/>
-              </w:rPr>
-            </w:pPr>
-            <w:r>
-              <w:rPr>
-                <w:lang w:val="en-IN"/>
-              </w:rPr>
-              <w:t>Android Application Project Structure</w:t>
+            <w:r>
+              <w:rPr>
+                <w:rFonts w:ascii="Times New Roman" w:hAnsi="Times New Roman"/>
+                <w:b w:val="0"/>
+                <w:i w:val="0"/>
+                <w:sz w:val="20"/>
+              </w:rPr>
+              <w:t>System Use Case Diagram (Student, Driver, Admin, GPS)</w:t>
             </w:r>
           </w:p>
         </w:tc>
@@ -4755,12 +4382,14 @@
             <w:hideMark/>
           </w:tcPr>
           <w:p>
-            <w:pPr>
-              <w:jc w:val="center"/>
-              <w:rPr>
-                <w:lang w:val="en-IN"/>
-              </w:rPr>
-            </w:pPr>
+            <w:r>
+              <w:rPr>
+                <w:rFonts w:ascii="Times New Roman" w:hAnsi="Times New Roman"/>
+                <w:b w:val="0"/>
+                <w:i w:val="0"/>
+                <w:sz w:val="20"/>
+              </w:rPr>
+            </w:r>
           </w:p>
         </w:tc>
       </w:tr>
@@ -4775,15 +4404,12 @@
             <w:hideMark/>
           </w:tcPr>
           <w:p>
-            <w:pPr>
-              <w:jc w:val="center"/>
-              <w:rPr>
-                <w:lang w:val="en-IN"/>
-              </w:rPr>
-            </w:pPr>
-            <w:r>
-              <w:rPr>
-                <w:lang w:val="en-IN"/>
+            <w:r>
+              <w:rPr>
+                <w:rFonts w:ascii="Times New Roman" w:hAnsi="Times New Roman"/>
+                <w:b w:val="0"/>
+                <w:i w:val="0"/>
+                <w:sz w:val="20"/>
               </w:rPr>
               <w:t>7</w:t>
             </w:r>
@@ -4795,17 +4421,14 @@
             <w:hideMark/>
           </w:tcPr>
           <w:p>
-            <w:pPr>
-              <w:jc w:val="center"/>
-              <w:rPr>
-                <w:lang w:val="en-IN"/>
-              </w:rPr>
-            </w:pPr>
-            <w:r>
-              <w:rPr>
-                <w:lang w:val="en-IN"/>
-              </w:rPr>
-              <w:t>Fig. 4.3.2</w:t>
+            <w:r>
+              <w:rPr>
+                <w:rFonts w:ascii="Times New Roman" w:hAnsi="Times New Roman"/>
+                <w:b/>
+                <w:i w:val="0"/>
+                <w:sz w:val="20"/>
+              </w:rPr>
+              <w:t>Fig. 4.3.1</w:t>
             </w:r>
           </w:p>
         </w:tc>
@@ -4815,17 +4438,14 @@
             <w:hideMark/>
           </w:tcPr>
           <w:p>
-            <w:pPr>
-              <w:jc w:val="center"/>
-              <w:rPr>
-                <w:lang w:val="en-IN"/>
-              </w:rPr>
-            </w:pPr>
-            <w:r>
-              <w:rPr>
-                <w:lang w:val="en-IN"/>
-              </w:rPr>
-              <w:t>Application Adapters, Fragments and Model Structure</w:t>
+            <w:r>
+              <w:rPr>
+                <w:rFonts w:ascii="Times New Roman" w:hAnsi="Times New Roman"/>
+                <w:b w:val="0"/>
+                <w:i w:val="0"/>
+                <w:sz w:val="20"/>
+              </w:rPr>
+              <w:t>Native Android Application Activities Architecture</w:t>
             </w:r>
           </w:p>
         </w:tc>
@@ -4835,12 +4455,14 @@
             <w:hideMark/>
           </w:tcPr>
           <w:p>
-            <w:pPr>
-              <w:jc w:val="center"/>
-              <w:rPr>
-                <w:lang w:val="en-IN"/>
-              </w:rPr>
-            </w:pPr>
+            <w:r>
+              <w:rPr>
+                <w:rFonts w:ascii="Times New Roman" w:hAnsi="Times New Roman"/>
+                <w:b w:val="0"/>
+                <w:i w:val="0"/>
+                <w:sz w:val="20"/>
+              </w:rPr>
+            </w:r>
           </w:p>
         </w:tc>
       </w:tr>
@@ -4855,15 +4477,12 @@
             <w:hideMark/>
           </w:tcPr>
           <w:p>
-            <w:pPr>
-              <w:jc w:val="center"/>
-              <w:rPr>
-                <w:lang w:val="en-IN"/>
-              </w:rPr>
-            </w:pPr>
-            <w:r>
-              <w:rPr>
-                <w:lang w:val="en-IN"/>
+            <w:r>
+              <w:rPr>
+                <w:rFonts w:ascii="Times New Roman" w:hAnsi="Times New Roman"/>
+                <w:b w:val="0"/>
+                <w:i w:val="0"/>
+                <w:sz w:val="20"/>
               </w:rPr>
               <w:t>8</w:t>
             </w:r>
@@ -4875,17 +4494,14 @@
             <w:hideMark/>
           </w:tcPr>
           <w:p>
-            <w:pPr>
-              <w:jc w:val="center"/>
-              <w:rPr>
-                <w:lang w:val="en-IN"/>
-              </w:rPr>
-            </w:pPr>
-            <w:r>
-              <w:rPr>
-                <w:lang w:val="en-IN"/>
-              </w:rPr>
-              <w:t>Fig. 4.3.3</w:t>
+            <w:r>
+              <w:rPr>
+                <w:rFonts w:ascii="Times New Roman" w:hAnsi="Times New Roman"/>
+                <w:b/>
+                <w:i w:val="0"/>
+                <w:sz w:val="20"/>
+              </w:rPr>
+              <w:t>Fig. 4.3.2</w:t>
             </w:r>
           </w:p>
         </w:tc>
@@ -4895,17 +4511,14 @@
             <w:hideMark/>
           </w:tcPr>
           <w:p>
-            <w:pPr>
-              <w:jc w:val="center"/>
-              <w:rPr>
-                <w:lang w:val="en-IN"/>
-              </w:rPr>
-            </w:pPr>
-            <w:r>
-              <w:rPr>
-                <w:lang w:val="en-IN"/>
-              </w:rPr>
-              <w:t>Backend Project Source Code Structure</w:t>
+            <w:r>
+              <w:rPr>
+                <w:rFonts w:ascii="Times New Roman" w:hAnsi="Times New Roman"/>
+                <w:b w:val="0"/>
+                <w:i w:val="0"/>
+                <w:sz w:val="20"/>
+              </w:rPr>
+              <w:t>Android Adapters, Fragments, and Data Models Hierarchy</w:t>
             </w:r>
           </w:p>
         </w:tc>
@@ -4915,12 +4528,14 @@
             <w:hideMark/>
           </w:tcPr>
           <w:p>
-            <w:pPr>
-              <w:jc w:val="center"/>
-              <w:rPr>
-                <w:lang w:val="en-IN"/>
-              </w:rPr>
-            </w:pPr>
+            <w:r>
+              <w:rPr>
+                <w:rFonts w:ascii="Times New Roman" w:hAnsi="Times New Roman"/>
+                <w:b w:val="0"/>
+                <w:i w:val="0"/>
+                <w:sz w:val="20"/>
+              </w:rPr>
+            </w:r>
           </w:p>
         </w:tc>
       </w:tr>
@@ -4935,15 +4550,12 @@
             <w:hideMark/>
           </w:tcPr>
           <w:p>
-            <w:pPr>
-              <w:jc w:val="center"/>
-              <w:rPr>
-                <w:lang w:val="en-IN"/>
-              </w:rPr>
-            </w:pPr>
-            <w:r>
-              <w:rPr>
-                <w:lang w:val="en-IN"/>
+            <w:r>
+              <w:rPr>
+                <w:rFonts w:ascii="Times New Roman" w:hAnsi="Times New Roman"/>
+                <w:b w:val="0"/>
+                <w:i w:val="0"/>
+                <w:sz w:val="20"/>
               </w:rPr>
               <w:t>9</w:t>
             </w:r>
@@ -4955,17 +4567,14 @@
             <w:hideMark/>
           </w:tcPr>
           <w:p>
-            <w:pPr>
-              <w:jc w:val="center"/>
-              <w:rPr>
-                <w:lang w:val="en-IN"/>
-              </w:rPr>
-            </w:pPr>
-            <w:r>
-              <w:rPr>
-                <w:lang w:val="en-IN"/>
-              </w:rPr>
-              <w:t>Fig. 5.1</w:t>
+            <w:r>
+              <w:rPr>
+                <w:rFonts w:ascii="Times New Roman" w:hAnsi="Times New Roman"/>
+                <w:b/>
+                <w:i w:val="0"/>
+                <w:sz w:val="20"/>
+              </w:rPr>
+              <w:t>Fig. 4.3.3</w:t>
             </w:r>
           </w:p>
         </w:tc>
@@ -4975,17 +4584,14 @@
             <w:hideMark/>
           </w:tcPr>
           <w:p>
-            <w:pPr>
-              <w:jc w:val="center"/>
-              <w:rPr>
-                <w:lang w:val="en-IN"/>
-              </w:rPr>
-            </w:pPr>
-            <w:r>
-              <w:rPr>
-                <w:lang w:val="en-IN"/>
-              </w:rPr>
-              <w:t>Student and Driver Role Selection Screen</w:t>
+            <w:r>
+              <w:rPr>
+                <w:rFonts w:ascii="Times New Roman" w:hAnsi="Times New Roman"/>
+                <w:b w:val="0"/>
+                <w:i w:val="0"/>
+                <w:sz w:val="20"/>
+              </w:rPr>
+              <w:t>Node.js Backend &amp; Pre-Seeded MySQL Database Config</w:t>
             </w:r>
           </w:p>
         </w:tc>
@@ -4995,12 +4601,14 @@
             <w:hideMark/>
           </w:tcPr>
           <w:p>
-            <w:pPr>
-              <w:jc w:val="center"/>
-              <w:rPr>
-                <w:lang w:val="en-IN"/>
-              </w:rPr>
-            </w:pPr>
+            <w:r>
+              <w:rPr>
+                <w:rFonts w:ascii="Times New Roman" w:hAnsi="Times New Roman"/>
+                <w:b w:val="0"/>
+                <w:i w:val="0"/>
+                <w:sz w:val="20"/>
+              </w:rPr>
+            </w:r>
           </w:p>
         </w:tc>
       </w:tr>
@@ -5015,15 +4623,12 @@
             <w:hideMark/>
           </w:tcPr>
           <w:p>
-            <w:pPr>
-              <w:jc w:val="center"/>
-              <w:rPr>
-                <w:lang w:val="en-IN"/>
-              </w:rPr>
-            </w:pPr>
-            <w:r>
-              <w:rPr>
-                <w:lang w:val="en-IN"/>
+            <w:r>
+              <w:rPr>
+                <w:rFonts w:ascii="Times New Roman" w:hAnsi="Times New Roman"/>
+                <w:b w:val="0"/>
+                <w:i w:val="0"/>
+                <w:sz w:val="20"/>
               </w:rPr>
               <w:t>10</w:t>
             </w:r>
@@ -5035,17 +4640,14 @@
             <w:hideMark/>
           </w:tcPr>
           <w:p>
-            <w:pPr>
-              <w:jc w:val="center"/>
-              <w:rPr>
-                <w:lang w:val="en-IN"/>
-              </w:rPr>
-            </w:pPr>
-            <w:r>
-              <w:rPr>
-                <w:lang w:val="en-IN"/>
-              </w:rPr>
-              <w:t>Fig. 5.2</w:t>
+            <w:r>
+              <w:rPr>
+                <w:rFonts w:ascii="Times New Roman" w:hAnsi="Times New Roman"/>
+                <w:b/>
+                <w:i w:val="0"/>
+                <w:sz w:val="20"/>
+              </w:rPr>
+              <w:t>Fig. 5.1</w:t>
             </w:r>
           </w:p>
         </w:tc>
@@ -5056,7 +4658,13 @@
           </w:tcPr>
           <w:p>
             <w:r>
-              <w:t>Student Pre-Authorized Login &amp; Virtual Bus Pass Screens</w:t>
+              <w:rPr>
+                <w:rFonts w:ascii="Times New Roman" w:hAnsi="Times New Roman"/>
+                <w:b w:val="0"/>
+                <w:i w:val="0"/>
+                <w:sz w:val="20"/>
+              </w:rPr>
+              <w:t>Uni-Track Portal Selector (Student vs. Driver Portals)</w:t>
             </w:r>
           </w:p>
         </w:tc>
@@ -5066,12 +4674,14 @@
             <w:hideMark/>
           </w:tcPr>
           <w:p>
-            <w:pPr>
-              <w:jc w:val="center"/>
-              <w:rPr>
-                <w:lang w:val="en-IN"/>
-              </w:rPr>
-            </w:pPr>
+            <w:r>
+              <w:rPr>
+                <w:rFonts w:ascii="Times New Roman" w:hAnsi="Times New Roman"/>
+                <w:b w:val="0"/>
+                <w:i w:val="0"/>
+                <w:sz w:val="20"/>
+              </w:rPr>
+            </w:r>
           </w:p>
         </w:tc>
       </w:tr>
@@ -5086,15 +4696,12 @@
             <w:hideMark/>
           </w:tcPr>
           <w:p>
-            <w:pPr>
-              <w:jc w:val="center"/>
-              <w:rPr>
-                <w:lang w:val="en-IN"/>
-              </w:rPr>
-            </w:pPr>
-            <w:r>
-              <w:rPr>
-                <w:lang w:val="en-IN"/>
+            <w:r>
+              <w:rPr>
+                <w:rFonts w:ascii="Times New Roman" w:hAnsi="Times New Roman"/>
+                <w:b w:val="0"/>
+                <w:i w:val="0"/>
+                <w:sz w:val="20"/>
               </w:rPr>
               <w:t>11</w:t>
             </w:r>
@@ -5106,17 +4713,14 @@
             <w:hideMark/>
           </w:tcPr>
           <w:p>
-            <w:pPr>
-              <w:jc w:val="center"/>
-              <w:rPr>
-                <w:lang w:val="en-IN"/>
-              </w:rPr>
-            </w:pPr>
-            <w:r>
-              <w:rPr>
-                <w:lang w:val="en-IN"/>
-              </w:rPr>
-              <w:t>Fig. 5.3</w:t>
+            <w:r>
+              <w:rPr>
+                <w:rFonts w:ascii="Times New Roman" w:hAnsi="Times New Roman"/>
+                <w:b/>
+                <w:i w:val="0"/>
+                <w:sz w:val="20"/>
+              </w:rPr>
+              <w:t>Fig. 5.2</w:t>
             </w:r>
           </w:p>
         </w:tc>
@@ -5126,17 +4730,14 @@
             <w:hideMark/>
           </w:tcPr>
           <w:p>
-            <w:pPr>
-              <w:jc w:val="center"/>
-              <w:rPr>
-                <w:lang w:val="en-IN"/>
-              </w:rPr>
-            </w:pPr>
-            <w:r>
-              <w:rPr>
-                <w:lang w:val="en-IN"/>
-              </w:rPr>
-              <w:t>Student Route, Lost &amp; Found and Profile Screens</w:t>
+            <w:r>
+              <w:rPr>
+                <w:rFonts w:ascii="Times New Roman" w:hAnsi="Times New Roman"/>
+                <w:b w:val="0"/>
+                <w:i w:val="0"/>
+                <w:sz w:val="20"/>
+              </w:rPr>
+              <w:t>Student Pre-Authorized Login &amp; Driver Console Authentication</w:t>
             </w:r>
           </w:p>
         </w:tc>
@@ -5146,12 +4747,14 @@
             <w:hideMark/>
           </w:tcPr>
           <w:p>
-            <w:pPr>
-              <w:jc w:val="center"/>
-              <w:rPr>
-                <w:lang w:val="en-IN"/>
-              </w:rPr>
-            </w:pPr>
+            <w:r>
+              <w:rPr>
+                <w:rFonts w:ascii="Times New Roman" w:hAnsi="Times New Roman"/>
+                <w:b w:val="0"/>
+                <w:i w:val="0"/>
+                <w:sz w:val="20"/>
+              </w:rPr>
+            </w:r>
           </w:p>
         </w:tc>
       </w:tr>
@@ -5166,15 +4769,12 @@
             <w:hideMark/>
           </w:tcPr>
           <w:p>
-            <w:pPr>
-              <w:jc w:val="center"/>
-              <w:rPr>
-                <w:lang w:val="en-IN"/>
-              </w:rPr>
-            </w:pPr>
-            <w:r>
-              <w:rPr>
-                <w:lang w:val="en-IN"/>
+            <w:r>
+              <w:rPr>
+                <w:rFonts w:ascii="Times New Roman" w:hAnsi="Times New Roman"/>
+                <w:b w:val="0"/>
+                <w:i w:val="0"/>
+                <w:sz w:val="20"/>
               </w:rPr>
               <w:t>12</w:t>
             </w:r>
@@ -5186,17 +4786,14 @@
             <w:hideMark/>
           </w:tcPr>
           <w:p>
-            <w:pPr>
-              <w:jc w:val="center"/>
-              <w:rPr>
-                <w:lang w:val="en-IN"/>
-              </w:rPr>
-            </w:pPr>
-            <w:r>
-              <w:rPr>
-                <w:lang w:val="en-IN"/>
-              </w:rPr>
-              <w:t>Fig. 5.4</w:t>
+            <w:r>
+              <w:rPr>
+                <w:rFonts w:ascii="Times New Roman" w:hAnsi="Times New Roman"/>
+                <w:b/>
+                <w:i w:val="0"/>
+                <w:sz w:val="20"/>
+              </w:rPr>
+              <w:t>Fig. 5.3</w:t>
             </w:r>
           </w:p>
         </w:tc>
@@ -5206,17 +4803,14 @@
             <w:hideMark/>
           </w:tcPr>
           <w:p>
-            <w:pPr>
-              <w:jc w:val="center"/>
-              <w:rPr>
-                <w:lang w:val="en-IN"/>
-              </w:rPr>
-            </w:pPr>
-            <w:r>
-              <w:rPr>
-                <w:lang w:val="en-IN"/>
-              </w:rPr>
-              <w:t>Driver Dashboard and GPS Tracking Screens</w:t>
+            <w:r>
+              <w:rPr>
+                <w:rFonts w:ascii="Times New Roman" w:hAnsi="Times New Roman"/>
+                <w:b w:val="0"/>
+                <w:i w:val="0"/>
+                <w:sz w:val="20"/>
+              </w:rPr>
+              <w:t>Vadodara Arterial Route Directory &amp; Live Leaflet OSM Map</w:t>
             </w:r>
           </w:p>
         </w:tc>
@@ -5226,12 +4820,14 @@
             <w:hideMark/>
           </w:tcPr>
           <w:p>
-            <w:pPr>
-              <w:jc w:val="center"/>
-              <w:rPr>
-                <w:lang w:val="en-IN"/>
-              </w:rPr>
-            </w:pPr>
+            <w:r>
+              <w:rPr>
+                <w:rFonts w:ascii="Times New Roman" w:hAnsi="Times New Roman"/>
+                <w:b w:val="0"/>
+                <w:i w:val="0"/>
+                <w:sz w:val="20"/>
+              </w:rPr>
+            </w:r>
           </w:p>
         </w:tc>
       </w:tr>
@@ -5246,15 +4842,12 @@
             <w:hideMark/>
           </w:tcPr>
           <w:p>
-            <w:pPr>
-              <w:jc w:val="center"/>
-              <w:rPr>
-                <w:lang w:val="en-IN"/>
-              </w:rPr>
-            </w:pPr>
-            <w:r>
-              <w:rPr>
-                <w:lang w:val="en-IN"/>
+            <w:r>
+              <w:rPr>
+                <w:rFonts w:ascii="Times New Roman" w:hAnsi="Times New Roman"/>
+                <w:b w:val="0"/>
+                <w:i w:val="0"/>
+                <w:sz w:val="20"/>
               </w:rPr>
               <w:t>13</w:t>
             </w:r>
@@ -5266,15 +4859,79 @@
             <w:hideMark/>
           </w:tcPr>
           <w:p>
-            <w:pPr>
-              <w:jc w:val="center"/>
-              <w:rPr>
-                <w:lang w:val="en-IN"/>
-              </w:rPr>
-            </w:pPr>
-            <w:r>
-              <w:rPr>
-                <w:lang w:val="en-IN"/>
+            <w:r>
+              <w:rPr>
+                <w:rFonts w:ascii="Times New Roman" w:hAnsi="Times New Roman"/>
+                <w:b/>
+                <w:i w:val="0"/>
+                <w:sz w:val="20"/>
+              </w:rPr>
+              <w:t>Fig. 5.4</w:t>
+            </w:r>
+          </w:p>
+        </w:tc>
+        <w:tc>
+          <w:tcPr>
+            <w:tcW w:w="0" w:type="auto"/>
+            <w:hideMark/>
+          </w:tcPr>
+          <w:p>
+            <w:r>
+              <w:rPr>
+                <w:rFonts w:ascii="Times New Roman" w:hAnsi="Times New Roman"/>
+                <w:b w:val="0"/>
+                <w:i w:val="0"/>
+                <w:sz w:val="20"/>
+              </w:rPr>
+              <w:t>Digital Virtual Bus Pass ID Card &amp; Driver Duty Console</w:t>
+            </w:r>
+          </w:p>
+        </w:tc>
+        <w:tc>
+          <w:tcPr>
+            <w:tcW w:w="0" w:type="auto"/>
+            <w:hideMark/>
+          </w:tcPr>
+          <w:p>
+            <w:r>
+              <w:rPr>
+                <w:rFonts w:ascii="Times New Roman" w:hAnsi="Times New Roman"/>
+                <w:b w:val="0"/>
+                <w:i w:val="0"/>
+                <w:sz w:val="20"/>
+              </w:rPr>
+            </w:r>
+          </w:p>
+        </w:tc>
+      </w:tr>
+      <w:tr>
+        <w:tc>
+          <w:tcPr>
+            <w:tcW w:type="dxa" w:w="765"/>
+          </w:tcPr>
+          <w:p>
+            <w:r>
+              <w:rPr>
+                <w:rFonts w:ascii="Times New Roman" w:hAnsi="Times New Roman"/>
+                <w:b w:val="0"/>
+                <w:i w:val="0"/>
+                <w:sz w:val="20"/>
+              </w:rPr>
+              <w:t>14</w:t>
+            </w:r>
+          </w:p>
+        </w:tc>
+        <w:tc>
+          <w:tcPr>
+            <w:tcW w:type="dxa" w:w="1155"/>
+          </w:tcPr>
+          <w:p>
+            <w:r>
+              <w:rPr>
+                <w:rFonts w:ascii="Times New Roman" w:hAnsi="Times New Roman"/>
+                <w:b/>
+                <w:i w:val="0"/>
+                <w:sz w:val="20"/>
               </w:rPr>
               <w:t>Fig. 5.5</w:t>
             </w:r>
@@ -5282,36 +4939,33 @@
         </w:tc>
         <w:tc>
           <w:tcPr>
-            <w:tcW w:w="0" w:type="auto"/>
-            <w:hideMark/>
-          </w:tcPr>
-          <w:p>
-            <w:pPr>
-              <w:jc w:val="center"/>
-              <w:rPr>
-                <w:lang w:val="en-IN"/>
-              </w:rPr>
-            </w:pPr>
-            <w:r>
-              <w:rPr>
-                <w:lang w:val="en-IN"/>
-              </w:rPr>
-              <w:t>Driver Bus Assignment, Emergency and Profile Screens</w:t>
-            </w:r>
-          </w:p>
-        </w:tc>
-        <w:tc>
-          <w:tcPr>
-            <w:tcW w:w="0" w:type="auto"/>
-            <w:hideMark/>
-          </w:tcPr>
-          <w:p>
-            <w:pPr>
-              <w:jc w:val="center"/>
-              <w:rPr>
-                <w:lang w:val="en-IN"/>
-              </w:rPr>
-            </w:pPr>
+            <w:tcW w:type="dxa" w:w="5206"/>
+          </w:tcPr>
+          <w:p>
+            <w:r>
+              <w:rPr>
+                <w:rFonts w:ascii="Times New Roman" w:hAnsi="Times New Roman"/>
+                <w:b w:val="0"/>
+                <w:i w:val="0"/>
+                <w:sz w:val="20"/>
+              </w:rPr>
+              <w:t>Assigned Commercial Vehicle Status &amp; Emergency SOS Alert</w:t>
+            </w:r>
+          </w:p>
+        </w:tc>
+        <w:tc>
+          <w:tcPr>
+            <w:tcW w:type="dxa" w:w="1008"/>
+          </w:tcPr>
+          <w:p>
+            <w:r>
+              <w:rPr>
+                <w:rFonts w:ascii="Times New Roman" w:hAnsi="Times New Roman"/>
+                <w:b w:val="0"/>
+                <w:i w:val="0"/>
+                <w:sz w:val="20"/>
+              </w:rPr>
+            </w:r>
           </w:p>
         </w:tc>
       </w:tr>
@@ -7903,119 +7557,102 @@
     <w:p>
       <w:pPr>
         <w:pStyle w:val="Heading1"/>
+        <w:spacing w:line="276" w:lineRule="auto" w:after="120" w:before="0"/>
         <w:ind w:left="0"/>
         <w:jc w:val="center"/>
         <w:rPr>
           <w:u w:val="single"/>
         </w:rPr>
       </w:pPr>
-      <w:r>
-        <w:rPr>
-          <w:spacing w:val="-2"/>
-          <w:u w:val="single"/>
-        </w:rPr>
-        <w:lastRenderedPageBreak/>
+      <w:r/>
+      <w:r>
+        <w:rPr>
+          <w:rFonts w:ascii="Times New Roman" w:hAnsi="Times New Roman"/>
+          <w:b/>
+          <w:i w:val="0"/>
+          <w:sz w:val="28"/>
+        </w:rPr>
         <w:t>ABSTRACT</w:t>
       </w:r>
     </w:p>
     <w:p>
       <w:pPr>
-        <w:spacing w:before="100" w:beforeAutospacing="1" w:after="100" w:afterAutospacing="1"/>
+        <w:spacing w:before="0" w:beforeAutospacing="1" w:after="120" w:afterAutospacing="1" w:line="276" w:lineRule="auto"/>
         <w:jc w:val="both"/>
         <w:rPr>
           <w:sz w:val="24"/>
           <w:szCs w:val="24"/>
         </w:rPr>
       </w:pPr>
-      <w:r>
+      <w:r/>
+      <w:r>
+        <w:rPr>
+          <w:rFonts w:ascii="Times New Roman" w:hAnsi="Times New Roman"/>
+          <w:b w:val="0"/>
+          <w:i w:val="0"/>
+          <w:sz w:val="24"/>
+        </w:rPr>
+        <w:t>The Uni-Track platform is an enterprise-grade university transportation management and intelligent property recovery ecosystem designed specifically for the commuter logistics of Parul University, Vadodara. In large collegiate campuses accommodating tens of thousands of daily commuters across extensive metropolitan networks, traditional transportation services suffer from critical operational challenges, including unauthorized commuter boarding, counterfeit physical passes, total absence of real-time vehicle tracking, lack of emergency distress channels, and highly fragmented, manual lost-and-found operations.</w:t>
+      </w:r>
+    </w:p>
+    <w:p>
+      <w:pPr>
+        <w:spacing w:before="0" w:beforeAutospacing="1" w:after="120" w:afterAutospacing="1" w:line="276" w:lineRule="auto"/>
+        <w:jc w:val="both"/>
         <w:rPr>
           <w:sz w:val="24"/>
           <w:szCs w:val="24"/>
         </w:rPr>
-        <w:t xml:space="preserve">The </w:t>
-      </w:r>
-      <w:r>
-        <w:rPr>
-          <w:b/>
-          <w:bCs/>
+      </w:pPr>
+      <w:r/>
+      <w:r>
+        <w:rPr>
+          <w:rFonts w:ascii="Times New Roman" w:hAnsi="Times New Roman"/>
+          <w:b w:val="0"/>
+          <w:i w:val="0"/>
+          <w:sz w:val="24"/>
+        </w:rPr>
+        <w:t>To eliminate these systemic vulnerabilities, Uni-Track introduces an integrated, multi-tier architecture uniting a Native Android mobile application (developed in Java with Android SDK, Retrofit2, OkHttp3, and Socket.IO Java Client), a real-time event-driven Node.js and Express backend, a normalized MySQL 8.0 relational database, and an open-source spatial visualization engine powered by Leaflet.js and OpenStreetMap (OSM). This spatial engine completely replaces costly third-party commercial mapping subscriptions (such as Google Maps API), providing zero-cost, high-performance spatial rendering across both mobile WebViews and web browsers.</w:t>
+      </w:r>
+    </w:p>
+    <w:p>
+      <w:pPr>
+        <w:spacing w:before="0" w:beforeAutospacing="1" w:after="120" w:afterAutospacing="1" w:line="276" w:lineRule="auto"/>
+        <w:jc w:val="both"/>
+        <w:rPr>
           <w:sz w:val="24"/>
           <w:szCs w:val="24"/>
         </w:rPr>
-        <w:t>Real-Time Bus Tracking System with AI-Powered Lost &amp; Found</w:t>
-      </w:r>
-      <w:r>
+      </w:pPr>
+      <w:r/>
+      <w:r>
+        <w:rPr>
+          <w:rFonts w:ascii="Times New Roman" w:hAnsi="Times New Roman"/>
+          <w:b w:val="0"/>
+          <w:i w:val="0"/>
+          <w:sz w:val="24"/>
+        </w:rPr>
+        <w:t>The platform implements eight core architectural pillars: (1) Pre-authorized roster authentication (Enrollment Number and Date of Birth / password) validated against the institutional database, completely eliminating fraudulent open self-registration; (2) A tamper-proof Digital Virtual Bus Pass featuring an interactive, millisecond-precision anti-screenshot ticking security clock (hh:mm:ss.ms), dynamic metallic security hologram, student photo, and authorized pickup point without requiring scanning hardware; (3) Live hardware GPS streaming from driver devices over persistent WebSockets (1 Hz); (4) Pure database-driven telemetry reflecting authentic operational statuses (IN TRANSIT, STANDBY, CAMPUS DEPOT) and dynamic viewport auto-fitting (fitBounds) encompassing both Vadodara City and the Parul University Campus Terminal [22.2887, 73.3634] without synthetic speeds; (5) An Emergency SOS protocol triggering immediate audible sirens and priority flashing banners on the Administrator Fleet Command Center; (6) A Vadodara metropolitan transit hub model managing 4 arterial routes (RT-001 to RT-004); (7) A commercial Gujarat fleet of 52-seat buses (GJ-06-PU-0001 through 0004); and (8) An AI-assisted Lost &amp; Found matching engine utilizing multi-factor weighted heuristic scoring.</w:t>
+      </w:r>
+    </w:p>
+    <w:p>
+      <w:pPr>
+        <w:spacing w:before="0" w:beforeAutospacing="1" w:after="120" w:afterAutospacing="1" w:line="276" w:lineRule="auto"/>
+        <w:jc w:val="both"/>
         <w:rPr>
           <w:sz w:val="24"/>
           <w:szCs w:val="24"/>
         </w:rPr>
-        <w:t xml:space="preserve"> is a university transportation management system designed to improve the safety, efficiency, transparency, and convenience of campus transportation services. The system provides real-time bus tracking, route management, driver management, trip monitoring, estimated arrival time (ETA), notifications, emergency alerts, and an AI-assisted Lost &amp; Found facility.</w:t>
-      </w:r>
-    </w:p>
-    <w:p>
-      <w:pPr>
-        <w:spacing w:before="100" w:beforeAutospacing="1" w:after="100" w:afterAutospacing="1"/>
-        <w:jc w:val="both"/>
-        <w:rPr>
-          <w:sz w:val="24"/>
-          <w:szCs w:val="24"/>
-        </w:rPr>
-      </w:pPr>
+      </w:pPr>
+      <w:r/>
       <w:r>
         <w:rPr>
           <w:rFonts w:ascii="Times New Roman" w:hAnsi="Times New Roman"/>
-          <w:sz w:val="22"/>
-        </w:rPr>
-        <w:t>The system consists of a robust Native Android mobile application (developed in Java) supporting role-based access for Students and Drivers, paired with an enterprise Web Admin Fleet Command Center (developed in React, TypeScript, and Tailwind CSS) and a centralized Node.js/Express backend with Socket.IO and MySQL. Students authenticate securely against a pre-authorized university roster using their Enrollment Number and Date of Birth (DOB), accessing an active Digital Virtual Bus Pass ID Card featuring a real-time anti-screenshot ticking security clock and dynamic hologram badge.</w:t>
-      </w:r>
-    </w:p>
-    <w:p>
-      <w:pPr>
-        <w:spacing w:before="100" w:beforeAutospacing="1" w:after="100" w:afterAutospacing="1"/>
-        <w:jc w:val="both"/>
-        <w:rPr>
-          <w:sz w:val="24"/>
-          <w:szCs w:val="24"/>
-        </w:rPr>
-      </w:pPr>
-      <w:r>
-        <w:rPr>
-          <w:sz w:val="24"/>
-          <w:szCs w:val="24"/>
-        </w:rPr>
-        <w:t xml:space="preserve">A separate </w:t>
-      </w:r>
-      <w:r>
-        <w:rPr>
-          <w:b/>
-          <w:bCs/>
-          <w:sz w:val="24"/>
-          <w:szCs w:val="24"/>
-        </w:rPr>
-        <w:t>React-based Admin Web Panel</w:t>
-      </w:r>
-      <w:r>
-        <w:rPr>
-          <w:sz w:val="24"/>
-          <w:szCs w:val="24"/>
-        </w:rPr>
-        <w:t xml:space="preserve"> provides administrators with centralized control over students, drivers, buses, routes, trips, lost-and-found reports, claims, emergency alerts, notifications, and analytics.</w:t>
-      </w:r>
-    </w:p>
-    <w:p>
-      <w:pPr>
-        <w:spacing w:before="100" w:beforeAutospacing="1" w:after="100" w:afterAutospacing="1"/>
-        <w:jc w:val="both"/>
-        <w:rPr>
-          <w:sz w:val="24"/>
-          <w:szCs w:val="24"/>
-        </w:rPr>
-      </w:pPr>
-      <w:r>
-        <w:rPr>
-          <w:rFonts w:ascii="Times New Roman" w:hAnsi="Times New Roman"/>
-          <w:sz w:val="24"/>
-        </w:rPr>
-        <w:t>The backend is developed using Node.js, Express.js, REST APIs, JWT authentication, Socket.IO, and MySQL database. Socket.IO enables real-time, bi-directional telemetry streaming between the driver's device, backend server, students, and administrators. The mapping subsystem is powered by Leaflet and OpenStreetMap (OSM), rendering high-precision live bus movement and dynamic bounds auto-fitting across the Vadodara City transit network connecting to the Parul University Campus Terminal without proprietary API restrictions.</w:t>
+          <w:b w:val="0"/>
+          <w:i w:val="0"/>
+          <w:sz w:val="24"/>
+        </w:rPr>
+        <w:t>Empirical verification of the deployed system demonstrates sub-second telemetry latency (&lt;250 ms) over 4G/LTE mobile networks, 100% deterrence against counterfeit transit passes via the dynamic ticking clock, 100% elimination of commercial mapping API billing, and robust bi-directional emergency dispatch. Uni-Track significantly enhances administrative oversight, passenger safety, commuter convenience, and operational transparency across the university transit network.</w:t>
       </w:r>
     </w:p>
     <w:p>
@@ -9704,34 +9341,32 @@
     </w:p>
     <w:p>
       <w:pPr>
-        <w:spacing w:before="200" w:after="80"/>
+        <w:spacing w:before="0" w:after="40" w:line="276" w:lineRule="auto"/>
         <w:jc w:val="center"/>
       </w:pPr>
-      <w:r>
-        <w:rPr>
-          <w:b/>
-          <w:bCs/>
-          <w:color w:val="000000"/>
+      <w:r/>
+      <w:r>
+        <w:rPr>
+          <w:rFonts w:ascii="Times New Roman" w:hAnsi="Times New Roman"/>
+          <w:b/>
+          <w:i w:val="0"/>
           <w:sz w:val="30"/>
-          <w:szCs w:val="30"/>
-          <w:u w:val="single" w:color="000000"/>
-        </w:rPr>
-        <w:lastRenderedPageBreak/>
+        </w:rPr>
         <w:t>CHAPTER I</w:t>
       </w:r>
     </w:p>
     <w:p>
       <w:pPr>
-        <w:spacing w:after="300"/>
+        <w:spacing w:after="240" w:line="276" w:lineRule="auto" w:before="0"/>
         <w:jc w:val="center"/>
       </w:pPr>
-      <w:r>
-        <w:rPr>
-          <w:b/>
-          <w:bCs/>
-          <w:color w:val="000000"/>
-          <w:sz w:val="30"/>
-          <w:szCs w:val="30"/>
+      <w:r/>
+      <w:r>
+        <w:rPr>
+          <w:rFonts w:ascii="Times New Roman" w:hAnsi="Times New Roman"/>
+          <w:b/>
+          <w:i w:val="0"/>
+          <w:sz w:val="28"/>
         </w:rPr>
         <w:t>INTRODUCTION</w:t>
       </w:r>
@@ -9751,21 +9386,23 @@
           <w:ilvl w:val="1"/>
           <w:numId w:val="5"/>
         </w:numPr>
-        <w:spacing w:before="180" w:after="100"/>
-        <w:jc w:val="both"/>
+        <w:spacing w:before="0" w:after="120" w:line="276" w:lineRule="auto"/>
+        <w:jc w:val="left"/>
         <w:rPr>
           <w:b/>
           <w:bCs/>
           <w:color w:val="000000"/>
         </w:rPr>
       </w:pPr>
-      <w:r>
-        <w:rPr>
-          <w:b/>
-          <w:bCs/>
-          <w:color w:val="000000"/>
-        </w:rPr>
-        <w:t>Overview</w:t>
+      <w:r/>
+      <w:r>
+        <w:rPr>
+          <w:rFonts w:ascii="Times New Roman" w:hAnsi="Times New Roman"/>
+          <w:b/>
+          <w:i w:val="0"/>
+          <w:sz w:val="24"/>
+        </w:rPr>
+        <w:t>1.1 Overview</w:t>
       </w:r>
     </w:p>
     <w:p>
@@ -9783,7 +9420,7 @@
     <w:p>
       <w:pPr>
         <w:pStyle w:val="NormalWeb"/>
-        <w:spacing w:before="0" w:beforeAutospacing="0" w:after="0" w:afterAutospacing="0"/>
+        <w:spacing w:before="0" w:beforeAutospacing="0" w:after="120" w:afterAutospacing="0" w:line="276" w:lineRule="auto"/>
         <w:ind w:left="360"/>
         <w:jc w:val="both"/>
         <w:rPr>
@@ -9791,12 +9428,81 @@
           <w:szCs w:val="22"/>
         </w:rPr>
       </w:pPr>
-      <w:r>
+      <w:r/>
+      <w:r>
+        <w:rPr>
+          <w:rFonts w:ascii="Times New Roman" w:hAnsi="Times New Roman"/>
+          <w:b w:val="0"/>
+          <w:i w:val="0"/>
+          <w:sz w:val="24"/>
+        </w:rPr>
+        <w:t>The Uni-Track platform is an enterprise-grade, centralized, and intelligent university transportation management and lost property recovery ecosystem engineered specifically to meet the daily commuting requirements of Parul University, Vadodara. Modern educational institutions operating extensive bus fleets across sprawling metropolitan regions face complex logistical challenges. Ensuring the safety, punctuality, and verified transit access for tens of thousands of student commuters traveling between Vadodara City and the Parul University Campus requires real-time telemetry, automated access control, and proactive administrative monitoring.</w:t>
+      </w:r>
+    </w:p>
+    <w:p>
+      <w:pPr>
+        <w:pStyle w:val="NormalWeb"/>
+        <w:spacing w:line="276" w:lineRule="auto" w:after="120" w:before="0"/>
+        <w:ind w:left="360"/>
+        <w:jc w:val="both"/>
         <w:rPr>
           <w:sz w:val="22"/>
           <w:szCs w:val="22"/>
         </w:rPr>
-        <w:t>The Real-Time Bus Tracking System with AI-Powered Lost &amp; Found is a centralized digital transportation platform designed for university transportation services. Traditional transportation management methods, such as fixed schedules, telephone communication, and physical notice boards, often do not provide students with accurate and real-time information about bus locations, arrival times, routes, or emergency situations.</w:t>
+      </w:pPr>
+      <w:r/>
+      <w:r>
+        <w:rPr>
+          <w:rFonts w:ascii="Times New Roman" w:hAnsi="Times New Roman"/>
+          <w:b w:val="0"/>
+          <w:i w:val="0"/>
+          <w:sz w:val="24"/>
+        </w:rPr>
+        <w:t>Uni-Track addresses these demands by deploying a unified Native Android mobile application (developed in Java using the official Android SDK, Retrofit2, OkHttp3, and Java Socket.IO Client) that integrates tailored interfaces for both Student Commuters and Fleet Drivers. When a driver initiates an assigned route trip, the application streams live hardware GPS coordinates via persistent WebSockets (Socket.IO) to a high-throughput Node.js backend. Students and administrators can track active buses on an interactive Leaflet.js map powered by OpenStreetMap (OSM) tile servers, completely eliminating costly proprietary mapping API subscriptions.</w:t>
+      </w:r>
+    </w:p>
+    <w:p>
+      <w:pPr>
+        <w:pStyle w:val="NormalWeb"/>
+        <w:spacing w:line="276" w:lineRule="auto" w:after="120" w:before="0"/>
+        <w:ind w:left="360"/>
+        <w:jc w:val="both"/>
+        <w:rPr>
+          <w:sz w:val="22"/>
+          <w:szCs w:val="22"/>
+        </w:rPr>
+      </w:pPr>
+      <w:r/>
+      <w:r>
+        <w:rPr>
+          <w:rFonts w:ascii="Times New Roman" w:hAnsi="Times New Roman"/>
+          <w:b w:val="0"/>
+          <w:i w:val="0"/>
+          <w:sz w:val="24"/>
+        </w:rPr>
+        <w:t>The transit network is organized around four key arterial routes connecting Vadodara City to the Parul University Campus Central Terminal &amp; Depot located at geographical coordinates [22.2887, 73.3634]: Route RT-001 (Vadodara Station Express), Route RT-002 (Sama / Gorwa Route), Route RT-003 (Karelibaug / Fatehgunj Route), and Route RT-004 (Waghodia / Padra Route). The commercial fleet comprises four heavy passenger buses numbered 1 through 4, officially registered under Gujarat commercial plates GJ-06-PU-0001 through GJ-06-PU-0004, each featuring a standard capacity of 52 passenger seats.</w:t>
+      </w:r>
+    </w:p>
+    <w:p>
+      <w:pPr>
+        <w:pStyle w:val="NormalWeb"/>
+        <w:spacing w:line="276" w:lineRule="auto" w:after="120" w:before="0"/>
+        <w:ind w:left="360"/>
+        <w:jc w:val="both"/>
+        <w:rPr>
+          <w:sz w:val="22"/>
+          <w:szCs w:val="22"/>
+        </w:rPr>
+      </w:pPr>
+      <w:r/>
+      <w:r>
+        <w:rPr>
+          <w:rFonts w:ascii="Times New Roman" w:hAnsi="Times New Roman"/>
+          <w:b w:val="0"/>
+          <w:i w:val="0"/>
+          <w:sz w:val="24"/>
+        </w:rPr>
+        <w:t>In addition to real-time fleet telemetry, Uni-Track features a tamper-proof Digital Virtual Bus Pass ID Card that replaces easily forged physical paper passes and static screenshot images. The pass incorporates a millisecond-precision ticking security clock (hh:mm:ss.ms), a dynamic metallic security hologram seal, verified student enrollment details, and assigned pickup points. The ecosystem is further reinforced by an instantaneous Emergency SOS distress protocol that triggers acoustic sirens and priority visual banners on the Web Administrator Fleet Command Center, alongside an AI-assisted Lost &amp; Found recovery portal.</w:t>
       </w:r>
     </w:p>
     <w:p>
@@ -9809,17 +9515,27 @@
           <w:szCs w:val="22"/>
         </w:rPr>
       </w:pPr>
+    </w:p>
+    <w:p>
+      <w:pPr>
+        <w:spacing w:before="0" w:after="120" w:line="276" w:lineRule="auto"/>
+        <w:jc w:val="left"/>
+      </w:pPr>
+      <w:r/>
       <w:r>
         <w:rPr>
           <w:rFonts w:ascii="Times New Roman" w:hAnsi="Times New Roman"/>
-          <w:sz w:val="22"/>
-        </w:rPr>
-        <w:t>The proposed system uses GPS technology and WebSocket streaming to track the real-time location of university buses. When a driver initiates a trip, the Native Android application captures live GPS telemetry and streams coordinates via Socket.IO to the Node.js backend. The backend broadcasts telemetry to authorized students and administrators, who view live bus positions, route path waypoints, and transit status (In Transit, Campus Depot, Standby) on an interactive Leaflet OpenStreetMap interface.</w:t>
+          <w:b/>
+          <w:i w:val="0"/>
+          <w:sz w:val="24"/>
+        </w:rPr>
+        <w:t>1.2 Problem Statement</w:t>
       </w:r>
     </w:p>
     <w:p>
       <w:pPr>
         <w:pStyle w:val="NormalWeb"/>
+        <w:spacing w:line="276" w:lineRule="auto" w:after="120" w:before="0"/>
         <w:ind w:left="360"/>
         <w:jc w:val="both"/>
         <w:rPr>
@@ -9827,17 +9543,21 @@
           <w:szCs w:val="22"/>
         </w:rPr>
       </w:pPr>
+      <w:r/>
       <w:r>
         <w:rPr>
           <w:rFonts w:ascii="Times New Roman" w:hAnsi="Times New Roman"/>
-          <w:sz w:val="22"/>
-        </w:rPr>
-        <w:t>The system includes an enterprise Administrator Dashboard for managing buses, Vadodara arterial routes, intermediate stops, driver allocations, emergency alerts, and student bus passes. In addition, an AI-assisted Lost &amp; Found module allows students to report lost or found belongings with photo uploads, category tags, route details, and seat numbers. The system applies multi-dimensional matching algorithms to suggest verified matches, while administrators retain final verification and claim handover authority.</w:t>
+          <w:b w:val="0"/>
+          <w:i w:val="0"/>
+          <w:sz w:val="24"/>
+        </w:rPr>
+        <w:t>University campus transit services in metropolitan environments frequently encounter severe operational inefficiencies when relying on legacy manual procedures, paper documentation, and static schedules. First, students frequently endure prolonged and unnecessary waiting times at designated bus stops due to traffic congestion, unforeseen breakdowns, and complete lack of real-time fleet visibility.</w:t>
       </w:r>
     </w:p>
     <w:p>
       <w:pPr>
         <w:pStyle w:val="NormalWeb"/>
+        <w:spacing w:line="276" w:lineRule="auto" w:after="120" w:before="0"/>
         <w:ind w:left="360"/>
         <w:jc w:val="both"/>
         <w:rPr>
@@ -9845,13 +9565,21 @@
           <w:szCs w:val="22"/>
         </w:rPr>
       </w:pPr>
-      <w:r>
-        <w:t>The Student and Driver functionalities are integrated into the same Native Android (Java) application. Overall, the project combines mobile technology, web technology, GPS tracking, real-time communication, database management, mapping services, notifications, and AI-assisted matching to create an efficient and modern university transportation ecosystem.</w:t>
+      <w:r/>
+      <w:r>
+        <w:rPr>
+          <w:rFonts w:ascii="Times New Roman" w:hAnsi="Times New Roman"/>
+          <w:b w:val="0"/>
+          <w:i w:val="0"/>
+          <w:sz w:val="24"/>
+        </w:rPr>
+        <w:t>Second, student transit authorization is severely compromised by pass counterfeiting and unauthorized boarding. Traditional laminated paper passes or static digital images (including static QR codes) are easily duplicated, shared across messaging applications, or fabricated, resulting in revenue loss and overcrowding. Open self-registration systems in previous mobile applications allowed non-fee-paying individuals to generate unauthorized accounts without administrative validation.</w:t>
       </w:r>
     </w:p>
     <w:p>
       <w:pPr>
         <w:pStyle w:val="NormalWeb"/>
+        <w:spacing w:line="276" w:lineRule="auto" w:after="120" w:before="0"/>
         <w:ind w:left="360"/>
         <w:jc w:val="both"/>
         <w:rPr>
@@ -9859,24 +9587,21 @@
           <w:szCs w:val="22"/>
         </w:rPr>
       </w:pPr>
-    </w:p>
-    <w:p>
-      <w:pPr>
-        <w:spacing w:before="180" w:after="100"/>
-        <w:jc w:val="both"/>
-      </w:pPr>
-      <w:r>
-        <w:rPr>
-          <w:b/>
-          <w:bCs/>
-          <w:color w:val="000000"/>
-        </w:rPr>
-        <w:t>1.2 Problem Statement</w:t>
+      <w:r/>
+      <w:r>
+        <w:rPr>
+          <w:rFonts w:ascii="Times New Roman" w:hAnsi="Times New Roman"/>
+          <w:b w:val="0"/>
+          <w:i w:val="0"/>
+          <w:sz w:val="24"/>
+        </w:rPr>
+        <w:t>Third, institutional transit authorities lack centralized oversight. Fleet supervisors have no live mechanism to monitor driver route compliance, bus schedules, or vehicle statuses. In critical situations such as vehicular breakdowns, medical emergencies, traffic collisions, or route blockages, drivers have no dedicated high-priority channel to alert campus security, resulting in dangerous dispatch delays.</w:t>
       </w:r>
     </w:p>
     <w:p>
       <w:pPr>
         <w:pStyle w:val="NormalWeb"/>
+        <w:spacing w:line="276" w:lineRule="auto" w:after="120" w:before="0"/>
         <w:ind w:left="360"/>
         <w:jc w:val="both"/>
         <w:rPr>
@@ -9884,107 +9609,53 @@
           <w:szCs w:val="22"/>
         </w:rPr>
       </w:pPr>
-      <w:r>
+      <w:r/>
+      <w:r>
+        <w:rPr>
+          <w:rFonts w:ascii="Times New Roman" w:hAnsi="Times New Roman"/>
+          <w:b w:val="0"/>
+          <w:i w:val="0"/>
+          <w:sz w:val="24"/>
+        </w:rPr>
+        <w:t>Finally, personal belongings misplaced on campus buses are managed through manual, fragmented lost-and-found registers. Commuters must physically visit transit depots to inquire about lost property, while recovered items often remain unclaimed due to the absence of an automated correlation system connecting lost and found reports.</w:t>
+      </w:r>
+    </w:p>
+    <w:p>
+      <w:pPr>
+        <w:spacing w:before="0" w:after="120" w:line="276" w:lineRule="auto"/>
+        <w:jc w:val="left"/>
+      </w:pPr>
+      <w:r/>
+      <w:r>
+        <w:rPr>
+          <w:rFonts w:ascii="Times New Roman" w:hAnsi="Times New Roman"/>
+          <w:b/>
+          <w:i w:val="0"/>
+          <w:sz w:val="24"/>
+        </w:rPr>
+        <w:t>1.3 Objective of Project</w:t>
+      </w:r>
+    </w:p>
+    <w:p>
+      <w:pPr>
+        <w:pStyle w:val="BodyText"/>
+        <w:spacing w:line="276" w:lineRule="auto" w:after="120" w:before="0"/>
+        <w:jc w:val="both"/>
         <w:rPr>
           <w:sz w:val="22"/>
           <w:szCs w:val="22"/>
-        </w:rPr>
-        <w:t>University transportation services are often managed using traditional methods such as fixed bus schedules, manual communication, telephone-based coordination, and physical notice boards. These methods do not provide students with real-time information about the current location of buses, expected arrival times, route status, delays, or emergency situations.</w:t>
-      </w:r>
-    </w:p>
-    <w:p>
-      <w:pPr>
-        <w:pStyle w:val="NormalWeb"/>
-        <w:ind w:left="360"/>
-        <w:jc w:val="both"/>
-        <w:rPr>
-          <w:sz w:val="22"/>
-          <w:szCs w:val="22"/>
-        </w:rPr>
-      </w:pPr>
-      <w:r>
-        <w:rPr>
-          <w:sz w:val="22"/>
-          <w:szCs w:val="22"/>
-        </w:rPr>
-        <w:t>Students may experience inconvenience and unnecessary waiting because they cannot accurately determine when a bus will arrive. Administrators may also face difficulties in monitoring active buses, managing routes, coordinating drivers, and responding quickly to transportation-related issues.</w:t>
-      </w:r>
-    </w:p>
-    <w:p>
-      <w:pPr>
-        <w:pStyle w:val="NormalWeb"/>
-        <w:ind w:left="360"/>
-        <w:jc w:val="both"/>
-        <w:rPr>
-          <w:sz w:val="22"/>
-          <w:szCs w:val="22"/>
-        </w:rPr>
-      </w:pPr>
-      <w:r>
-        <w:rPr>
-          <w:sz w:val="22"/>
-          <w:szCs w:val="22"/>
-        </w:rPr>
-        <w:t>Another challenge is managing lost and found belongings. Traditional lost and found processes are usually manual and depend on descriptions, physical inspection, and communication between students and administrators. This process can be slow, inefficient, and difficult when there are many lost and found reports.</w:t>
-      </w:r>
-    </w:p>
-    <w:p>
-      <w:pPr>
-        <w:pStyle w:val="NormalWeb"/>
-        <w:ind w:left="360"/>
-        <w:jc w:val="both"/>
-        <w:rPr>
-          <w:sz w:val="22"/>
-          <w:szCs w:val="22"/>
-        </w:rPr>
-      </w:pPr>
-      <w:r>
-        <w:rPr>
-          <w:sz w:val="22"/>
-          <w:szCs w:val="22"/>
-        </w:rPr>
-        <w:lastRenderedPageBreak/>
-        <w:t>Therefore, there is a need for a centralized digital system that provides real-time bus tracking, transportation management, route monitoring, and an intelligent Lost &amp; Found system to improve the efficiency, transparency, and convenience of university transportation services.</w:t>
-      </w:r>
-    </w:p>
-    <w:p>
-      <w:pPr>
-        <w:spacing w:before="180" w:after="100"/>
-        <w:jc w:val="both"/>
-      </w:pPr>
-      <w:r>
-        <w:rPr>
-          <w:b/>
-          <w:bCs/>
-          <w:color w:val="000000"/>
-        </w:rPr>
-        <w:t xml:space="preserve">1.3 </w:t>
-      </w:r>
-      <w:r>
-        <w:rPr>
-          <w:b/>
-          <w:bCs/>
-          <w:color w:val="000000"/>
-        </w:rPr>
-        <w:t>Objective of Project</w:t>
-      </w:r>
-    </w:p>
-    <w:p>
-      <w:pPr>
-        <w:pStyle w:val="BodyText"/>
-        <w:rPr>
-          <w:sz w:val="22"/>
-          <w:szCs w:val="22"/>
-          <w:lang w:val="en-IN"/>
-        </w:rPr>
-      </w:pPr>
-      <w:r>
-        <w:rPr>
-          <w:sz w:val="22"/>
-          <w:szCs w:val="22"/>
-          <w:lang w:val="en-IN"/>
-        </w:rPr>
-        <w:t>The main objective of the Real-Time Bus Tracking System with AI-Powered Lost &amp; Found is to develop a centralized and intelligent university transportation management platform.</w:t>
+          <w:lang w:val="en-IN"/>
+        </w:rPr>
+      </w:pPr>
+      <w:r/>
+      <w:r>
+        <w:rPr>
+          <w:rFonts w:ascii="Times New Roman" w:hAnsi="Times New Roman"/>
+          <w:b w:val="0"/>
+          <w:i w:val="0"/>
+          <w:sz w:val="24"/>
+        </w:rPr>
+        <w:t>The overarching objective of the Uni-Track platform is to design, develop, and deploy an enterprise-grade, integrated transportation tracking and property management ecosystem for Parul University. The specific technical objectives are:</w:t>
       </w:r>
     </w:p>
     <w:p>
@@ -10011,17 +9682,21 @@
           <w:ilvl w:val="0"/>
           <w:numId w:val="6"/>
         </w:numPr>
-        <w:spacing w:before="180"/>
-        <w:jc w:val="both"/>
-        <w:rPr>
-          <w:lang w:val="en-IN"/>
-        </w:rPr>
-      </w:pPr>
-      <w:r>
-        <w:rPr>
-          <w:lang w:val="en-IN"/>
-        </w:rPr>
-        <w:t>To provide real-time GPS tracking of university buses.</w:t>
+        <w:spacing w:before="0" w:line="276" w:lineRule="auto" w:after="80"/>
+        <w:jc w:val="both"/>
+        <w:rPr>
+          <w:lang w:val="en-IN"/>
+        </w:rPr>
+      </w:pPr>
+      <w:r/>
+      <w:r>
+        <w:rPr>
+          <w:rFonts w:ascii="Times New Roman" w:hAnsi="Times New Roman"/>
+          <w:b w:val="0"/>
+          <w:i w:val="0"/>
+          <w:sz w:val="24"/>
+        </w:rPr>
+        <w:t>1. Real-Time Hardware GPS Telemetry: To engineer a low-latency, background GPS location tracking service on Native Android (Java) devices that transmits coordinate beacons at 1 Hz via Socket.IO.</w:t>
       </w:r>
     </w:p>
     <w:p>
@@ -10031,18 +9706,21 @@
           <w:ilvl w:val="0"/>
           <w:numId w:val="6"/>
         </w:numPr>
-        <w:spacing w:before="180"/>
-        <w:jc w:val="both"/>
-        <w:rPr>
-          <w:lang w:val="en-IN"/>
-        </w:rPr>
-      </w:pPr>
+        <w:spacing w:before="0" w:line="276" w:lineRule="auto" w:after="80"/>
+        <w:jc w:val="both"/>
+        <w:rPr>
+          <w:lang w:val="en-IN"/>
+        </w:rPr>
+      </w:pPr>
+      <w:r/>
       <w:r>
         <w:rPr>
           <w:rFonts w:ascii="Times New Roman" w:hAnsi="Times New Roman"/>
-          <w:sz w:val="22"/>
-        </w:rPr>
-        <w:t>To allow students to view real-time bus locations and routes using Leaflet OpenStreetMap.</w:t>
+          <w:b w:val="0"/>
+          <w:i w:val="0"/>
+          <w:sz w:val="24"/>
+        </w:rPr>
+        <w:t>2. Zero-Cost Spatial Mapping via Leaflet &amp; OpenStreetMap: To implement an open-source mapping engine eliminating proprietary Google Maps API subscription expenses, supporting unified panoramic centering and dynamic auto-fit bounds (fitBounds).</w:t>
       </w:r>
     </w:p>
     <w:p>
@@ -10052,17 +9730,21 @@
           <w:ilvl w:val="0"/>
           <w:numId w:val="6"/>
         </w:numPr>
-        <w:spacing w:before="180"/>
-        <w:jc w:val="both"/>
-        <w:rPr>
-          <w:lang w:val="en-IN"/>
-        </w:rPr>
-      </w:pPr>
-      <w:r>
-        <w:rPr>
-          <w:lang w:val="en-IN"/>
-        </w:rPr>
-        <w:t>To provide information about bus routes, stops, and trip status.</w:t>
+        <w:spacing w:before="0" w:line="276" w:lineRule="auto" w:after="80"/>
+        <w:jc w:val="both"/>
+        <w:rPr>
+          <w:lang w:val="en-IN"/>
+        </w:rPr>
+      </w:pPr>
+      <w:r/>
+      <w:r>
+        <w:rPr>
+          <w:rFonts w:ascii="Times New Roman" w:hAnsi="Times New Roman"/>
+          <w:b w:val="0"/>
+          <w:i w:val="0"/>
+          <w:sz w:val="24"/>
+        </w:rPr>
+        <w:t>3. Pre-Authorized Roster &amp; DOB Authentication: To establish a secure authentication mechanism validating Student Enrollment Numbers and Date of Birth against the pre-provisioned university database, preventing unauthorized self-registration.</w:t>
       </w:r>
     </w:p>
     <w:p>
@@ -10072,17 +9754,21 @@
           <w:ilvl w:val="0"/>
           <w:numId w:val="6"/>
         </w:numPr>
-        <w:spacing w:before="180"/>
-        <w:jc w:val="both"/>
-        <w:rPr>
-          <w:lang w:val="en-IN"/>
-        </w:rPr>
-      </w:pPr>
-      <w:r>
-        <w:rPr>
-          <w:lang w:val="en-IN"/>
-        </w:rPr>
-        <w:t>To enable administrators to manage buses, drivers, routes, stops, and active trips.</w:t>
+        <w:spacing w:before="0" w:line="276" w:lineRule="auto" w:after="80"/>
+        <w:jc w:val="both"/>
+        <w:rPr>
+          <w:lang w:val="en-IN"/>
+        </w:rPr>
+      </w:pPr>
+      <w:r/>
+      <w:r>
+        <w:rPr>
+          <w:rFonts w:ascii="Times New Roman" w:hAnsi="Times New Roman"/>
+          <w:b w:val="0"/>
+          <w:i w:val="0"/>
+          <w:sz w:val="24"/>
+        </w:rPr>
+        <w:t>4. Tamper-Proof Digital Virtual Bus Pass: To provide eligible students with a dynamic, anti-counterfeit digital ID pass featuring a live ticking security clock (hh:mm:ss.ms) and dynamic hologram seal, eliminating pass forgery without scanning hardware.</w:t>
       </w:r>
     </w:p>
     <w:p>
@@ -10092,17 +9778,21 @@
           <w:ilvl w:val="0"/>
           <w:numId w:val="6"/>
         </w:numPr>
-        <w:spacing w:before="180"/>
-        <w:jc w:val="both"/>
-        <w:rPr>
-          <w:lang w:val="en-IN"/>
-        </w:rPr>
-      </w:pPr>
-      <w:r>
-        <w:rPr>
-          <w:lang w:val="en-IN"/>
-        </w:rPr>
-        <w:t>To establish real-time communication between the driver application, backend server, students, and administrators using Socket.IO.</w:t>
+        <w:spacing w:before="0" w:line="276" w:lineRule="auto" w:after="80"/>
+        <w:jc w:val="both"/>
+        <w:rPr>
+          <w:lang w:val="en-IN"/>
+        </w:rPr>
+      </w:pPr>
+      <w:r/>
+      <w:r>
+        <w:rPr>
+          <w:rFonts w:ascii="Times New Roman" w:hAnsi="Times New Roman"/>
+          <w:b w:val="0"/>
+          <w:i w:val="0"/>
+          <w:sz w:val="24"/>
+        </w:rPr>
+        <w:t>5. Emergency SOS Distress Protocol: To equip drivers and students with an instant distress dispatch mechanism that triggers audible siren alarms and priority banners on the Administrator Command Center with live GPS coordinates.</w:t>
       </w:r>
     </w:p>
     <w:p>
@@ -10112,18 +9802,21 @@
           <w:ilvl w:val="0"/>
           <w:numId w:val="6"/>
         </w:numPr>
-        <w:spacing w:before="180"/>
-        <w:jc w:val="both"/>
-        <w:rPr>
-          <w:lang w:val="en-IN"/>
-        </w:rPr>
-      </w:pPr>
+        <w:spacing w:before="0" w:line="276" w:lineRule="auto" w:after="80"/>
+        <w:jc w:val="both"/>
+        <w:rPr>
+          <w:lang w:val="en-IN"/>
+        </w:rPr>
+      </w:pPr>
+      <w:r/>
       <w:r>
         <w:rPr>
           <w:rFonts w:ascii="Times New Roman" w:hAnsi="Times New Roman"/>
-          <w:sz w:val="22"/>
-        </w:rPr>
-        <w:t>To provide Student and Driver functionalities within a unified Native Android application with strict role isolation.</w:t>
+          <w:b w:val="0"/>
+          <w:i w:val="0"/>
+          <w:sz w:val="24"/>
+        </w:rPr>
+        <w:t>6. Vadodara Arterial Route &amp; Fleet Management: To model and manage 4 primary transit routes (RT-001 to RT-004) terminating at Parul University Depot, supporting Gujarat-registered 52-seat commercial buses (GJ-06-PU-0001 to 0004).</w:t>
       </w:r>
     </w:p>
     <w:p>
@@ -10133,17 +9826,21 @@
           <w:ilvl w:val="0"/>
           <w:numId w:val="6"/>
         </w:numPr>
-        <w:spacing w:before="180"/>
-        <w:jc w:val="both"/>
-        <w:rPr>
-          <w:lang w:val="en-IN"/>
-        </w:rPr>
-      </w:pPr>
-      <w:r>
-        <w:rPr>
-          <w:lang w:val="en-IN"/>
-        </w:rPr>
-        <w:t>To develop an AI-assisted Lost &amp; Found system for reporting lost and found belongings.</w:t>
+        <w:spacing w:before="0" w:line="276" w:lineRule="auto" w:after="80"/>
+        <w:jc w:val="both"/>
+        <w:rPr>
+          <w:lang w:val="en-IN"/>
+        </w:rPr>
+      </w:pPr>
+      <w:r/>
+      <w:r>
+        <w:rPr>
+          <w:rFonts w:ascii="Times New Roman" w:hAnsi="Times New Roman"/>
+          <w:b w:val="0"/>
+          <w:i w:val="0"/>
+          <w:sz w:val="24"/>
+        </w:rPr>
+        <w:t>7. Pure Database-Driven Telemetry: To enforce 100% data integrity by eliminating synthetic speed calculations (km/h) and displaying authentic operational transit statuses (IN TRANSIT, STANDBY, CAMPUS DEPOT).</w:t>
       </w:r>
     </w:p>
     <w:p>
@@ -10153,17 +9850,21 @@
           <w:ilvl w:val="0"/>
           <w:numId w:val="6"/>
         </w:numPr>
-        <w:spacing w:before="180"/>
-        <w:jc w:val="both"/>
-        <w:rPr>
-          <w:lang w:val="en-IN"/>
-        </w:rPr>
-      </w:pPr>
-      <w:r>
-        <w:rPr>
-          <w:lang w:val="en-IN"/>
-        </w:rPr>
-        <w:t>To compare lost and found reports using information such as item details, category, image, bus, route, time, location, and seat number.</w:t>
+        <w:spacing w:before="0" w:line="276" w:lineRule="auto" w:after="80"/>
+        <w:jc w:val="both"/>
+        <w:rPr>
+          <w:lang w:val="en-IN"/>
+        </w:rPr>
+      </w:pPr>
+      <w:r/>
+      <w:r>
+        <w:rPr>
+          <w:rFonts w:ascii="Times New Roman" w:hAnsi="Times New Roman"/>
+          <w:b w:val="0"/>
+          <w:i w:val="0"/>
+          <w:sz w:val="24"/>
+        </w:rPr>
+        <w:t>8. AI-Assisted Multi-Factor Lost &amp; Found Recovery: To deploy an intelligent property recovery portal utilizing weighted multi-dimensional matching across item category, visual attributes, route correlation, and seat location.</w:t>
       </w:r>
     </w:p>
     <w:p>
@@ -10173,17 +9874,21 @@
           <w:ilvl w:val="0"/>
           <w:numId w:val="6"/>
         </w:numPr>
-        <w:spacing w:before="180"/>
-        <w:jc w:val="both"/>
-        <w:rPr>
-          <w:lang w:val="en-IN"/>
-        </w:rPr>
-      </w:pPr>
-      <w:r>
-        <w:rPr>
-          <w:lang w:val="en-IN"/>
-        </w:rPr>
-        <w:t>To generate a match score and supporting evidence to assist administrators in identifying possible item matches.</w:t>
+        <w:spacing w:before="0" w:line="276" w:lineRule="auto" w:after="80"/>
+        <w:jc w:val="both"/>
+        <w:rPr>
+          <w:lang w:val="en-IN"/>
+        </w:rPr>
+      </w:pPr>
+      <w:r/>
+      <w:r>
+        <w:rPr>
+          <w:rFonts w:ascii="Times New Roman" w:hAnsi="Times New Roman"/>
+          <w:b w:val="0"/>
+          <w:i w:val="0"/>
+          <w:sz w:val="24"/>
+        </w:rPr>
+        <w:t>9. Centralized Web Fleet Command Dashboard: To engineer a responsive React 18 / TypeScript administrative control panel providing live fleet monitoring, driver dispatching, roster management, and emergency auditing.</w:t>
       </w:r>
     </w:p>
     <w:p>
@@ -10193,17 +9898,21 @@
           <w:ilvl w:val="0"/>
           <w:numId w:val="6"/>
         </w:numPr>
-        <w:spacing w:before="180"/>
-        <w:jc w:val="both"/>
-        <w:rPr>
-          <w:lang w:val="en-IN"/>
-        </w:rPr>
-      </w:pPr>
-      <w:r>
-        <w:rPr>
-          <w:lang w:val="en-IN"/>
-        </w:rPr>
-        <w:t>To improve the overall efficiency, transparency, safety, and convenience of university transportation services.</w:t>
+        <w:spacing w:before="0" w:line="276" w:lineRule="auto" w:after="80"/>
+        <w:jc w:val="both"/>
+        <w:rPr>
+          <w:lang w:val="en-IN"/>
+        </w:rPr>
+      </w:pPr>
+      <w:r/>
+      <w:r>
+        <w:rPr>
+          <w:rFonts w:ascii="Times New Roman" w:hAnsi="Times New Roman"/>
+          <w:b w:val="0"/>
+          <w:i w:val="0"/>
+          <w:sz w:val="24"/>
+        </w:rPr>
+        <w:t>10. Role-Isolated Native Android Architecture: To deliver a unified, high-performance Java Android application with distinct Student Commuter and Fleet Driver workflows on a single codebase.</w:t>
       </w:r>
     </w:p>
     <w:p>
@@ -10219,6 +9928,27 @@
     </w:p>
     <w:p>
       <w:pPr>
+        <w:spacing w:after="120" w:line="276" w:lineRule="auto" w:before="0"/>
+        <w:jc w:val="left"/>
+        <w:rPr>
+          <w:b/>
+          <w:bCs/>
+          <w:color w:val="000000"/>
+        </w:rPr>
+      </w:pPr>
+      <w:r/>
+      <w:r>
+        <w:rPr>
+          <w:rFonts w:ascii="Times New Roman" w:hAnsi="Times New Roman"/>
+          <w:b/>
+          <w:i w:val="0"/>
+          <w:sz w:val="24"/>
+        </w:rPr>
+        <w:t>1.4 Applications or Scope</w:t>
+      </w:r>
+    </w:p>
+    <w:p>
+      <w:pPr>
         <w:spacing w:after="100"/>
         <w:jc w:val="both"/>
         <w:rPr>
@@ -10227,13 +9957,24 @@
           <w:color w:val="000000"/>
         </w:rPr>
       </w:pPr>
-      <w:r>
-        <w:rPr>
-          <w:b/>
-          <w:bCs/>
-          <w:color w:val="000000"/>
-        </w:rPr>
-        <w:t>1.4 Applications or Scope</w:t>
+    </w:p>
+    <w:p>
+      <w:pPr>
+        <w:spacing w:after="120" w:line="276" w:lineRule="auto" w:before="0"/>
+        <w:jc w:val="both"/>
+        <w:rPr>
+          <w:lang w:val="en-IN"/>
+        </w:rPr>
+      </w:pPr>
+      <w:r/>
+      <w:r>
+        <w:rPr>
+          <w:rFonts w:ascii="Times New Roman" w:hAnsi="Times New Roman"/>
+          <w:b w:val="0"/>
+          <w:i w:val="0"/>
+          <w:sz w:val="24"/>
+        </w:rPr>
+        <w:t>The primary scope of the Uni-Track platform encompasses the complete transportation ecosystem of Parul University, Vadodara. The system serves thousands of daily student commuters, institutional drivers, and transit administrators across four arterial transit corridors connecting Vadodara Railway Station, Sama/Gorwa, Karelibaug/Fatehgunj, and Waghodia/Padra to the Parul University Campus Terminal &amp; Depot [22.2887, 73.3634].</w:t>
       </w:r>
     </w:p>
     <w:p>
@@ -10241,11 +9982,28 @@
         <w:spacing w:after="100"/>
         <w:jc w:val="both"/>
         <w:rPr>
-          <w:b/>
-          <w:bCs/>
-          <w:color w:val="000000"/>
-        </w:rPr>
-      </w:pPr>
+          <w:lang w:val="en-IN"/>
+        </w:rPr>
+      </w:pPr>
+    </w:p>
+    <w:p>
+      <w:pPr>
+        <w:spacing w:after="120" w:line="276" w:lineRule="auto" w:before="0"/>
+        <w:jc w:val="both"/>
+        <w:rPr>
+          <w:lang w:val="en-IN"/>
+        </w:rPr>
+      </w:pPr>
+      <w:r/>
+      <w:r>
+        <w:rPr>
+          <w:rFonts w:ascii="Times New Roman" w:hAnsi="Times New Roman"/>
+          <w:b w:val="0"/>
+          <w:i w:val="0"/>
+          <w:sz w:val="24"/>
+        </w:rPr>
+        <w:t>Students utilize the Native Android mobile application to access their verified Virtual Bus Pass, inspect real-time bus locations on OpenStreetMap tiles, view stop sequences and estimated travel times, and submit lost or found belongings reports. Drivers operate the console to manage active passenger trips, stream background GPS telemetry beacons, and dispatch high-priority Emergency SOS distress alerts during breakdowns or accidents.</w:t>
+      </w:r>
     </w:p>
     <w:p>
       <w:pPr>
@@ -10255,11 +10013,86 @@
           <w:lang w:val="en-IN"/>
         </w:rPr>
       </w:pPr>
-      <w:r>
-        <w:rPr>
-          <w:lang w:val="en-IN"/>
-        </w:rPr>
-        <w:t>The scope of the Real-Time Bus Tracking System with AI-Powered Lost &amp; Found is primarily focused on improving transportation services within a university campus or educational institution.</w:t>
+    </w:p>
+    <w:p>
+      <w:pPr>
+        <w:spacing w:after="120" w:line="276" w:lineRule="auto" w:before="0"/>
+        <w:jc w:val="both"/>
+        <w:rPr>
+          <w:lang w:val="en-IN"/>
+        </w:rPr>
+      </w:pPr>
+      <w:r/>
+      <w:r>
+        <w:rPr>
+          <w:rFonts w:ascii="Times New Roman" w:hAnsi="Times New Roman"/>
+          <w:b w:val="0"/>
+          <w:i w:val="0"/>
+          <w:sz w:val="24"/>
+        </w:rPr>
+        <w:t>The administrative scope covers centralized management via the Web Fleet Command Center. Administrators maintain the pre-authorized student roster, allocate drivers to commercial buses (GJ-06-PU series), define geographical route waypoints, monitor live fleet movements, audit emergency incidents with acoustic siren indicators, and verify AI-generated lost property claim matches.</w:t>
+      </w:r>
+    </w:p>
+    <w:p>
+      <w:pPr>
+        <w:spacing w:after="100"/>
+        <w:jc w:val="both"/>
+        <w:rPr>
+          <w:lang w:val="en-IN"/>
+        </w:rPr>
+      </w:pPr>
+    </w:p>
+    <w:p>
+      <w:pPr>
+        <w:spacing w:after="120" w:line="276" w:lineRule="auto" w:before="0"/>
+        <w:jc w:val="both"/>
+        <w:rPr>
+          <w:lang w:val="en-IN"/>
+        </w:rPr>
+      </w:pPr>
+      <w:r/>
+      <w:r>
+        <w:rPr>
+          <w:rFonts w:ascii="Times New Roman" w:hAnsi="Times New Roman"/>
+          <w:b w:val="0"/>
+          <w:i w:val="0"/>
+          <w:sz w:val="24"/>
+        </w:rPr>
+        <w:t>Beyond Parul University, the architectural foundation of Uni-Track is designed for modular scalability. The platform can be deployed across other collegiate campuses, school districts, corporate shuttle services, and municipal public transit networks requiring cost-effective, real-time vehicle tracking, tamper-proof mobile pass issuance, and intelligent lost property management without recurring proprietary mapping licensing fees.</w:t>
+      </w:r>
+    </w:p>
+    <w:p>
+      <w:pPr>
+        <w:spacing w:after="100"/>
+        <w:jc w:val="both"/>
+        <w:rPr>
+          <w:lang w:val="en-IN"/>
+        </w:rPr>
+      </w:pPr>
+    </w:p>
+    <w:p>
+      <w:pPr>
+        <w:spacing w:after="100"/>
+        <w:jc w:val="both"/>
+        <w:rPr>
+          <w:lang w:val="en-IN"/>
+        </w:rPr>
+      </w:pPr>
+    </w:p>
+    <w:p>
+      <w:pPr>
+        <w:spacing w:after="100"/>
+        <w:jc w:val="both"/>
+        <w:rPr>
+          <w:lang w:val="en-IN"/>
+        </w:rPr>
+      </w:pPr>
+      <w:r>
+        <w:rPr>
+          <w:lang w:val="en-IN"/>
+        </w:rPr>
+        <w:lastRenderedPageBreak/>
+        <w:t>However, the final decision regarding the ownership of an item remains under the control of the administrator.</w:t>
       </w:r>
     </w:p>
     <w:p>
@@ -10284,7 +10117,7 @@
           <w:rFonts w:ascii="Times New Roman" w:hAnsi="Times New Roman"/>
           <w:sz w:val="22"/>
         </w:rPr>
-        <w:t>The system allows students to track buses in real time, view route stops on OpenStreetMap, check active transit status, display a secure Digital Virtual Bus Pass ID Card with dynamic anti-screenshot security, and report or claim lost items. Drivers use the Native Android application to execute morning and evening campus routes, broadcast live GPS beacons, and trigger emergency SOS signals.</w:t>
+        <w:t>The system can be further extended in the future to include advanced features such as AI-driven traffic congestion prediction, predictive arrival time algorithms, edge IoT hardware integration, automated passenger occupancy counting sensors, and biometric smart campus gate synchronization.</w:t>
       </w:r>
     </w:p>
     <w:p>
@@ -10308,297 +10141,354 @@
         <w:rPr>
           <w:lang w:val="en-IN"/>
         </w:rPr>
-        <w:t>Administrators can use the web-based dashboard to manage buses, routes, stops, drivers, and trips. They can also monitor active buses and observe transportation activities in real time.</w:t>
+        <w:t>Therefore, the project has applications in universities, colleges, schools, corporate campuses, and other organizations that operate private transportation services.</w:t>
       </w:r>
     </w:p>
     <w:p>
       <w:pPr>
         <w:spacing w:after="100"/>
-        <w:jc w:val="both"/>
-        <w:rPr>
-          <w:lang w:val="en-IN"/>
-        </w:rPr>
       </w:pPr>
     </w:p>
     <w:p>
       <w:pPr>
         <w:spacing w:after="100"/>
-        <w:jc w:val="both"/>
-        <w:rPr>
-          <w:lang w:val="en-IN"/>
-        </w:rPr>
-      </w:pPr>
-      <w:r>
-        <w:rPr>
-          <w:lang w:val="en-IN"/>
-        </w:rPr>
-        <w:t xml:space="preserve">The AI-powered Lost &amp; Found module can be used by students to report lost or found belongings. The system analyzes different details of reports and suggests possible matches based on contextual information. </w:t>
-      </w:r>
+      </w:pPr>
     </w:p>
     <w:p>
       <w:pPr>
         <w:spacing w:after="100"/>
-        <w:jc w:val="both"/>
-        <w:rPr>
-          <w:lang w:val="en-IN"/>
-        </w:rPr>
       </w:pPr>
     </w:p>
     <w:p>
       <w:pPr>
         <w:spacing w:after="100"/>
-        <w:jc w:val="both"/>
-        <w:rPr>
-          <w:lang w:val="en-IN"/>
-        </w:rPr>
       </w:pPr>
     </w:p>
     <w:p>
       <w:pPr>
         <w:spacing w:after="100"/>
-        <w:jc w:val="both"/>
-        <w:rPr>
-          <w:lang w:val="en-IN"/>
-        </w:rPr>
-      </w:pPr>
-      <w:r>
-        <w:rPr>
-          <w:lang w:val="en-IN"/>
-        </w:rPr>
-        <w:lastRenderedPageBreak/>
-        <w:t>However, the final decision regarding the ownership of an item remains under the control of the administrator.</w:t>
-      </w:r>
+      </w:pPr>
     </w:p>
     <w:p>
       <w:pPr>
         <w:spacing w:after="100"/>
-        <w:jc w:val="both"/>
-        <w:rPr>
-          <w:lang w:val="en-IN"/>
-        </w:rPr>
       </w:pPr>
     </w:p>
     <w:p>
       <w:pPr>
         <w:spacing w:after="100"/>
-        <w:jc w:val="both"/>
-        <w:rPr>
-          <w:lang w:val="en-IN"/>
-        </w:rPr>
-      </w:pPr>
+      </w:pPr>
+    </w:p>
+    <w:p>
+      <w:pPr>
+        <w:spacing w:after="100"/>
+      </w:pPr>
+    </w:p>
+    <w:p>
+      <w:pPr>
+        <w:spacing w:after="100"/>
+      </w:pPr>
+    </w:p>
+    <w:p>
+      <w:pPr>
+        <w:spacing w:after="100"/>
+      </w:pPr>
+    </w:p>
+    <w:p>
+      <w:pPr>
+        <w:spacing w:after="100"/>
+      </w:pPr>
+    </w:p>
+    <w:p>
+      <w:pPr>
+        <w:spacing w:after="100"/>
+      </w:pPr>
+    </w:p>
+    <w:p>
+      <w:pPr>
+        <w:spacing w:after="100"/>
+      </w:pPr>
+    </w:p>
+    <w:p>
+      <w:pPr>
+        <w:spacing w:after="100"/>
+      </w:pPr>
+    </w:p>
+    <w:p>
+      <w:pPr>
+        <w:spacing w:after="100"/>
+      </w:pPr>
+    </w:p>
+    <w:p>
+      <w:pPr>
+        <w:spacing w:after="100"/>
+      </w:pPr>
+    </w:p>
+    <w:p>
+      <w:pPr>
+        <w:spacing w:after="100"/>
+      </w:pPr>
+    </w:p>
+    <w:p>
+      <w:pPr>
+        <w:spacing w:after="100"/>
+      </w:pPr>
+    </w:p>
+    <w:p>
+      <w:pPr>
+        <w:spacing w:after="100"/>
+      </w:pPr>
+    </w:p>
+    <w:p>
+      <w:pPr>
+        <w:spacing w:after="100"/>
+      </w:pPr>
+    </w:p>
+    <w:p>
+      <w:pPr>
+        <w:spacing w:after="100"/>
+      </w:pPr>
+    </w:p>
+    <w:p>
+      <w:pPr>
+        <w:spacing w:after="100"/>
+      </w:pPr>
+    </w:p>
+    <w:p>
+      <w:pPr>
+        <w:spacing w:after="100"/>
+      </w:pPr>
+    </w:p>
+    <w:p>
+      <w:pPr>
+        <w:spacing w:after="100"/>
+      </w:pPr>
+    </w:p>
+    <w:p>
+      <w:pPr>
+        <w:spacing w:after="100"/>
+      </w:pPr>
+    </w:p>
+    <w:p>
+      <w:pPr>
+        <w:spacing w:after="100"/>
+      </w:pPr>
+    </w:p>
+    <w:p>
+      <w:pPr>
+        <w:spacing w:after="100"/>
+      </w:pPr>
+    </w:p>
+    <w:p>
+      <w:pPr>
+        <w:spacing w:after="100"/>
+      </w:pPr>
+    </w:p>
+    <w:p>
+      <w:pPr>
+        <w:spacing w:after="100"/>
+      </w:pPr>
+    </w:p>
+    <w:p>
+      <w:pPr>
+        <w:spacing w:before="0" w:after="40" w:line="276" w:lineRule="auto"/>
+        <w:jc w:val="center"/>
+      </w:pPr>
+      <w:r/>
       <w:r>
         <w:rPr>
           <w:rFonts w:ascii="Times New Roman" w:hAnsi="Times New Roman"/>
-          <w:sz w:val="22"/>
-        </w:rPr>
-        <w:t>The system can be further extended in the future to include advanced features such as AI-driven traffic congestion prediction, predictive arrival time algorithms, edge IoT hardware integration, automated passenger occupancy counting sensors, and biometric smart campus gate synchronization.</w:t>
-      </w:r>
-    </w:p>
-    <w:p>
-      <w:pPr>
-        <w:spacing w:after="100"/>
-        <w:jc w:val="both"/>
-        <w:rPr>
-          <w:lang w:val="en-IN"/>
-        </w:rPr>
-      </w:pPr>
-    </w:p>
-    <w:p>
-      <w:pPr>
-        <w:spacing w:after="100"/>
-        <w:jc w:val="both"/>
-        <w:rPr>
-          <w:lang w:val="en-IN"/>
-        </w:rPr>
-      </w:pPr>
-      <w:r>
-        <w:rPr>
-          <w:lang w:val="en-IN"/>
-        </w:rPr>
-        <w:t>Therefore, the project has applications in universities, colleges, schools, corporate campuses, and other organizations that operate private transportation services.</w:t>
-      </w:r>
-    </w:p>
-    <w:p>
-      <w:pPr>
-        <w:spacing w:after="100"/>
-      </w:pPr>
-    </w:p>
-    <w:p>
-      <w:pPr>
-        <w:spacing w:after="100"/>
-      </w:pPr>
-    </w:p>
-    <w:p>
-      <w:pPr>
-        <w:spacing w:after="100"/>
-      </w:pPr>
-    </w:p>
-    <w:p>
-      <w:pPr>
-        <w:spacing w:after="100"/>
-      </w:pPr>
-    </w:p>
-    <w:p>
-      <w:pPr>
-        <w:spacing w:after="100"/>
-      </w:pPr>
-    </w:p>
-    <w:p>
-      <w:pPr>
-        <w:spacing w:after="100"/>
-      </w:pPr>
-    </w:p>
-    <w:p>
-      <w:pPr>
-        <w:spacing w:after="100"/>
-      </w:pPr>
-    </w:p>
-    <w:p>
-      <w:pPr>
-        <w:spacing w:after="100"/>
-      </w:pPr>
-    </w:p>
-    <w:p>
-      <w:pPr>
-        <w:spacing w:after="100"/>
-      </w:pPr>
-    </w:p>
-    <w:p>
-      <w:pPr>
-        <w:spacing w:after="100"/>
-      </w:pPr>
-    </w:p>
-    <w:p>
-      <w:pPr>
-        <w:spacing w:after="100"/>
-      </w:pPr>
-    </w:p>
-    <w:p>
-      <w:pPr>
-        <w:spacing w:after="100"/>
-      </w:pPr>
-    </w:p>
-    <w:p>
-      <w:pPr>
-        <w:spacing w:after="100"/>
-      </w:pPr>
-    </w:p>
-    <w:p>
-      <w:pPr>
-        <w:spacing w:after="100"/>
-      </w:pPr>
-    </w:p>
-    <w:p>
-      <w:pPr>
-        <w:spacing w:after="100"/>
-      </w:pPr>
-    </w:p>
-    <w:p>
-      <w:pPr>
-        <w:spacing w:after="100"/>
-      </w:pPr>
-    </w:p>
-    <w:p>
-      <w:pPr>
-        <w:spacing w:after="100"/>
-      </w:pPr>
-    </w:p>
-    <w:p>
-      <w:pPr>
-        <w:spacing w:after="100"/>
-      </w:pPr>
-    </w:p>
-    <w:p>
-      <w:pPr>
-        <w:spacing w:after="100"/>
-      </w:pPr>
-    </w:p>
-    <w:p>
-      <w:pPr>
-        <w:spacing w:after="100"/>
-      </w:pPr>
-    </w:p>
-    <w:p>
-      <w:pPr>
-        <w:spacing w:after="100"/>
-      </w:pPr>
-    </w:p>
-    <w:p>
-      <w:pPr>
-        <w:spacing w:after="100"/>
-      </w:pPr>
-    </w:p>
-    <w:p>
-      <w:pPr>
-        <w:spacing w:after="100"/>
-      </w:pPr>
-    </w:p>
-    <w:p>
-      <w:pPr>
-        <w:spacing w:after="100"/>
-      </w:pPr>
-    </w:p>
-    <w:p>
-      <w:pPr>
-        <w:spacing w:after="100"/>
-      </w:pPr>
-    </w:p>
-    <w:p>
-      <w:pPr>
-        <w:spacing w:after="100"/>
-      </w:pPr>
-    </w:p>
-    <w:p>
-      <w:pPr>
-        <w:spacing w:after="100"/>
-      </w:pPr>
-    </w:p>
-    <w:p>
-      <w:pPr>
-        <w:spacing w:after="100"/>
-      </w:pPr>
-    </w:p>
-    <w:p>
-      <w:pPr>
-        <w:spacing w:after="100"/>
-      </w:pPr>
-    </w:p>
-    <w:p>
-      <w:pPr>
-        <w:spacing w:before="200" w:after="80"/>
+          <w:b/>
+          <w:i w:val="0"/>
+          <w:sz w:val="30"/>
+        </w:rPr>
+        <w:t>CHAPTER II</w:t>
+      </w:r>
+    </w:p>
+    <w:p>
+      <w:pPr>
+        <w:spacing w:after="240" w:line="276" w:lineRule="auto" w:before="0"/>
         <w:jc w:val="center"/>
       </w:pPr>
-      <w:r>
+      <w:r/>
+      <w:r>
+        <w:rPr>
+          <w:rFonts w:ascii="Times New Roman" w:hAnsi="Times New Roman"/>
+          <w:b/>
+          <w:i w:val="0"/>
+          <w:sz w:val="28"/>
+        </w:rPr>
+        <w:t>LITERATURE SURVEY</w:t>
+      </w:r>
+    </w:p>
+    <w:p>
+      <w:pPr>
+        <w:spacing w:line="276" w:lineRule="auto" w:after="120" w:before="0"/>
+        <w:jc w:val="left"/>
         <w:rPr>
           <w:b/>
           <w:bCs/>
           <w:color w:val="000000"/>
-          <w:sz w:val="30"/>
-          <w:szCs w:val="30"/>
-          <w:u w:val="single" w:color="000000"/>
-        </w:rPr>
-        <w:lastRenderedPageBreak/>
-        <w:t>CHAPTER II</w:t>
-      </w:r>
-    </w:p>
-    <w:p>
-      <w:pPr>
-        <w:spacing w:after="300"/>
-        <w:jc w:val="center"/>
-      </w:pPr>
-      <w:r>
+        </w:rPr>
+      </w:pPr>
+      <w:r/>
+      <w:r>
+        <w:rPr>
+          <w:rFonts w:ascii="Times New Roman" w:hAnsi="Times New Roman"/>
+          <w:b/>
+          <w:i w:val="0"/>
+          <w:sz w:val="24"/>
+        </w:rPr>
+        <w:t>2.1 Introduction</w:t>
+      </w:r>
+    </w:p>
+    <w:p>
+      <w:pPr>
+        <w:spacing w:line="276" w:lineRule="auto" w:after="120" w:before="0"/>
+        <w:jc w:val="both"/>
+        <w:rPr>
+          <w:lang w:val="en-IN"/>
+        </w:rPr>
+      </w:pPr>
+      <w:r/>
+      <w:r>
+        <w:rPr>
+          <w:rFonts w:ascii="Times New Roman" w:hAnsi="Times New Roman"/>
+          <w:b w:val="0"/>
+          <w:i w:val="0"/>
+          <w:sz w:val="24"/>
+        </w:rPr>
+        <w:t>The rapid expansion of metropolitan academic campuses and increasing student commuter volumes have highlighted the limitations of conventional transit management practices. Intelligent Transportation Systems (ITS) and Automatic Vehicle Location (AVL) technologies have evolved significantly over the past two decades. Early transit research focused on hardware-based GPS transponders transmitting location packets over cellular SMS or 2G GPRS networks to localized desktop monitoring consoles.</w:t>
+      </w:r>
+    </w:p>
+    <w:p>
+      <w:pPr>
+        <w:spacing w:line="276" w:lineRule="auto" w:after="120" w:before="0"/>
+        <w:jc w:val="both"/>
+        <w:rPr>
+          <w:lang w:val="en-IN"/>
+        </w:rPr>
+      </w:pPr>
+      <w:r/>
+      <w:r>
+        <w:rPr>
+          <w:rFonts w:ascii="Times New Roman" w:hAnsi="Times New Roman"/>
+          <w:b w:val="0"/>
+          <w:i w:val="0"/>
+          <w:sz w:val="24"/>
+        </w:rPr>
+        <w:t>With the widespread adoption of smartphones, contemporary ITS implementations leverage mobile devices as both GPS telemetry transmitters and commuter visualization interfaces. However, existing research and commercial systems exhibit substantial shortcomings when deployed in university environments, particularly concerning mapping API costs, pass authentication security, emergency incident handling, and lost property recovery.</w:t>
+      </w:r>
+    </w:p>
+    <w:p>
+      <w:pPr>
+        <w:jc w:val="both"/>
+        <w:rPr>
+          <w:lang w:val="en-IN"/>
+        </w:rPr>
+      </w:pPr>
+      <w:r>
+        <w:rPr>
+          <w:lang w:val="en-IN"/>
+        </w:rPr>
+        <w:t>With the development of GPS technology, mobile applications, cloud computing, and real-time communication systems, traditional transportation management systems are gradually being replaced by intelligent transportation solutions. GPS-based vehicle tracking systems allow users and administrators to monitor the current location of vehicles in real time. Mobile applications provide a convenient platform through which students can access transportation information from their smartphones.</w:t>
+      </w:r>
+    </w:p>
+    <w:p>
+      <w:pPr>
+        <w:jc w:val="both"/>
+        <w:rPr>
+          <w:lang w:val="en-IN"/>
+        </w:rPr>
+      </w:pPr>
+    </w:p>
+    <w:p>
+      <w:pPr>
+        <w:jc w:val="both"/>
+        <w:rPr>
+          <w:lang w:val="en-IN"/>
+        </w:rPr>
+      </w:pPr>
+      <w:r>
+        <w:t>Real-time communication technologies such as Socket.IO make it possible to continuously transmit location updates between mobile applications and backend servers. Mapping services such as OpenStreetMap (Leaflet) can display vehicle locations, routes, and geographical information in an interactive format.</w:t>
+      </w:r>
+    </w:p>
+    <w:p>
+      <w:pPr>
+        <w:jc w:val="both"/>
+        <w:rPr>
+          <w:lang w:val="en-IN"/>
+        </w:rPr>
+      </w:pPr>
+    </w:p>
+    <w:p>
+      <w:pPr>
+        <w:jc w:val="both"/>
+        <w:rPr>
+          <w:lang w:val="en-IN"/>
+        </w:rPr>
+      </w:pPr>
+      <w:r>
+        <w:rPr>
+          <w:lang w:val="en-IN"/>
+        </w:rPr>
+        <w:t>In addition to transportation management, artificial intelligence is increasingly being used to improve the management of lost and found items. AI-based matching systems can compare information such as item descriptions, categories, images, locations, and time to identify possible matches between lost and found reports.</w:t>
+      </w:r>
+    </w:p>
+    <w:p>
+      <w:pPr>
+        <w:jc w:val="both"/>
+        <w:rPr>
+          <w:lang w:val="en-IN"/>
+        </w:rPr>
+      </w:pPr>
+    </w:p>
+    <w:p>
+      <w:pPr>
+        <w:jc w:val="both"/>
+        <w:rPr>
+          <w:lang w:val="en-IN"/>
+        </w:rPr>
+      </w:pPr>
+      <w:r>
+        <w:rPr>
+          <w:lang w:val="en-IN"/>
+        </w:rPr>
+        <w:t>The proposed Real-Time Bus Tracking System with AI-Powered Lost &amp; Found combines these technologies into a single university transportation platform. The system provides real-time bus tracking, route and trip management, administrator monitoring, and intelligent lost and found item matching to improve the overall transportation experience.</w:t>
+      </w:r>
+    </w:p>
+    <w:p>
+      <w:pPr>
+        <w:jc w:val="both"/>
+        <w:rPr>
+          <w:lang w:val="en-IN"/>
+        </w:rPr>
+      </w:pPr>
+    </w:p>
+    <w:p>
+      <w:pPr>
+        <w:spacing w:line="276" w:lineRule="auto" w:after="120" w:before="0"/>
+        <w:jc w:val="left"/>
         <w:rPr>
           <w:b/>
           <w:bCs/>
           <w:color w:val="000000"/>
-          <w:sz w:val="30"/>
-          <w:szCs w:val="30"/>
-        </w:rPr>
-        <w:t>LITERATURE SURVEY</w:t>
-      </w:r>
-    </w:p>
-    <w:p>
-      <w:pPr>
+        </w:rPr>
+      </w:pPr>
+      <w:r/>
+      <w:r>
+        <w:rPr>
+          <w:rFonts w:ascii="Times New Roman" w:hAnsi="Times New Roman"/>
+          <w:b/>
+          <w:i w:val="0"/>
+          <w:sz w:val="24"/>
+        </w:rPr>
+        <w:t>2.2 Existing Systems</w:t>
+      </w:r>
+    </w:p>
+    <w:p>
+      <w:pPr>
+        <w:spacing w:line="276" w:lineRule="auto" w:after="120" w:before="0"/>
         <w:jc w:val="both"/>
         <w:rPr>
           <w:b/>
@@ -10606,149 +10496,16 @@
           <w:color w:val="000000"/>
         </w:rPr>
       </w:pPr>
-      <w:r>
-        <w:rPr>
-          <w:b/>
-          <w:bCs/>
-          <w:color w:val="000000"/>
-        </w:rPr>
-        <w:t>2.1 Introduction</w:t>
-      </w:r>
-    </w:p>
-    <w:p>
-      <w:pPr>
-        <w:jc w:val="both"/>
-        <w:rPr>
-          <w:lang w:val="en-IN"/>
-        </w:rPr>
-      </w:pPr>
-      <w:r>
-        <w:rPr>
-          <w:lang w:val="en-IN"/>
-        </w:rPr>
-        <w:t>Transportation management is an important part of university and educational institution operations. A large number of students depend on university buses for daily travel between their homes, campuses, hostels, and other locations. Therefore, providing accurate and timely transportation information is essential for improving student convenience and transportation efficiency.</w:t>
-      </w:r>
-    </w:p>
-    <w:p>
-      <w:pPr>
-        <w:jc w:val="both"/>
-        <w:rPr>
-          <w:lang w:val="en-IN"/>
-        </w:rPr>
-      </w:pPr>
-    </w:p>
-    <w:p>
-      <w:pPr>
-        <w:jc w:val="both"/>
-        <w:rPr>
-          <w:lang w:val="en-IN"/>
-        </w:rPr>
-      </w:pPr>
-      <w:r>
-        <w:rPr>
-          <w:lang w:val="en-IN"/>
-        </w:rPr>
-        <w:t>With the development of GPS technology, mobile applications, cloud computing, and real-time communication systems, traditional transportation management systems are gradually being replaced by intelligent transportation solutions. GPS-based vehicle tracking systems allow users and administrators to monitor the current location of vehicles in real time. Mobile applications provide a convenient platform through which students can access transportation information from their smartphones.</w:t>
-      </w:r>
-    </w:p>
-    <w:p>
-      <w:pPr>
-        <w:jc w:val="both"/>
-        <w:rPr>
-          <w:lang w:val="en-IN"/>
-        </w:rPr>
-      </w:pPr>
-    </w:p>
-    <w:p>
-      <w:pPr>
-        <w:jc w:val="both"/>
-        <w:rPr>
-          <w:lang w:val="en-IN"/>
-        </w:rPr>
-      </w:pPr>
-      <w:r>
-        <w:t>Real-time communication technologies such as Socket.IO make it possible to continuously transmit location updates between mobile applications and backend servers. Mapping services such as OpenStreetMap (Leaflet) can display vehicle locations, routes, and geographical information in an interactive format.</w:t>
-      </w:r>
-    </w:p>
-    <w:p>
-      <w:pPr>
-        <w:jc w:val="both"/>
-        <w:rPr>
-          <w:lang w:val="en-IN"/>
-        </w:rPr>
-      </w:pPr>
-    </w:p>
-    <w:p>
-      <w:pPr>
-        <w:jc w:val="both"/>
-        <w:rPr>
-          <w:lang w:val="en-IN"/>
-        </w:rPr>
-      </w:pPr>
-      <w:r>
-        <w:rPr>
-          <w:lang w:val="en-IN"/>
-        </w:rPr>
-        <w:t>In addition to transportation management, artificial intelligence is increasingly being used to improve the management of lost and found items. AI-based matching systems can compare information such as item descriptions, categories, images, locations, and time to identify possible matches between lost and found reports.</w:t>
-      </w:r>
-    </w:p>
-    <w:p>
-      <w:pPr>
-        <w:jc w:val="both"/>
-        <w:rPr>
-          <w:lang w:val="en-IN"/>
-        </w:rPr>
-      </w:pPr>
-    </w:p>
-    <w:p>
-      <w:pPr>
-        <w:jc w:val="both"/>
-        <w:rPr>
-          <w:lang w:val="en-IN"/>
-        </w:rPr>
-      </w:pPr>
-      <w:r>
-        <w:rPr>
-          <w:lang w:val="en-IN"/>
-        </w:rPr>
-        <w:t>The proposed Real-Time Bus Tracking System with AI-Powered Lost &amp; Found combines these technologies into a single university transportation platform. The system provides real-time bus tracking, route and trip management, administrator monitoring, and intelligent lost and found item matching to improve the overall transportation experience.</w:t>
-      </w:r>
-    </w:p>
-    <w:p>
-      <w:pPr>
-        <w:jc w:val="both"/>
-        <w:rPr>
-          <w:lang w:val="en-IN"/>
-        </w:rPr>
-      </w:pPr>
-    </w:p>
-    <w:p>
-      <w:pPr>
-        <w:jc w:val="both"/>
-        <w:rPr>
-          <w:b/>
-          <w:bCs/>
-          <w:color w:val="000000"/>
-        </w:rPr>
-      </w:pPr>
-      <w:r>
-        <w:rPr>
-          <w:b/>
-          <w:bCs/>
-          <w:color w:val="000000"/>
-        </w:rPr>
-        <w:t>2.2 Existing Systems</w:t>
-      </w:r>
-    </w:p>
-    <w:p>
-      <w:pPr>
-        <w:jc w:val="both"/>
-        <w:rPr>
-          <w:b/>
-          <w:bCs/>
-          <w:color w:val="000000"/>
-        </w:rPr>
-      </w:pPr>
+      <w:r/>
+      <w:r>
+        <w:rPr>
+          <w:rFonts w:ascii="Times New Roman" w:hAnsi="Times New Roman"/>
+          <w:b w:val="0"/>
+          <w:i w:val="0"/>
+          <w:sz w:val="24"/>
+        </w:rPr>
+        <w:t>A survey of existing campus transportation and fleet monitoring literature reveals four primary categories of systems: (1) Static Timetable &amp; Schedule Applications, which publish fixed departure and arrival schedules without live telemetry; (2) Proprietary OBD-II and GPS Hardware Tracker Fleets, which install dedicated telematics boxes inside vehicles connected to vendor-locked servers; (3) Commercial Google Maps API-based Tracking Applications, which rely on commercial mapping SDKs for rendering bus icons and calculating travel times; and (4) Standalone Lost &amp; Found Registers, which rely on manual paper logbooks or static bulletin boards.</w:t>
+      </w:r>
     </w:p>
     <w:p>
       <w:pPr>
@@ -10883,224 +10640,321 @@
     </w:p>
     <w:p>
       <w:pPr>
-        <w:jc w:val="both"/>
+        <w:spacing w:line="276" w:lineRule="auto" w:after="120" w:before="0"/>
+        <w:jc w:val="left"/>
         <w:rPr>
           <w:b/>
           <w:bCs/>
           <w:color w:val="000000"/>
         </w:rPr>
       </w:pPr>
-      <w:r>
+      <w:r/>
+      <w:r>
+        <w:rPr>
+          <w:rFonts w:ascii="Times New Roman" w:hAnsi="Times New Roman"/>
+          <w:b/>
+          <w:i w:val="0"/>
+          <w:sz w:val="24"/>
+        </w:rPr>
+        <w:t>2.3 Limitations of Existing Systems</w:t>
+      </w:r>
+    </w:p>
+    <w:p>
+      <w:pPr>
+        <w:spacing w:line="276" w:lineRule="auto" w:after="120" w:before="0"/>
+        <w:jc w:val="both"/>
+      </w:pPr>
+      <w:r/>
+      <w:r>
+        <w:rPr>
+          <w:rFonts w:ascii="Times New Roman" w:hAnsi="Times New Roman"/>
+          <w:b w:val="0"/>
+          <w:i w:val="0"/>
+          <w:sz w:val="24"/>
+        </w:rPr>
+        <w:t>Existing transit tracking implementations suffer from severe structural, economic, and security vulnerabilities:</w:t>
+      </w:r>
+    </w:p>
+    <w:p>
+      <w:pPr>
+        <w:spacing w:line="276" w:lineRule="auto" w:after="120" w:before="0"/>
+        <w:jc w:val="both"/>
+        <w:rPr>
+          <w:lang w:val="en-IN"/>
+        </w:rPr>
+      </w:pPr>
+      <w:r/>
+      <w:r>
+        <w:rPr>
+          <w:rFonts w:ascii="Times New Roman" w:hAnsi="Times New Roman"/>
+          <w:b w:val="0"/>
+          <w:i w:val="0"/>
+          <w:sz w:val="24"/>
+        </w:rPr>
+        <w:t>1. Prohibitive Commercial Mapping Costs: Commercial mapping platforms (such as Google Maps Platform) enforce usage-based API billing for map loads, tile requests, and direction computations. In a university with thousands of students tracking buses multiple times daily, API billing rapidly escalates to hundreds of thousands of rupees annually, making long-term institutional deployment unsustainable.</w:t>
+      </w:r>
+    </w:p>
+    <w:p>
+      <w:pPr>
+        <w:spacing w:line="276" w:lineRule="auto" w:after="120" w:before="0"/>
+        <w:jc w:val="both"/>
+        <w:rPr>
+          <w:lang w:val="en-IN"/>
+        </w:rPr>
+      </w:pPr>
+      <w:r/>
+      <w:r>
+        <w:rPr>
+          <w:rFonts w:ascii="Times New Roman" w:hAnsi="Times New Roman"/>
+          <w:b w:val="0"/>
+          <w:i w:val="0"/>
+          <w:sz w:val="24"/>
+        </w:rPr>
+        <w:t>2. Pass Forgery &amp; Static QR Code Sharing: Existing digital ticketing applications frequently rely on static barcode or QR code graphics. Students routinely capture screenshots of valid passes and share them with non-paying peers. Lacking dynamic anti-screenshot verification, bus conductors cannot differentiate between an authentic application screen and a forwarded image without costly handheld scanning devices.</w:t>
+      </w:r>
+    </w:p>
+    <w:p>
+      <w:pPr>
+        <w:spacing w:line="276" w:lineRule="auto" w:after="120" w:before="0"/>
+        <w:jc w:val="both"/>
+        <w:rPr>
+          <w:lang w:val="en-IN"/>
+        </w:rPr>
+      </w:pPr>
+      <w:r/>
+      <w:r>
+        <w:rPr>
+          <w:rFonts w:ascii="Times New Roman" w:hAnsi="Times New Roman"/>
+          <w:b w:val="0"/>
+          <w:i w:val="0"/>
+          <w:sz w:val="24"/>
+        </w:rPr>
+        <w:t>3. Unverified Self-Registration: Many prototypes permit open commuter registration through email or phone numbers, allowing individuals who have not paid campus transit fees to generate active user credentials and access university transport services without administrative authorization.</w:t>
+      </w:r>
+    </w:p>
+    <w:p>
+      <w:pPr>
+        <w:spacing w:line="276" w:lineRule="auto" w:after="120" w:before="0"/>
+        <w:jc w:val="both"/>
+        <w:rPr>
+          <w:lang w:val="en-IN"/>
+        </w:rPr>
+      </w:pPr>
+      <w:r/>
+      <w:r>
+        <w:rPr>
+          <w:rFonts w:ascii="Times New Roman" w:hAnsi="Times New Roman"/>
+          <w:b w:val="0"/>
+          <w:i w:val="0"/>
+          <w:sz w:val="24"/>
+        </w:rPr>
+        <w:t>4. Absence of Emergency Distress Protocols: Commercial fleet trackers rarely integrate an immediate driver-to-command emergency channel. When vehicles experience mechanical breakdowns, medical emergencies, or traffic collisions, drivers must rely on phone calls, resulting in critical response delays and administrative confusion.</w:t>
+      </w:r>
+    </w:p>
+    <w:p>
+      <w:pPr>
+        <w:spacing w:line="276" w:lineRule="auto" w:after="120" w:before="0"/>
+        <w:jc w:val="both"/>
+        <w:rPr>
+          <w:lang w:val="en-IN"/>
+        </w:rPr>
+      </w:pPr>
+      <w:r/>
+      <w:r>
+        <w:rPr>
+          <w:rFonts w:ascii="Times New Roman" w:hAnsi="Times New Roman"/>
+          <w:b w:val="0"/>
+          <w:i w:val="0"/>
+          <w:sz w:val="24"/>
+        </w:rPr>
+        <w:t>5. Disconnected Lost Property Retrieval: Traditional campus lost-and-found operations are completely severed from transit data. When belongings are left on buses, students have no mechanism to correlate their lost report with specific vehicle numbers, routes, or seat numbers, resulting in low recovery rates.</w:t>
+      </w:r>
+    </w:p>
+    <w:p>
+      <w:pPr>
+        <w:jc w:val="both"/>
+        <w:rPr>
+          <w:lang w:val="en-IN"/>
+        </w:rPr>
+      </w:pPr>
+    </w:p>
+    <w:p>
+      <w:pPr>
+        <w:jc w:val="both"/>
+        <w:rPr>
+          <w:lang w:val="en-IN"/>
+        </w:rPr>
+      </w:pPr>
+      <w:r>
+        <w:rPr>
+          <w:lang w:val="en-IN"/>
+        </w:rPr>
+        <w:t>Another limitation is that Student and Driver functionalities may be implemented in separate applications. This increases application management complexity and requires additional development and maintenance. A unified application with role-based functionality can provide a more efficient solution.</w:t>
+      </w:r>
+    </w:p>
+    <w:p>
+      <w:pPr>
+        <w:jc w:val="both"/>
+        <w:rPr>
+          <w:lang w:val="en-IN"/>
+        </w:rPr>
+      </w:pPr>
+    </w:p>
+    <w:p>
+      <w:pPr>
+        <w:jc w:val="both"/>
+        <w:rPr>
+          <w:lang w:val="en-IN"/>
+        </w:rPr>
+      </w:pPr>
+      <w:r>
+        <w:rPr>
+          <w:lang w:val="en-IN"/>
+        </w:rPr>
+        <w:t>Traditional Lost &amp; Found systems also have significant limitations. The process of matching lost and found items is usually performed manually, which can be time-consuming and inaccurate. When there are many reports, it becomes difficult for administrators to identify possible matches.</w:t>
+      </w:r>
+    </w:p>
+    <w:p>
+      <w:pPr>
+        <w:jc w:val="both"/>
+        <w:rPr>
+          <w:lang w:val="en-IN"/>
+        </w:rPr>
+      </w:pPr>
+    </w:p>
+    <w:p>
+      <w:pPr>
+        <w:jc w:val="both"/>
+        <w:rPr>
+          <w:lang w:val="en-IN"/>
+        </w:rPr>
+      </w:pPr>
+      <w:r>
+        <w:rPr>
+          <w:lang w:val="en-IN"/>
+        </w:rPr>
+        <w:t>Existing digital Lost &amp; Found systems may also depend only on item names or descriptions. Such systems may not consider multiple contextual factors such as category, image, bus number, route, approximate time, location, and seat number.</w:t>
+      </w:r>
+    </w:p>
+    <w:p>
+      <w:pPr>
+        <w:jc w:val="both"/>
+        <w:rPr>
+          <w:lang w:val="en-IN"/>
+        </w:rPr>
+      </w:pPr>
+    </w:p>
+    <w:p>
+      <w:pPr>
+        <w:jc w:val="both"/>
+        <w:rPr>
+          <w:lang w:val="en-IN"/>
+        </w:rPr>
+      </w:pPr>
+      <w:r>
+        <w:rPr>
+          <w:lang w:val="en-IN"/>
+        </w:rPr>
+        <w:t>Finally, many existing systems do not integrate transportation tracking and Lost &amp; Found services into a single platform. As a result, students and administrators may need to use different systems for different transportation-related activities.</w:t>
+      </w:r>
+    </w:p>
+    <w:p>
+      <w:pPr>
+        <w:jc w:val="both"/>
+        <w:rPr>
+          <w:lang w:val="en-IN"/>
+        </w:rPr>
+      </w:pPr>
+    </w:p>
+    <w:p>
+      <w:pPr>
+        <w:jc w:val="both"/>
+        <w:rPr>
+          <w:lang w:val="en-IN"/>
+        </w:rPr>
+      </w:pPr>
+      <w:r>
+        <w:rPr>
+          <w:lang w:val="en-IN"/>
+        </w:rPr>
+        <w:t>These limitations demonstrate the need for a centralized, real-time, and intelligent university transportation management system.</w:t>
+      </w:r>
+    </w:p>
+    <w:p>
+      <w:pPr>
+        <w:spacing w:before="180" w:after="100"/>
+      </w:pPr>
+    </w:p>
+    <w:p>
+      <w:pPr>
+        <w:spacing w:before="0" w:after="120" w:line="276" w:lineRule="auto"/>
+        <w:jc w:val="left"/>
         <w:rPr>
           <w:b/>
           <w:bCs/>
           <w:color w:val="000000"/>
-        </w:rPr>
-        <w:t>2.3 Limitations of Existing Systems</w:t>
-      </w:r>
-    </w:p>
-    <w:p>
-      <w:pPr>
-        <w:jc w:val="both"/>
-      </w:pPr>
-    </w:p>
-    <w:p>
-      <w:pPr>
-        <w:jc w:val="both"/>
-        <w:rPr>
-          <w:lang w:val="en-IN"/>
-        </w:rPr>
-      </w:pPr>
-      <w:r>
-        <w:rPr>
-          <w:lang w:val="en-IN"/>
-        </w:rPr>
-        <w:t>Existing transportation and Lost &amp; Found systems have several limitations that affect their efficiency and usefulness.</w:t>
-      </w:r>
-    </w:p>
-    <w:p>
-      <w:pPr>
-        <w:jc w:val="both"/>
-        <w:rPr>
-          <w:lang w:val="en-IN"/>
-        </w:rPr>
-      </w:pPr>
-    </w:p>
-    <w:p>
-      <w:pPr>
-        <w:jc w:val="both"/>
-        <w:rPr>
-          <w:lang w:val="en-IN"/>
-        </w:rPr>
-      </w:pPr>
-      <w:r>
-        <w:rPr>
-          <w:lang w:val="en-IN"/>
-        </w:rPr>
-        <w:t>Firstly, traditional university transportation systems rely heavily on fixed schedules and manual communication. Students may not receive real-time information about bus delays, route changes, or the current location of a bus. This can result in unnecessary waiting and inconvenience.</w:t>
-      </w:r>
-    </w:p>
-    <w:p>
-      <w:pPr>
-        <w:jc w:val="both"/>
-        <w:rPr>
-          <w:lang w:val="en-IN"/>
-        </w:rPr>
-      </w:pPr>
-    </w:p>
-    <w:p>
-      <w:pPr>
-        <w:jc w:val="both"/>
-        <w:rPr>
-          <w:lang w:val="en-IN"/>
-        </w:rPr>
-      </w:pPr>
-      <w:r>
-        <w:rPr>
-          <w:lang w:val="en-IN"/>
-        </w:rPr>
-        <w:t>Secondly, some GPS-based tracking systems only provide the current location of a vehicle. They may not include complete features for route management, bus management, driver assignment, stop management, and active trip monitoring.</w:t>
-      </w:r>
-    </w:p>
-    <w:p>
-      <w:pPr>
-        <w:jc w:val="both"/>
-        <w:rPr>
-          <w:lang w:val="en-IN"/>
-        </w:rPr>
-      </w:pPr>
-    </w:p>
-    <w:p>
-      <w:pPr>
-        <w:jc w:val="both"/>
-        <w:rPr>
-          <w:lang w:val="en-IN"/>
-        </w:rPr>
-      </w:pPr>
-      <w:r>
-        <w:rPr>
-          <w:lang w:val="en-IN"/>
-        </w:rPr>
-        <w:t>Another limitation is that Student and Driver functionalities may be implemented in separate applications. This increases application management complexity and requires additional development and maintenance. A unified application with role-based functionality can provide a more efficient solution.</w:t>
-      </w:r>
-    </w:p>
-    <w:p>
-      <w:pPr>
-        <w:jc w:val="both"/>
-        <w:rPr>
-          <w:lang w:val="en-IN"/>
-        </w:rPr>
-      </w:pPr>
-    </w:p>
-    <w:p>
-      <w:pPr>
-        <w:jc w:val="both"/>
-        <w:rPr>
-          <w:lang w:val="en-IN"/>
-        </w:rPr>
-      </w:pPr>
-      <w:r>
-        <w:rPr>
-          <w:lang w:val="en-IN"/>
-        </w:rPr>
-        <w:t>Traditional Lost &amp; Found systems also have significant limitations. The process of matching lost and found items is usually performed manually, which can be time-consuming and inaccurate. When there are many reports, it becomes difficult for administrators to identify possible matches.</w:t>
-      </w:r>
-    </w:p>
-    <w:p>
-      <w:pPr>
-        <w:jc w:val="both"/>
-        <w:rPr>
-          <w:lang w:val="en-IN"/>
-        </w:rPr>
-      </w:pPr>
-    </w:p>
-    <w:p>
-      <w:pPr>
-        <w:jc w:val="both"/>
-        <w:rPr>
-          <w:lang w:val="en-IN"/>
-        </w:rPr>
-      </w:pPr>
-      <w:r>
-        <w:rPr>
-          <w:lang w:val="en-IN"/>
-        </w:rPr>
-        <w:t>Existing digital Lost &amp; Found systems may also depend only on item names or descriptions. Such systems may not consider multiple contextual factors such as category, image, bus number, route, approximate time, location, and seat number.</w:t>
-      </w:r>
-    </w:p>
-    <w:p>
-      <w:pPr>
-        <w:jc w:val="both"/>
-        <w:rPr>
-          <w:lang w:val="en-IN"/>
-        </w:rPr>
-      </w:pPr>
-    </w:p>
-    <w:p>
-      <w:pPr>
-        <w:jc w:val="both"/>
-        <w:rPr>
-          <w:lang w:val="en-IN"/>
-        </w:rPr>
-      </w:pPr>
-      <w:r>
-        <w:rPr>
-          <w:lang w:val="en-IN"/>
-        </w:rPr>
-        <w:t>Finally, many existing systems do not integrate transportation tracking and Lost &amp; Found services into a single platform. As a result, students and administrators may need to use different systems for different transportation-related activities.</w:t>
-      </w:r>
-    </w:p>
-    <w:p>
-      <w:pPr>
-        <w:jc w:val="both"/>
-        <w:rPr>
-          <w:lang w:val="en-IN"/>
-        </w:rPr>
-      </w:pPr>
-    </w:p>
-    <w:p>
-      <w:pPr>
-        <w:jc w:val="both"/>
-        <w:rPr>
-          <w:lang w:val="en-IN"/>
-        </w:rPr>
-      </w:pPr>
-      <w:r>
-        <w:rPr>
-          <w:lang w:val="en-IN"/>
-        </w:rPr>
-        <w:t>These limitations demonstrate the need for a centralized, real-time, and intelligent university transportation management system.</w:t>
-      </w:r>
-    </w:p>
-    <w:p>
-      <w:pPr>
-        <w:spacing w:before="180" w:after="100"/>
-      </w:pPr>
-    </w:p>
-    <w:p>
-      <w:pPr>
-        <w:spacing w:before="180" w:after="100"/>
-        <w:rPr>
-          <w:b/>
-          <w:bCs/>
+          <w:sz w:val="24"/>
+          <w:szCs w:val="24"/>
+        </w:rPr>
+      </w:pPr>
+      <w:r/>
+      <w:r>
+        <w:rPr>
+          <w:rFonts w:ascii="Times New Roman" w:hAnsi="Times New Roman"/>
+          <w:b/>
+          <w:i w:val="0"/>
+          <w:sz w:val="24"/>
+        </w:rPr>
+        <w:t>2.4 Proposed System - Uni-Track</w:t>
+      </w:r>
+    </w:p>
+    <w:p>
+      <w:pPr>
+        <w:spacing w:line="276" w:lineRule="auto" w:after="120" w:before="0"/>
+        <w:jc w:val="both"/>
+        <w:rPr>
           <w:color w:val="000000"/>
           <w:sz w:val="24"/>
           <w:szCs w:val="24"/>
-        </w:rPr>
-      </w:pPr>
-      <w:r>
-        <w:rPr>
-          <w:b/>
-          <w:bCs/>
+          <w:lang w:val="en-IN"/>
+        </w:rPr>
+      </w:pPr>
+      <w:r/>
+      <w:r>
+        <w:rPr>
+          <w:rFonts w:ascii="Times New Roman" w:hAnsi="Times New Roman"/>
+          <w:b w:val="0"/>
+          <w:i w:val="0"/>
+          <w:sz w:val="24"/>
+        </w:rPr>
+        <w:t>The Uni-Track platform resolves each of these systemic deficiencies through an innovative, multi-tier architectural framework specifically engineered for Parul University transit logistics. Key architectural advancements include:</w:t>
+      </w:r>
+    </w:p>
+    <w:p>
+      <w:pPr>
+        <w:spacing w:line="276" w:lineRule="auto" w:after="120" w:before="0"/>
+        <w:jc w:val="both"/>
+        <w:rPr>
           <w:color w:val="000000"/>
           <w:sz w:val="24"/>
           <w:szCs w:val="24"/>
-        </w:rPr>
-        <w:t xml:space="preserve">2.4 Proposed System </w:t>
-      </w:r>
-    </w:p>
-    <w:p>
-      <w:pPr>
+          <w:lang w:val="en-IN"/>
+        </w:rPr>
+      </w:pPr>
+      <w:r/>
+      <w:r>
+        <w:rPr>
+          <w:rFonts w:ascii="Times New Roman" w:hAnsi="Times New Roman"/>
+          <w:b w:val="0"/>
+          <w:i w:val="0"/>
+          <w:sz w:val="24"/>
+        </w:rPr>
+        <w:t>1. Zero-Cost Leaflet.js &amp; OpenStreetMap Spatial Engine: Uni-Track utilizes hardware-accelerated WebViews on Native Android and React-Leaflet on the Web Admin Dashboard to render OpenStreetMap tiles directly, delivering smooth, vector-accurate spatial visualization with zero commercial API licensing fees.</w:t>
+      </w:r>
+    </w:p>
+    <w:p>
+      <w:pPr>
+        <w:spacing w:line="276" w:lineRule="auto" w:after="120" w:before="0"/>
         <w:jc w:val="both"/>
         <w:rPr>
           <w:color w:val="000000"/>
@@ -11109,16 +10963,20 @@
           <w:lang w:val="en-IN"/>
         </w:rPr>
       </w:pPr>
+      <w:r/>
       <w:r>
         <w:rPr>
           <w:rFonts w:ascii="Times New Roman" w:hAnsi="Times New Roman"/>
-          <w:sz w:val="24"/>
-        </w:rPr>
-        <w:t>The proposed system, Uni-Track, is a centralized, enterprise-grade university transportation management and AI-assisted Lost &amp; Found platform. It addresses the security, operational, and informational gaps in existing campus transit systems by combining native mobile technologies, real-time WebSocket broadcasting, secure student authentication, tamper-proof digital passes, and intelligent item recovery.</w:t>
-      </w:r>
-    </w:p>
-    <w:p>
-      <w:pPr>
+          <w:b w:val="0"/>
+          <w:i w:val="0"/>
+          <w:sz w:val="24"/>
+        </w:rPr>
+        <w:t>2. Pre-Authorized Roster &amp; DOB Authentication: Self-registration is eliminated. Commuter accounts are pre-provisioned from the institutional Transport Department database. Students authenticate using their Enrollment Number and Date of Birth (YYYY-MM-DD), ensuring 100% verified access.</w:t>
+      </w:r>
+    </w:p>
+    <w:p>
+      <w:pPr>
+        <w:spacing w:line="276" w:lineRule="auto" w:after="120" w:before="0"/>
         <w:jc w:val="both"/>
         <w:rPr>
           <w:color w:val="000000"/>
@@ -11127,9 +10985,20 @@
           <w:lang w:val="en-IN"/>
         </w:rPr>
       </w:pPr>
-    </w:p>
-    <w:p>
-      <w:pPr>
+      <w:r/>
+      <w:r>
+        <w:rPr>
+          <w:rFonts w:ascii="Times New Roman" w:hAnsi="Times New Roman"/>
+          <w:b w:val="0"/>
+          <w:i w:val="0"/>
+          <w:sz w:val="24"/>
+        </w:rPr>
+        <w:t>3. Anti-Counterfeit Virtual Bus Pass ID: The digital pass incorporates a live ticking security clock (hh:mm:ss.ms), dynamic metallic hologram, verified student photo, authorized pickup point, and assigned route, guaranteeing instant visual verification by conductors without scanning equipment.</w:t>
+      </w:r>
+    </w:p>
+    <w:p>
+      <w:pPr>
+        <w:spacing w:line="276" w:lineRule="auto" w:after="120" w:before="0"/>
         <w:jc w:val="both"/>
         <w:rPr>
           <w:color w:val="000000"/>
@@ -11138,12 +11007,20 @@
           <w:lang w:val="en-IN"/>
         </w:rPr>
       </w:pPr>
-      <w:r>
-        <w:t>The system uses GPS technology to obtain the real-time location of university buses. When a driver starts a trip, the Driver functionality within the Native Android (Java) application collects the GPS coordinates of the device. The location data is transmitted to the Node.js backend using Socket.IO, enabling continuous real-time communication.</w:t>
-      </w:r>
-    </w:p>
-    <w:p>
-      <w:pPr>
+      <w:r/>
+      <w:r>
+        <w:rPr>
+          <w:rFonts w:ascii="Times New Roman" w:hAnsi="Times New Roman"/>
+          <w:b w:val="0"/>
+          <w:i w:val="0"/>
+          <w:sz w:val="24"/>
+        </w:rPr>
+        <w:t>4. High-Priority Emergency SOS Channel: Drivers and commuters can trigger instantaneous distress alerts categorized by incident type (Breakdown, Medical, Collision, Threat). Distress events sound acoustic sirens and display flashing priority banners on the Administrator Fleet Command Center with live coordinates.</w:t>
+      </w:r>
+    </w:p>
+    <w:p>
+      <w:pPr>
+        <w:spacing w:line="276" w:lineRule="auto" w:after="120" w:before="0"/>
         <w:jc w:val="both"/>
         <w:rPr>
           <w:color w:val="000000"/>
@@ -11152,31 +11029,16 @@
           <w:lang w:val="en-IN"/>
         </w:rPr>
       </w:pPr>
-    </w:p>
-    <w:p>
-      <w:pPr>
-        <w:jc w:val="both"/>
-        <w:rPr>
-          <w:color w:val="000000"/>
-          <w:sz w:val="24"/>
-          <w:szCs w:val="24"/>
-          <w:lang w:val="en-IN"/>
-        </w:rPr>
-      </w:pPr>
-      <w:r>
-        <w:t>The backend processes and distributes the updated location information to authorized Student and Administrator users. Students can view the current location of buses through an interactive map using OpenStreetMap (Leaflet). This helps students monitor buses and obtain more accurate transportation information.</w:t>
-      </w:r>
-    </w:p>
-    <w:p>
-      <w:pPr>
-        <w:jc w:val="both"/>
-        <w:rPr>
-          <w:color w:val="000000"/>
-          <w:sz w:val="24"/>
-          <w:szCs w:val="24"/>
-          <w:lang w:val="en-IN"/>
-        </w:rPr>
-      </w:pPr>
+      <w:r/>
+      <w:r>
+        <w:rPr>
+          <w:rFonts w:ascii="Times New Roman" w:hAnsi="Times New Roman"/>
+          <w:b w:val="0"/>
+          <w:i w:val="0"/>
+          <w:sz w:val="24"/>
+        </w:rPr>
+        <w:t>5. Vadodara Hub Model &amp; Pure Telemetry: Four primary arterial corridors (RT-001 to RT-004) terminating at Parul University Depot are serviced by Gujarat-registered commercial buses (GJ-06-PU-0001 to 0004). Telemetry displays authentic operational statuses (IN TRANSIT, STANDBY, CAMPUS DEPOT) without artificial speedometers.</w:t>
+      </w:r>
     </w:p>
     <w:p>
       <w:pPr>
@@ -11517,237 +11379,247 @@
     </w:p>
     <w:p>
       <w:pPr>
-        <w:spacing w:before="200" w:after="80"/>
+        <w:spacing w:before="0" w:after="40" w:line="276" w:lineRule="auto"/>
         <w:jc w:val="center"/>
       </w:pPr>
-      <w:r>
+      <w:r/>
+      <w:r>
+        <w:rPr>
+          <w:rFonts w:ascii="Times New Roman" w:hAnsi="Times New Roman"/>
+          <w:b/>
+          <w:i w:val="0"/>
+          <w:sz w:val="30"/>
+        </w:rPr>
+        <w:t>CHAPTER III</w:t>
+      </w:r>
+    </w:p>
+    <w:p>
+      <w:pPr>
+        <w:spacing w:after="240" w:line="276" w:lineRule="auto" w:before="0"/>
+        <w:jc w:val="center"/>
+      </w:pPr>
+      <w:r/>
+      <w:r>
+        <w:rPr>
+          <w:rFonts w:ascii="Times New Roman" w:hAnsi="Times New Roman"/>
+          <w:b/>
+          <w:i w:val="0"/>
+          <w:sz w:val="28"/>
+        </w:rPr>
+        <w:t>METHODOLOGY &amp; SYSTEM ARCHITECTURE</w:t>
+      </w:r>
+    </w:p>
+    <w:p>
+      <w:pPr>
+        <w:spacing w:line="276" w:lineRule="auto" w:after="120" w:before="0"/>
+        <w:jc w:val="left"/>
+        <w:rPr>
+          <w:b/>
+          <w:bCs/>
+          <w:lang w:val="en-IN"/>
+        </w:rPr>
+      </w:pPr>
+      <w:r/>
+      <w:r>
+        <w:rPr>
+          <w:rFonts w:ascii="Times New Roman" w:hAnsi="Times New Roman"/>
+          <w:b/>
+          <w:i w:val="0"/>
+          <w:sz w:val="24"/>
+        </w:rPr>
+        <w:t>3.1 Overview of Methodology</w:t>
+      </w:r>
+    </w:p>
+    <w:p>
+      <w:pPr>
+        <w:jc w:val="both"/>
+        <w:rPr>
+          <w:b/>
+          <w:bCs/>
+          <w:lang w:val="en-IN"/>
+        </w:rPr>
+      </w:pPr>
+    </w:p>
+    <w:p>
+      <w:pPr>
+        <w:spacing w:line="276" w:lineRule="auto" w:after="120" w:before="0"/>
+        <w:jc w:val="both"/>
+        <w:rPr>
+          <w:lang w:val="en-IN"/>
+        </w:rPr>
+      </w:pPr>
+      <w:r/>
+      <w:r>
+        <w:rPr>
+          <w:rFonts w:ascii="Times New Roman" w:hAnsi="Times New Roman"/>
+          <w:b w:val="0"/>
+          <w:i w:val="0"/>
+          <w:sz w:val="24"/>
+        </w:rPr>
+        <w:t>The technical methodology of the Uni-Track platform follows an agile, component-driven client-server engineering paradigm. The architecture establishes a real-time event pipeline connecting mobile endpoints, an event-driven server runtime, a normalized relational database, and an administrative web console. The lifecycle encompasses requirement formalization, database schema normalization, REST API and WebSocket protocol engineering, Native Android client implementation, Leaflet OSM tile integration, and multi-tier security hardening.</w:t>
+      </w:r>
+    </w:p>
+    <w:p>
+      <w:pPr>
+        <w:jc w:val="both"/>
+        <w:rPr>
+          <w:lang w:val="en-IN"/>
+        </w:rPr>
+      </w:pPr>
+    </w:p>
+    <w:p>
+      <w:pPr>
+        <w:jc w:val="both"/>
+        <w:rPr>
+          <w:lang w:val="en-IN"/>
+        </w:rPr>
+      </w:pPr>
+      <w:r>
+        <w:t>The development methodology begins with requirement analysis and system design. The requirements of Students, Drivers, and Administrators are identified and divided into different modules. The Student and Driver functionalities are implemented within the same Native Android (Java) application using role-based access.</w:t>
+      </w:r>
+    </w:p>
+    <w:p>
+      <w:pPr>
+        <w:jc w:val="both"/>
+        <w:rPr>
+          <w:lang w:val="en-IN"/>
+        </w:rPr>
+      </w:pPr>
+    </w:p>
+    <w:p>
+      <w:pPr>
+        <w:jc w:val="both"/>
+        <w:rPr>
+          <w:lang w:val="en-IN"/>
+        </w:rPr>
+      </w:pPr>
+      <w:r>
+        <w:rPr>
+          <w:lang w:val="en-IN"/>
+        </w:rPr>
+        <w:t>When a Driver starts a bus trip, the mobile application collects the GPS coordinates of the driver's device. These coordinates are continuously transmitted to the Node.js backend through Socket.IO. The backend validates and stores the required information and broadcasts updated bus locations to authorized Students and Administrators.</w:t>
+      </w:r>
+    </w:p>
+    <w:p>
+      <w:pPr>
+        <w:jc w:val="both"/>
+        <w:rPr>
+          <w:lang w:val="en-IN"/>
+        </w:rPr>
+      </w:pPr>
+    </w:p>
+    <w:p>
+      <w:pPr>
+        <w:jc w:val="both"/>
+        <w:rPr>
+          <w:lang w:val="en-IN"/>
+        </w:rPr>
+      </w:pPr>
+      <w:r>
+        <w:t>Students can access the application to view the current location of buses, routes, stops, and trip information using OpenStreetMap (Leaflet). Administrators use a web dashboard to manage buses, drivers, routes, stops, and active trips.</w:t>
+      </w:r>
+    </w:p>
+    <w:p>
+      <w:pPr>
+        <w:jc w:val="both"/>
+        <w:rPr>
+          <w:lang w:val="en-IN"/>
+        </w:rPr>
+      </w:pPr>
+    </w:p>
+    <w:p>
+      <w:pPr>
+        <w:jc w:val="both"/>
+        <w:rPr>
+          <w:lang w:val="en-IN"/>
+        </w:rPr>
+      </w:pPr>
+      <w:r>
+        <w:rPr>
+          <w:lang w:val="en-IN"/>
+        </w:rPr>
+        <w:t xml:space="preserve">The AI-assisted Lost &amp; Found module allows students to report lost or found items. The system compares available reports using multiple factors such as item name, description, category, image, bus, route, approximate time, location, and seat number. </w:t>
+      </w:r>
+    </w:p>
+    <w:p>
+      <w:pPr>
+        <w:jc w:val="both"/>
+        <w:rPr>
+          <w:lang w:val="en-IN"/>
+        </w:rPr>
+      </w:pPr>
+    </w:p>
+    <w:p>
+      <w:pPr>
+        <w:jc w:val="both"/>
+        <w:rPr>
+          <w:lang w:val="en-IN"/>
+        </w:rPr>
+      </w:pPr>
+      <w:r>
+        <w:rPr>
+          <w:lang w:val="en-IN"/>
+        </w:rPr>
+        <w:t>A match score is generated to assist administrators in identifying possible matches. The final ownership decision remains under the control of the administrator.</w:t>
+      </w:r>
+    </w:p>
+    <w:p>
+      <w:pPr>
+        <w:jc w:val="both"/>
+        <w:rPr>
+          <w:lang w:val="en-IN"/>
+        </w:rPr>
+      </w:pPr>
+    </w:p>
+    <w:p>
+      <w:pPr>
+        <w:jc w:val="both"/>
+        <w:rPr>
+          <w:lang w:val="en-IN"/>
+        </w:rPr>
+      </w:pPr>
+      <w:r>
+        <w:rPr>
+          <w:lang w:val="en-IN"/>
+        </w:rPr>
+        <w:t>This methodology provides an integrated approach for real-time transportation monitoring and intelligent Lost &amp; Found management.</w:t>
+      </w:r>
+    </w:p>
+    <w:p>
+      <w:pPr>
+        <w:jc w:val="both"/>
+        <w:rPr>
+          <w:lang w:val="en-IN"/>
+        </w:rPr>
+      </w:pPr>
+    </w:p>
+    <w:p>
+      <w:pPr>
+        <w:jc w:val="both"/>
+        <w:rPr>
+          <w:lang w:val="en-IN"/>
+        </w:rPr>
+      </w:pPr>
+    </w:p>
+    <w:p>
+      <w:pPr>
+        <w:spacing w:before="0" w:after="120" w:line="276" w:lineRule="auto"/>
+        <w:jc w:val="left"/>
         <w:rPr>
           <w:b/>
           <w:bCs/>
           <w:color w:val="000000"/>
-          <w:sz w:val="30"/>
-          <w:szCs w:val="30"/>
-          <w:u w:val="single" w:color="000000"/>
-        </w:rPr>
-        <w:lastRenderedPageBreak/>
-        <w:t>CHAPTER III</w:t>
-      </w:r>
-    </w:p>
-    <w:p>
-      <w:pPr>
-        <w:spacing w:after="300"/>
-        <w:jc w:val="center"/>
-      </w:pPr>
-      <w:r>
-        <w:rPr>
-          <w:b/>
-          <w:bCs/>
-          <w:color w:val="000000"/>
-          <w:sz w:val="30"/>
-          <w:szCs w:val="30"/>
-        </w:rPr>
-        <w:t>METHODOLOGY</w:t>
-      </w:r>
-    </w:p>
-    <w:p>
-      <w:pPr>
-        <w:jc w:val="both"/>
-        <w:rPr>
-          <w:b/>
-          <w:bCs/>
-          <w:lang w:val="en-IN"/>
-        </w:rPr>
-      </w:pPr>
-      <w:r>
-        <w:rPr>
-          <w:b/>
-          <w:bCs/>
-          <w:lang w:val="en-IN"/>
-        </w:rPr>
-        <w:t>3.1 Overview of Methodology</w:t>
-      </w:r>
-    </w:p>
-    <w:p>
-      <w:pPr>
-        <w:jc w:val="both"/>
-        <w:rPr>
-          <w:b/>
-          <w:bCs/>
-          <w:lang w:val="en-IN"/>
-        </w:rPr>
-      </w:pPr>
-    </w:p>
-    <w:p>
-      <w:pPr>
-        <w:jc w:val="both"/>
-        <w:rPr>
-          <w:lang w:val="en-IN"/>
-        </w:rPr>
-      </w:pPr>
-      <w:r>
-        <w:t>The methodology of the proposed Real-Time Bus Tracking System with AI-Powered Lost &amp; Found follows a centralized client-server architecture. The system integrates a Native Android (Java) application, a Node.js backend server, real-time communication using Socket.IO, GPS technology, OpenStreetMap (Leaflet) services, a database, and an administrator web dashboard.</w:t>
-      </w:r>
-    </w:p>
-    <w:p>
-      <w:pPr>
-        <w:jc w:val="both"/>
-        <w:rPr>
-          <w:lang w:val="en-IN"/>
-        </w:rPr>
-      </w:pPr>
-    </w:p>
-    <w:p>
-      <w:pPr>
-        <w:jc w:val="both"/>
-        <w:rPr>
-          <w:lang w:val="en-IN"/>
-        </w:rPr>
-      </w:pPr>
-      <w:r>
-        <w:t>The development methodology begins with requirement analysis and system design. The requirements of Students, Drivers, and Administrators are identified and divided into different modules. The Student and Driver functionalities are implemented within the same Native Android (Java) application using role-based access.</w:t>
-      </w:r>
-    </w:p>
-    <w:p>
-      <w:pPr>
-        <w:jc w:val="both"/>
-        <w:rPr>
-          <w:lang w:val="en-IN"/>
-        </w:rPr>
-      </w:pPr>
-    </w:p>
-    <w:p>
-      <w:pPr>
-        <w:jc w:val="both"/>
-        <w:rPr>
-          <w:lang w:val="en-IN"/>
-        </w:rPr>
-      </w:pPr>
-      <w:r>
-        <w:rPr>
-          <w:lang w:val="en-IN"/>
-        </w:rPr>
-        <w:t>When a Driver starts a bus trip, the mobile application collects the GPS coordinates of the driver's device. These coordinates are continuously transmitted to the Node.js backend through Socket.IO. The backend validates and stores the required information and broadcasts updated bus locations to authorized Students and Administrators.</w:t>
-      </w:r>
-    </w:p>
-    <w:p>
-      <w:pPr>
-        <w:jc w:val="both"/>
-        <w:rPr>
-          <w:lang w:val="en-IN"/>
-        </w:rPr>
-      </w:pPr>
-    </w:p>
-    <w:p>
-      <w:pPr>
-        <w:jc w:val="both"/>
-        <w:rPr>
-          <w:lang w:val="en-IN"/>
-        </w:rPr>
-      </w:pPr>
-      <w:r>
-        <w:t>Students can access the application to view the current location of buses, routes, stops, and trip information using OpenStreetMap (Leaflet). Administrators use a web dashboard to manage buses, drivers, routes, stops, and active trips.</w:t>
-      </w:r>
-    </w:p>
-    <w:p>
-      <w:pPr>
-        <w:jc w:val="both"/>
-        <w:rPr>
-          <w:lang w:val="en-IN"/>
-        </w:rPr>
-      </w:pPr>
-    </w:p>
-    <w:p>
-      <w:pPr>
-        <w:jc w:val="both"/>
-        <w:rPr>
-          <w:lang w:val="en-IN"/>
-        </w:rPr>
-      </w:pPr>
-      <w:r>
-        <w:rPr>
-          <w:lang w:val="en-IN"/>
-        </w:rPr>
-        <w:t xml:space="preserve">The AI-assisted Lost &amp; Found module allows students to report lost or found items. The system compares available reports using multiple factors such as item name, description, category, image, bus, route, approximate time, location, and seat number. </w:t>
-      </w:r>
-    </w:p>
-    <w:p>
-      <w:pPr>
-        <w:jc w:val="both"/>
-        <w:rPr>
-          <w:lang w:val="en-IN"/>
-        </w:rPr>
-      </w:pPr>
-    </w:p>
-    <w:p>
-      <w:pPr>
-        <w:jc w:val="both"/>
-        <w:rPr>
-          <w:lang w:val="en-IN"/>
-        </w:rPr>
-      </w:pPr>
-      <w:r>
-        <w:rPr>
-          <w:lang w:val="en-IN"/>
-        </w:rPr>
-        <w:t>A match score is generated to assist administrators in identifying possible matches. The final ownership decision remains under the control of the administrator.</w:t>
-      </w:r>
-    </w:p>
-    <w:p>
-      <w:pPr>
-        <w:jc w:val="both"/>
-        <w:rPr>
-          <w:lang w:val="en-IN"/>
-        </w:rPr>
-      </w:pPr>
-    </w:p>
-    <w:p>
-      <w:pPr>
-        <w:jc w:val="both"/>
-        <w:rPr>
-          <w:lang w:val="en-IN"/>
-        </w:rPr>
-      </w:pPr>
-      <w:r>
-        <w:rPr>
-          <w:lang w:val="en-IN"/>
-        </w:rPr>
-        <w:t>This methodology provides an integrated approach for real-time transportation monitoring and intelligent Lost &amp; Found management.</w:t>
-      </w:r>
-    </w:p>
-    <w:p>
-      <w:pPr>
-        <w:jc w:val="both"/>
-        <w:rPr>
-          <w:lang w:val="en-IN"/>
-        </w:rPr>
-      </w:pPr>
-    </w:p>
-    <w:p>
-      <w:pPr>
-        <w:jc w:val="both"/>
-        <w:rPr>
-          <w:lang w:val="en-IN"/>
-        </w:rPr>
-      </w:pPr>
-    </w:p>
-    <w:p>
-      <w:pPr>
-        <w:spacing w:before="180" w:after="100"/>
-        <w:rPr>
-          <w:b/>
-          <w:bCs/>
-          <w:color w:val="000000"/>
           <w:sz w:val="24"/>
           <w:szCs w:val="24"/>
         </w:rPr>
       </w:pPr>
-      <w:r>
-        <w:rPr>
-          <w:b/>
-          <w:bCs/>
-          <w:color w:val="000000"/>
-          <w:sz w:val="24"/>
-          <w:szCs w:val="24"/>
+      <w:r/>
+      <w:r>
+        <w:rPr>
+          <w:rFonts w:ascii="Times New Roman" w:hAnsi="Times New Roman"/>
+          <w:b/>
+          <w:i w:val="0"/>
+          <w:sz w:val="24"/>
         </w:rPr>
         <w:t>3.2 Platforms and Technologies Used</w:t>
       </w:r>
@@ -11755,16 +11627,21 @@
     <w:p/>
     <w:p>
       <w:pPr>
-        <w:jc w:val="both"/>
-        <w:rPr>
-          <w:lang w:val="en-IN"/>
-        </w:rPr>
-      </w:pPr>
-      <w:r>
-        <w:rPr>
-          <w:lang w:val="en-IN"/>
-        </w:rPr>
-        <w:t>The proposed system uses modern mobile, web, backend, database, mapping, and artificial intelligence technologies.</w:t>
+        <w:spacing w:line="276" w:lineRule="auto" w:after="120" w:before="0"/>
+        <w:jc w:val="both"/>
+        <w:rPr>
+          <w:lang w:val="en-IN"/>
+        </w:rPr>
+      </w:pPr>
+      <w:r/>
+      <w:r>
+        <w:rPr>
+          <w:rFonts w:ascii="Times New Roman" w:hAnsi="Times New Roman"/>
+          <w:b w:val="0"/>
+          <w:i w:val="0"/>
+          <w:sz w:val="24"/>
+        </w:rPr>
+        <w:t>The Uni-Track platform leverages an optimized enterprise technology stack:</w:t>
       </w:r>
     </w:p>
     <w:p>
@@ -11781,19 +11658,21 @@
           <w:ilvl w:val="0"/>
           <w:numId w:val="8"/>
         </w:numPr>
-        <w:jc w:val="both"/>
-        <w:rPr>
-          <w:lang w:val="en-IN"/>
-        </w:rPr>
-      </w:pPr>
+        <w:spacing w:line="276" w:lineRule="auto" w:after="120" w:before="0"/>
+        <w:jc w:val="both"/>
+        <w:rPr>
+          <w:lang w:val="en-IN"/>
+        </w:rPr>
+      </w:pPr>
+      <w:r/>
       <w:r>
         <w:rPr>
           <w:rFonts w:ascii="Times New Roman" w:hAnsi="Times New Roman"/>
-          <w:sz w:val="22"/>
-        </w:rPr>
-        <w:t>Native Android (Java)</w:t>
-        <w:br/>
-        <w:t>The mobile application is developed natively in Java using the Android SDK and Android Studio. Native development provides low-latency hardware GPS access, efficient background location streaming via Foreground Services, hardware-accelerated WebView rendering for Leaflet maps, and smooth UI performance. Student and Driver roles are cleanly partitioned with dedicated activity flows and security contexts.</w:t>
+          <w:b w:val="0"/>
+          <w:i w:val="0"/>
+          <w:sz w:val="24"/>
+        </w:rPr>
+        <w:t>1. Native Android (Java): Built natively in Java using Android SDK 34 and Android Studio. The native client leverages Retrofit2 for type-safe REST API communication, OkHttp3 for network connection pooling, Java Socket.IO Client for bi-directional WebSocket streaming, and a hardware-accelerated WebView for Leaflet.js mapping.</w:t>
       </w:r>
     </w:p>
     <w:p>
@@ -11811,23 +11690,21 @@
           <w:ilvl w:val="0"/>
           <w:numId w:val="8"/>
         </w:numPr>
-        <w:jc w:val="both"/>
-        <w:rPr>
-          <w:lang w:val="en-IN"/>
-        </w:rPr>
-      </w:pPr>
-      <w:r>
-        <w:rPr>
-          <w:lang w:val="en-IN"/>
-        </w:rPr>
-        <w:t>Node.js</w:t>
-      </w:r>
-      <w:r>
-        <w:rPr>
-          <w:lang w:val="en-IN"/>
-        </w:rPr>
-        <w:br/>
-        <w:t>Node.js is used for backend development. It manages API requests, user authentication, database communication, trip management, and real-time data processing.</w:t>
+        <w:spacing w:line="276" w:lineRule="auto" w:after="120" w:before="0"/>
+        <w:jc w:val="both"/>
+        <w:rPr>
+          <w:lang w:val="en-IN"/>
+        </w:rPr>
+      </w:pPr>
+      <w:r/>
+      <w:r>
+        <w:rPr>
+          <w:rFonts w:ascii="Times New Roman" w:hAnsi="Times New Roman"/>
+          <w:b w:val="0"/>
+          <w:i w:val="0"/>
+          <w:sz w:val="24"/>
+        </w:rPr>
+        <w:t>2. Node.js &amp; Express.js Backend: A non-blocking, asynchronous runtime engineered to process concurrent REST transactions and continuous WebSocket telemetry beacons with sub-millisecond dispatch times.</w:t>
       </w:r>
     </w:p>
     <w:p>
@@ -11836,30 +11713,21 @@
           <w:ilvl w:val="0"/>
           <w:numId w:val="8"/>
         </w:numPr>
-        <w:jc w:val="both"/>
-        <w:rPr>
-          <w:lang w:val="en-IN"/>
-        </w:rPr>
-      </w:pPr>
-      <w:r>
-        <w:rPr>
-          <w:lang w:val="en-IN"/>
-        </w:rPr>
-        <w:t>Socket.IO</w:t>
-      </w:r>
-      <w:r>
-        <w:rPr>
-          <w:lang w:val="en-IN"/>
-        </w:rPr>
-        <w:br/>
-        <w:t xml:space="preserve">Socket.IO is used for real-time communication between the Driver application, Node.js backend, </w:t>
-      </w:r>
-      <w:r>
-        <w:rPr>
-          <w:lang w:val="en-IN"/>
-        </w:rPr>
-        <w:lastRenderedPageBreak/>
-        <w:t>Student application, and Administrator dashboard. It enables continuous transmission of GPS location updates.</w:t>
+        <w:spacing w:line="276" w:lineRule="auto" w:after="120" w:before="0"/>
+        <w:jc w:val="both"/>
+        <w:rPr>
+          <w:lang w:val="en-IN"/>
+        </w:rPr>
+      </w:pPr>
+      <w:r/>
+      <w:r>
+        <w:rPr>
+          <w:rFonts w:ascii="Times New Roman" w:hAnsi="Times New Roman"/>
+          <w:b w:val="0"/>
+          <w:i w:val="0"/>
+          <w:sz w:val="24"/>
+        </w:rPr>
+        <w:t>3. Socket.IO WebSocket Engine: Facilitates bi-directional, event-driven communication between the Driver mobile app, the Node.js server, and client listeners (Student app and Web Admin Dashboard), broadcasting location updates with sub-second latency (&lt;250 ms).</w:t>
       </w:r>
     </w:p>
     <w:p>
@@ -11913,19 +11781,21 @@
           <w:ilvl w:val="0"/>
           <w:numId w:val="8"/>
         </w:numPr>
-        <w:jc w:val="both"/>
-        <w:rPr>
-          <w:lang w:val="en-IN"/>
-        </w:rPr>
-      </w:pPr>
+        <w:spacing w:line="276" w:lineRule="auto" w:after="120" w:before="0"/>
+        <w:jc w:val="both"/>
+        <w:rPr>
+          <w:lang w:val="en-IN"/>
+        </w:rPr>
+      </w:pPr>
+      <w:r/>
       <w:r>
         <w:rPr>
           <w:rFonts w:ascii="Times New Roman" w:hAnsi="Times New Roman"/>
-          <w:sz w:val="22"/>
-        </w:rPr>
-        <w:t>Leaflet &amp; OpenStreetMap (OSM)</w:t>
-        <w:br/>
-        <w:t>Leaflet.js combined with OpenStreetMap tile servers is utilized as the mapping and spatial visualization engine across both the Android mobile application and the Web Admin Dashboard. This provides lightweight, responsive mapping with zero commercial API licensing costs, custom SVG bus and campus depot markers, dynamic viewport bounds calculation (fitBounds), and interactive route polyline overlays.</w:t>
+          <w:b w:val="0"/>
+          <w:i w:val="0"/>
+          <w:sz w:val="24"/>
+        </w:rPr>
+        <w:t>4. Leaflet.js &amp; OpenStreetMap (OSM): An open-source spatial visualization engine rendering OpenStreetMap raster and vector tiles. Integrated seamlessly across Android WebViews and React Leaflet components with custom marker pins, polyline routes, and dynamic bounds fitting.</w:t>
       </w:r>
     </w:p>
     <w:p>
@@ -11934,23 +11804,21 @@
           <w:ilvl w:val="0"/>
           <w:numId w:val="8"/>
         </w:numPr>
-        <w:jc w:val="both"/>
-        <w:rPr>
-          <w:lang w:val="en-IN"/>
-        </w:rPr>
-      </w:pPr>
-      <w:r>
-        <w:rPr>
-          <w:lang w:val="en-IN"/>
-        </w:rPr>
-        <w:t>Database</w:t>
-      </w:r>
-      <w:r>
-        <w:rPr>
-          <w:lang w:val="en-IN"/>
-        </w:rPr>
-        <w:br/>
-        <w:t>A database is used to store information related to users, buses, drivers, routes, stops, trips, GPS locations, lost items, found items, and AI-generated match results.</w:t>
+        <w:spacing w:line="276" w:lineRule="auto" w:after="120" w:before="0"/>
+        <w:jc w:val="both"/>
+        <w:rPr>
+          <w:lang w:val="en-IN"/>
+        </w:rPr>
+      </w:pPr>
+      <w:r/>
+      <w:r>
+        <w:rPr>
+          <w:rFonts w:ascii="Times New Roman" w:hAnsi="Times New Roman"/>
+          <w:b w:val="0"/>
+          <w:i w:val="0"/>
+          <w:sz w:val="24"/>
+        </w:rPr>
+        <w:t>5. MySQL 8.0 Relational Database: Stores normalized institutional data including users, pre-authorized rosters, digital bus passes, commercial buses, routes, route waypoints, active trips, historical GPS coordinates, emergency incidents, and lost/found property records.</w:t>
       </w:r>
     </w:p>
     <w:p>
@@ -11959,19 +11827,21 @@
           <w:ilvl w:val="0"/>
           <w:numId w:val="8"/>
         </w:numPr>
-        <w:jc w:val="both"/>
-        <w:rPr>
-          <w:lang w:val="en-IN"/>
-        </w:rPr>
-      </w:pPr>
+        <w:spacing w:line="276" w:lineRule="auto" w:after="120" w:before="0"/>
+        <w:jc w:val="both"/>
+        <w:rPr>
+          <w:lang w:val="en-IN"/>
+        </w:rPr>
+      </w:pPr>
+      <w:r/>
       <w:r>
         <w:rPr>
           <w:rFonts w:ascii="Times New Roman" w:hAnsi="Times New Roman"/>
-          <w:sz w:val="22"/>
-        </w:rPr>
-        <w:t>Web Administrator Fleet Command Dashboard</w:t>
-        <w:br/>
-        <w:t>The administrative web interface is engineered with React 18, TypeScript, Tailwind CSS, and Vite. It features live fleet telemetry, interactive vehicle tracking, pre-authorized student bus pass verification, driver-to-bus assignment, route management, emergency alarm handling with acoustic alerts, and dispute arbitration for Lost &amp; Found items.</w:t>
+          <w:b w:val="0"/>
+          <w:i w:val="0"/>
+          <w:sz w:val="24"/>
+        </w:rPr>
+        <w:t>6. React 18 &amp; TypeScript Administrator Console: An enterprise web dashboard developed with Vite, TypeScript, and Tailwind CSS. Features live multi-bus fleet telemetry on OpenStreetMap, acoustic siren alerts, emergency monitoring, and AI claim verification.</w:t>
       </w:r>
     </w:p>
     <w:p>
@@ -12031,7 +11901,8 @@
     </w:p>
     <w:p>
       <w:pPr>
-        <w:spacing w:before="180" w:after="100"/>
+        <w:spacing w:before="0" w:after="120" w:line="276" w:lineRule="auto"/>
+        <w:jc w:val="left"/>
         <w:rPr>
           <w:b/>
           <w:bCs/>
@@ -12039,180 +11910,186 @@
           <w:szCs w:val="24"/>
         </w:rPr>
       </w:pPr>
-      <w:r>
-        <w:rPr>
-          <w:b/>
-          <w:bCs/>
-          <w:sz w:val="24"/>
-          <w:szCs w:val="24"/>
+      <w:r/>
+      <w:r>
+        <w:rPr>
+          <w:rFonts w:ascii="Times New Roman" w:hAnsi="Times New Roman"/>
+          <w:b/>
+          <w:i w:val="0"/>
+          <w:sz w:val="24"/>
         </w:rPr>
         <w:t>3.3 Proposed Methodology &amp; Workflow</w:t>
       </w:r>
     </w:p>
     <w:p>
       <w:pPr>
-        <w:spacing w:before="180" w:after="100"/>
-        <w:rPr>
-          <w:lang w:val="en-IN"/>
-        </w:rPr>
-      </w:pPr>
-      <w:r>
-        <w:rPr>
-          <w:lang w:val="en-IN"/>
-        </w:rPr>
-        <w:t>The proposed system follows the following workflow:</w:t>
-      </w:r>
-    </w:p>
-    <w:p>
-      <w:pPr>
-        <w:spacing w:before="180" w:after="100"/>
-        <w:rPr>
-          <w:lang w:val="en-IN"/>
-        </w:rPr>
-      </w:pPr>
-      <w:r>
-        <w:rPr>
-          <w:lang w:val="en-IN"/>
-        </w:rPr>
-        <w:t>Step 1: User Authentication</w:t>
-      </w:r>
-      <w:r>
-        <w:rPr>
-          <w:lang w:val="en-IN"/>
-        </w:rPr>
-        <w:br/>
-        <w:t>Students, Drivers, and Administrators log in to the system using their authorized credentials. The system identifies the user role and provides access to the appropriate features.</w:t>
-      </w:r>
-    </w:p>
-    <w:p>
-      <w:pPr>
-        <w:spacing w:before="180" w:after="100"/>
-        <w:rPr>
-          <w:lang w:val="en-IN"/>
-        </w:rPr>
-      </w:pPr>
-      <w:r>
-        <w:t>Step 2: Trip Initialization</w:t>
-        <w:br/>
-        <w:t>The Driver selects and starts the assigned bus trip through the Native Android (Java) application.</w:t>
-      </w:r>
-    </w:p>
-    <w:p>
-      <w:pPr>
-        <w:spacing w:before="180" w:after="100"/>
-        <w:rPr>
-          <w:lang w:val="en-IN"/>
-        </w:rPr>
-      </w:pPr>
-      <w:r>
-        <w:rPr>
-          <w:lang w:val="en-IN"/>
-        </w:rPr>
-        <w:t>Step 3: GPS Location Collection</w:t>
-      </w:r>
-      <w:r>
-        <w:rPr>
-          <w:lang w:val="en-IN"/>
-        </w:rPr>
-        <w:br/>
-        <w:t>After the trip starts, the application collects the real-time GPS coordinates of the driver's mobile device.</w:t>
-      </w:r>
-    </w:p>
-    <w:p>
-      <w:pPr>
-        <w:spacing w:before="180" w:after="100"/>
-        <w:rPr>
-          <w:lang w:val="en-IN"/>
-        </w:rPr>
-      </w:pPr>
-      <w:r>
-        <w:rPr>
-          <w:lang w:val="en-IN"/>
-        </w:rPr>
-        <w:t>Step 4: Real-Time Location Transmission</w:t>
-      </w:r>
-      <w:r>
-        <w:rPr>
-          <w:lang w:val="en-IN"/>
-        </w:rPr>
-        <w:br/>
-        <w:t>The GPS coordinates are transmitted from the mobile application to the Node.js backend using Socket.IO.</w:t>
-      </w:r>
-    </w:p>
-    <w:p>
-      <w:pPr>
-        <w:spacing w:before="180" w:after="100"/>
-        <w:rPr>
-          <w:lang w:val="en-IN"/>
-        </w:rPr>
-      </w:pPr>
-      <w:r>
-        <w:rPr>
-          <w:lang w:val="en-IN"/>
-        </w:rPr>
-        <w:t>Step 5: Backend Processing</w:t>
-      </w:r>
-      <w:r>
-        <w:rPr>
-          <w:lang w:val="en-IN"/>
-        </w:rPr>
-        <w:br/>
-        <w:t>The backend receives, validates, and processes the location information. The updated bus location is stored and distributed to authorized users.</w:t>
-      </w:r>
-    </w:p>
-    <w:p>
-      <w:pPr>
-        <w:spacing w:before="180" w:after="100"/>
-        <w:rPr>
-          <w:lang w:val="en-IN"/>
-        </w:rPr>
-      </w:pPr>
-      <w:r>
-        <w:t>Step 6: Live Bus Tracking</w:t>
-        <w:br/>
-        <w:t>Students and Administrators receive updated location information in real time. The bus location is displayed on OpenStreetMap (Leaflet).</w:t>
-      </w:r>
-    </w:p>
-    <w:p>
-      <w:pPr>
-        <w:spacing w:before="180" w:after="100"/>
-        <w:rPr>
-          <w:lang w:val="en-IN"/>
-        </w:rPr>
-      </w:pPr>
-      <w:r>
-        <w:rPr>
-          <w:lang w:val="en-IN"/>
-        </w:rPr>
-        <w:t>Step 7: Transportation Management</w:t>
-      </w:r>
-      <w:r>
-        <w:rPr>
-          <w:lang w:val="en-IN"/>
-        </w:rPr>
-        <w:br/>
-        <w:t>Administrators manage buses, routes, stops, drivers, and trips using the administrator dashboard.</w:t>
-      </w:r>
-    </w:p>
-    <w:p>
-      <w:pPr>
-        <w:spacing w:before="180" w:after="100"/>
-        <w:rPr>
-          <w:lang w:val="en-IN"/>
-        </w:rPr>
-      </w:pPr>
-      <w:r>
-        <w:rPr>
-          <w:lang w:val="en-IN"/>
-        </w:rPr>
-        <w:t>Step 8: Lost and Found Reporting</w:t>
-      </w:r>
-      <w:r>
-        <w:rPr>
-          <w:lang w:val="en-IN"/>
-        </w:rPr>
-        <w:br/>
-        <w:t>Students can submit lost or found item reports. Each report may include item name, description, category, image, bus, route, approximate time, location, and seat number.</w:t>
+        <w:spacing w:before="0" w:after="120" w:line="276" w:lineRule="auto"/>
+        <w:jc w:val="both"/>
+        <w:rPr>
+          <w:lang w:val="en-IN"/>
+        </w:rPr>
+      </w:pPr>
+      <w:r/>
+      <w:r>
+        <w:rPr>
+          <w:rFonts w:ascii="Times New Roman" w:hAnsi="Times New Roman"/>
+          <w:b w:val="0"/>
+          <w:i w:val="0"/>
+          <w:sz w:val="24"/>
+        </w:rPr>
+        <w:t>The end-to-end operational workflow of Uni-Track comprises eight sequential stages:</w:t>
+      </w:r>
+    </w:p>
+    <w:p>
+      <w:pPr>
+        <w:spacing w:before="0" w:after="120" w:line="276" w:lineRule="auto"/>
+        <w:jc w:val="both"/>
+        <w:rPr>
+          <w:lang w:val="en-IN"/>
+        </w:rPr>
+      </w:pPr>
+      <w:r/>
+      <w:r>
+        <w:rPr>
+          <w:rFonts w:ascii="Times New Roman" w:hAnsi="Times New Roman"/>
+          <w:b w:val="0"/>
+          <w:i w:val="0"/>
+          <w:sz w:val="24"/>
+        </w:rPr>
+        <w:t>Stage 1: Pre-Authorized Authentication: Students authenticate using their official Parul University Enrollment Number and Date of Birth (YYYY-MM-DD) or password. The backend queries the institutional commuter roster, validates credentials via bcryptjs, and issues a signed JSON Web Token (JWT).</w:t>
+      </w:r>
+    </w:p>
+    <w:p>
+      <w:pPr>
+        <w:spacing w:before="0" w:after="120" w:line="276" w:lineRule="auto"/>
+        <w:jc w:val="both"/>
+        <w:rPr>
+          <w:lang w:val="en-IN"/>
+        </w:rPr>
+      </w:pPr>
+      <w:r/>
+      <w:r>
+        <w:rPr>
+          <w:rFonts w:ascii="Times New Roman" w:hAnsi="Times New Roman"/>
+          <w:b w:val="0"/>
+          <w:i w:val="0"/>
+          <w:sz w:val="24"/>
+        </w:rPr>
+        <w:t>Stage 2: Virtual Pass Rendering: Upon student login, the application retrieves active bus pass records and renders the anti-counterfeit Virtual Bus Pass ID Card featuring the live ticking security clock, dynamic hologram, student photo, authorized pickup stop, and assigned route.</w:t>
+      </w:r>
+    </w:p>
+    <w:p>
+      <w:pPr>
+        <w:spacing w:before="0" w:after="120" w:line="276" w:lineRule="auto"/>
+        <w:jc w:val="both"/>
+        <w:rPr>
+          <w:lang w:val="en-IN"/>
+        </w:rPr>
+      </w:pPr>
+      <w:r/>
+      <w:r>
+        <w:rPr>
+          <w:rFonts w:ascii="Times New Roman" w:hAnsi="Times New Roman"/>
+          <w:b w:val="0"/>
+          <w:i w:val="0"/>
+          <w:sz w:val="24"/>
+        </w:rPr>
+        <w:t>Stage 3: Driver Dispatch &amp; Trip Initiation: The driver authenticates on the Driver Portal, views their assigned vehicle (e.g., Bus 1 • GJ-06-PU-0001) and route (RT-001 Vadodara Station Express), and taps Start Trip. The trip status transitions to IN TRANSIT.</w:t>
+      </w:r>
+    </w:p>
+    <w:p>
+      <w:pPr>
+        <w:spacing w:before="0" w:after="120" w:line="276" w:lineRule="auto"/>
+        <w:jc w:val="both"/>
+        <w:rPr>
+          <w:lang w:val="en-IN"/>
+        </w:rPr>
+      </w:pPr>
+      <w:r/>
+      <w:r>
+        <w:rPr>
+          <w:rFonts w:ascii="Times New Roman" w:hAnsi="Times New Roman"/>
+          <w:b w:val="0"/>
+          <w:i w:val="0"/>
+          <w:sz w:val="24"/>
+        </w:rPr>
+        <w:t>Stage 4: Hardware GPS Telemetry Streaming: The Android Location Services engine collects hardware latitude, longitude, and heading. The Socket.IO client transmits location beacon packets to the backend server at 1 Hz.</w:t>
+      </w:r>
+    </w:p>
+    <w:p>
+      <w:pPr>
+        <w:spacing w:before="0" w:after="120" w:line="276" w:lineRule="auto"/>
+        <w:jc w:val="both"/>
+        <w:rPr>
+          <w:lang w:val="en-IN"/>
+        </w:rPr>
+      </w:pPr>
+      <w:r/>
+      <w:r>
+        <w:rPr>
+          <w:rFonts w:ascii="Times New Roman" w:hAnsi="Times New Roman"/>
+          <w:b w:val="0"/>
+          <w:i w:val="0"/>
+          <w:sz w:val="24"/>
+        </w:rPr>
+        <w:t>Stage 5: Backend Ingestion &amp; Broadcasting: The Node.js server validates the incoming beacon, updates the active trip record in MySQL, and immediately broadcasts the telemetry update over WebSocket rooms to all listening student and administrator clients.</w:t>
+      </w:r>
+    </w:p>
+    <w:p>
+      <w:pPr>
+        <w:spacing w:before="0" w:after="120" w:line="276" w:lineRule="auto"/>
+        <w:jc w:val="both"/>
+        <w:rPr>
+          <w:lang w:val="en-IN"/>
+        </w:rPr>
+      </w:pPr>
+      <w:r/>
+      <w:r>
+        <w:rPr>
+          <w:rFonts w:ascii="Times New Roman" w:hAnsi="Times New Roman"/>
+          <w:b w:val="0"/>
+          <w:i w:val="0"/>
+          <w:sz w:val="24"/>
+        </w:rPr>
+        <w:t>Stage 6: Real-Time OpenStreetMap Visualization: Student mobile WebViews and the Web Admin Dashboard ingest the location packet and animate the bus marker along the Vadodara arterial route. The Leaflet map dynamically fits bounds to encompass all active buses and the Parul Campus Depot.</w:t>
+      </w:r>
+    </w:p>
+    <w:p>
+      <w:pPr>
+        <w:spacing w:before="0" w:after="120" w:line="276" w:lineRule="auto"/>
+        <w:jc w:val="both"/>
+        <w:rPr>
+          <w:lang w:val="en-IN"/>
+        </w:rPr>
+      </w:pPr>
+      <w:r/>
+      <w:r>
+        <w:rPr>
+          <w:rFonts w:ascii="Times New Roman" w:hAnsi="Times New Roman"/>
+          <w:b w:val="0"/>
+          <w:i w:val="0"/>
+          <w:sz w:val="24"/>
+        </w:rPr>
+        <w:t>Stage 7: Emergency SOS Alarm Dispatch: If a driver or student encounters a crisis (Breakdown, Accident, Medical, Security), triggering the SOS alert broadcasts an emergency event with GPS coordinates, instantly sounding an audible siren and flashing alerts on the Admin Command Center.</w:t>
+      </w:r>
+    </w:p>
+    <w:p>
+      <w:pPr>
+        <w:spacing w:before="0" w:after="120" w:line="276" w:lineRule="auto"/>
+        <w:jc w:val="both"/>
+        <w:rPr>
+          <w:lang w:val="en-IN"/>
+        </w:rPr>
+      </w:pPr>
+      <w:r/>
+      <w:r>
+        <w:rPr>
+          <w:rFonts w:ascii="Times New Roman" w:hAnsi="Times New Roman"/>
+          <w:b w:val="0"/>
+          <w:i w:val="0"/>
+          <w:sz w:val="24"/>
+        </w:rPr>
+        <w:t>Stage 8: AI-Assisted Property Recovery: Misplaced belongings reported by students are analyzed by the AI matching service, which evaluates textual descriptions, item categories, route sequences, and seat locations to calculate similarity scores for administrative claim verification.</w:t>
       </w:r>
     </w:p>
     <w:p>
@@ -16169,23 +16046,45 @@
     </w:p>
     <w:p>
       <w:pPr>
-        <w:spacing w:after="300"/>
+        <w:spacing w:after="40" w:line="276" w:lineRule="auto" w:before="0"/>
         <w:jc w:val="center"/>
       </w:pPr>
-      <w:r>
+      <w:r/>
+      <w:r>
+        <w:rPr>
+          <w:rFonts w:ascii="Times New Roman" w:hAnsi="Times New Roman"/>
+          <w:b/>
+          <w:i w:val="0"/>
+          <w:sz w:val="30"/>
+        </w:rPr>
+        <w:t>CHAPTER IV</w:t>
+      </w:r>
+    </w:p>
+    <w:p>
+      <w:pPr>
+        <w:spacing w:before="0" w:after="240" w:line="276" w:lineRule="auto"/>
+        <w:jc w:val="center"/>
         <w:rPr>
           <w:b/>
           <w:bCs/>
           <w:color w:val="000000"/>
-          <w:sz w:val="30"/>
-          <w:szCs w:val="30"/>
-        </w:rPr>
-        <w:t>Implementation / GUI</w:t>
-      </w:r>
-    </w:p>
-    <w:p>
-      <w:pPr>
-        <w:spacing w:before="180" w:after="100"/>
+          <w:sz w:val="28"/>
+          <w:szCs w:val="28"/>
+        </w:rPr>
+      </w:pPr>
+      <w:r/>
+      <w:r>
+        <w:rPr>
+          <w:rFonts w:ascii="Times New Roman" w:hAnsi="Times New Roman"/>
+          <w:b/>
+          <w:i w:val="0"/>
+          <w:sz w:val="28"/>
+        </w:rPr>
+        <w:t>SYSTEM IMPLEMENTATION &amp; MODULE SPECIFICATIONS</w:t>
+      </w:r>
+    </w:p>
+    <w:p>
+      <w:pPr>
         <w:rPr>
           <w:b/>
           <w:bCs/>
@@ -16194,45 +16093,13 @@
           <w:szCs w:val="28"/>
         </w:rPr>
       </w:pPr>
-      <w:proofErr w:type="gramStart"/>
-      <w:r>
-        <w:rPr>
-          <w:b/>
-          <w:bCs/>
-          <w:color w:val="000000"/>
-          <w:sz w:val="28"/>
-          <w:szCs w:val="28"/>
-        </w:rPr>
-        <w:t>4.1  Module</w:t>
-      </w:r>
-      <w:proofErr w:type="gramEnd"/>
-      <w:r>
-        <w:rPr>
-          <w:b/>
-          <w:bCs/>
-          <w:color w:val="000000"/>
-          <w:sz w:val="28"/>
-          <w:szCs w:val="28"/>
-        </w:rPr>
-        <w:t xml:space="preserve"> Description</w:t>
-      </w:r>
-    </w:p>
-    <w:p>
-      <w:pPr>
-        <w:rPr>
-          <w:b/>
-          <w:bCs/>
-          <w:color w:val="000000"/>
-          <w:sz w:val="28"/>
-          <w:szCs w:val="28"/>
-        </w:rPr>
-      </w:pPr>
     </w:p>
     <w:p>
       <w:pPr>
         <w:pStyle w:val="Heading4"/>
+        <w:spacing w:line="276" w:lineRule="auto" w:after="120" w:before="0"/>
         <w:ind w:left="171"/>
-        <w:jc w:val="both"/>
+        <w:jc w:val="left"/>
         <w:rPr>
           <w:b w:val="0"/>
           <w:bCs w:val="0"/>
@@ -16241,15 +16108,15 @@
           <w:lang w:val="en-IN"/>
         </w:rPr>
       </w:pPr>
+      <w:r/>
       <w:r>
         <w:rPr>
           <w:rFonts w:ascii="Times New Roman" w:hAnsi="Times New Roman"/>
-          <w:b w:val="0"/>
-          <w:sz w:val="22"/>
-        </w:rPr>
-        <w:t>4.1 Module Description</w:t>
-        <w:br/>
-        <w:t>The Uni-Track system is architectured into specialized functional modules connecting client devices with the centralized cloud backend.</w:t>
+          <w:b/>
+          <w:i w:val="0"/>
+          <w:sz w:val="24"/>
+        </w:rPr>
+        <w:t>4.1 Module Descriptions</w:t>
       </w:r>
     </w:p>
     <w:p>
@@ -16269,6 +16136,7 @@
     <w:p>
       <w:pPr>
         <w:pStyle w:val="Heading4"/>
+        <w:spacing w:line="276" w:lineRule="auto" w:after="120" w:before="0"/>
         <w:ind w:left="171"/>
         <w:jc w:val="both"/>
         <w:rPr>
@@ -16279,15 +16147,15 @@
           <w:lang w:val="en-IN"/>
         </w:rPr>
       </w:pPr>
+      <w:r/>
       <w:r>
         <w:rPr>
           <w:rFonts w:ascii="Times New Roman" w:hAnsi="Times New Roman"/>
           <w:b w:val="0"/>
-          <w:sz w:val="22"/>
-        </w:rPr>
-        <w:t>Authentication &amp; Pre-Authorized Roster Module:</w:t>
-        <w:br/>
-        <w:t>Provides role-based security. Students authenticate using their University Enrollment Number and Date of Birth (DOB) against verified roster records. Drivers authenticate with assigned staff credentials, and Administrators authenticate using encrypted passwords and JSON Web Tokens (JWT).</w:t>
+          <w:i w:val="0"/>
+          <w:sz w:val="24"/>
+        </w:rPr>
+        <w:t>Module 1: Authentication &amp; Pre-Authorized Roster: Enforces strict role-based access control. Students authenticate via Enrollment Number and Date of Birth; drivers use unique Driver IDs. Unverified public registration is completely disabled, ensuring only fee-cleared university commuters access the transport network.</w:t>
       </w:r>
     </w:p>
     <w:p>
@@ -16307,6 +16175,7 @@
     <w:p>
       <w:pPr>
         <w:pStyle w:val="Heading4"/>
+        <w:spacing w:line="276" w:lineRule="auto" w:after="120" w:before="0"/>
         <w:ind w:left="171"/>
         <w:jc w:val="both"/>
         <w:rPr>
@@ -16317,15 +16186,15 @@
           <w:lang w:val="en-IN"/>
         </w:rPr>
       </w:pPr>
+      <w:r/>
       <w:r>
         <w:rPr>
           <w:rFonts w:ascii="Times New Roman" w:hAnsi="Times New Roman"/>
           <w:b w:val="0"/>
-          <w:sz w:val="22"/>
-        </w:rPr>
-        <w:t>Digital Virtual Bus Pass ID Module:</w:t>
-        <w:br/>
-        <w:t>Generates a tamper-proof digital transport pass for eligible students. The interface features a real-time anti-screenshot ticking security clock, dynamic metallic hologram badge, assigned route details, validity dates, and high-resolution student photograph to prevent pass sharing.</w:t>
+          <w:i w:val="0"/>
+          <w:sz w:val="24"/>
+        </w:rPr>
+        <w:t>Module 2: Tamper-Proof Digital Virtual Bus Pass ID: Generates an official, non-transferable digital transport pass. Features a real-time ticking anti-screenshot clock (hh:mm:ss.ms), dynamic metallic hologram, verified student photograph, pickup stop (e.g. Akshar Chowk), and assigned route (RT-001) without requiring physical barcode scanners.</w:t>
       </w:r>
     </w:p>
     <w:p>
@@ -16345,6 +16214,7 @@
     <w:p>
       <w:pPr>
         <w:pStyle w:val="Heading4"/>
+        <w:spacing w:line="276" w:lineRule="auto" w:after="120" w:before="0"/>
         <w:ind w:left="171"/>
         <w:jc w:val="both"/>
         <w:rPr>
@@ -16355,15 +16225,15 @@
           <w:lang w:val="en-IN"/>
         </w:rPr>
       </w:pPr>
+      <w:r/>
       <w:r>
         <w:rPr>
           <w:rFonts w:ascii="Times New Roman" w:hAnsi="Times New Roman"/>
           <w:b w:val="0"/>
-          <w:sz w:val="22"/>
-        </w:rPr>
-        <w:t>Driver Trip &amp; Background Telemetry Module:</w:t>
-        <w:br/>
-        <w:t>Enables drivers to select assigned Vadodara campus routes and initiate trips. A persistent Android Foreground Service continuously samples hardware GPS coordinates and streams location updates to the backend via Socket.IO with negligible battery overhead.</w:t>
+          <w:i w:val="0"/>
+          <w:sz w:val="24"/>
+        </w:rPr>
+        <w:t>Module 3: Driver Active Trip &amp; Background Telemetry: Enables drivers to select designated Vadodara routes, review vehicle assignment (GJ-06-PU commercial series), and initiate trips. Background GPS services stream hardware coordinates at 1 Hz via Socket.IO.</w:t>
       </w:r>
     </w:p>
     <w:p>
@@ -16383,6 +16253,7 @@
     <w:p>
       <w:pPr>
         <w:pStyle w:val="Heading4"/>
+        <w:spacing w:line="276" w:lineRule="auto" w:after="120" w:before="0"/>
         <w:ind w:left="171"/>
         <w:jc w:val="both"/>
         <w:rPr>
@@ -16393,15 +16264,15 @@
           <w:lang w:val="en-IN"/>
         </w:rPr>
       </w:pPr>
+      <w:r/>
       <w:r>
         <w:rPr>
           <w:rFonts w:ascii="Times New Roman" w:hAnsi="Times New Roman"/>
           <w:b w:val="0"/>
-          <w:sz w:val="22"/>
-        </w:rPr>
-        <w:t>Student Live Tracking &amp; Leaflet OSM Module:</w:t>
-        <w:br/>
-        <w:t>Provides an interactive spatial visualization of active buses on OpenStreetMap. Students can track oncoming buses in real time, view route stops, and observe operational transit statuses (In Transit, Campus Depot, Standby) with automated viewport auto-fitting.</w:t>
+          <w:i w:val="0"/>
+          <w:sz w:val="24"/>
+        </w:rPr>
+        <w:t>Module 4: Student Real-Time Transit Tracking on Leaflet OSM: Embedded hardware-accelerated WebView renders OpenStreetMap tiles, route polylines, upcoming stops, and live bus markers with pure database telemetry (IN TRANSIT, STANDBY, CAMPUS DEPOT) and zero synthetic speedometers.</w:t>
       </w:r>
     </w:p>
     <w:p>
@@ -16421,6 +16292,7 @@
     <w:p>
       <w:pPr>
         <w:pStyle w:val="Heading4"/>
+        <w:spacing w:line="276" w:lineRule="auto" w:after="120" w:before="0"/>
         <w:ind w:left="171"/>
         <w:jc w:val="both"/>
         <w:rPr>
@@ -16431,15 +16303,15 @@
           <w:lang w:val="en-IN"/>
         </w:rPr>
       </w:pPr>
+      <w:r/>
       <w:r>
         <w:rPr>
           <w:rFonts w:ascii="Times New Roman" w:hAnsi="Times New Roman"/>
           <w:b w:val="0"/>
-          <w:sz w:val="22"/>
-        </w:rPr>
-        <w:t>Emergency SOS Alert Module:</w:t>
-        <w:br/>
-        <w:t>Empowers drivers and students to broadcast immediate distress signals during vehicle breakdowns, medical emergencies, or safety hazards. Alerts transmit live GPS coordinates and trigger acoustic alarms and red priority banners on the Web Administrator Dashboard.</w:t>
+          <w:i w:val="0"/>
+          <w:sz w:val="24"/>
+        </w:rPr>
+        <w:t>Module 5: Emergency SOS Siren &amp; Dispatch Protocol: Provides dedicated distress reporting for Vehicle Breakdown, Medical Emergency, Traffic Collision, and Campus Security. Immediately triggers audible sirens and flashing red alerts on the Admin Command Center with live GPS pins.</w:t>
       </w:r>
     </w:p>
     <w:p>
@@ -16459,6 +16331,7 @@
     <w:p>
       <w:pPr>
         <w:pStyle w:val="Heading4"/>
+        <w:spacing w:line="276" w:lineRule="auto" w:after="120" w:before="0"/>
         <w:ind w:left="171"/>
         <w:jc w:val="both"/>
         <w:rPr>
@@ -16469,15 +16342,15 @@
           <w:lang w:val="en-IN"/>
         </w:rPr>
       </w:pPr>
+      <w:r/>
       <w:r>
         <w:rPr>
           <w:rFonts w:ascii="Times New Roman" w:hAnsi="Times New Roman"/>
           <w:b w:val="0"/>
-          <w:sz w:val="22"/>
-        </w:rPr>
-        <w:t>AI-Powered Lost &amp; Found Matching Module:</w:t>
-        <w:br/>
-        <w:t>Enables students to submit comprehensive reports of lost or found belongings with photos, descriptions, route information, and seat numbers. An intelligent multi-factor matching engine computes match confidence percentages to assist administrators in property recovery.</w:t>
+          <w:i w:val="0"/>
+          <w:sz w:val="24"/>
+        </w:rPr>
+        <w:t>Module 6: Vadodara Transit Hub &amp; Route Management: Configures 4 arterial transit corridors (RT-001 to RT-004) with exact GPS waypoints connecting Vadodara Railway Station, Sama/Gorwa, Karelibaug, and Waghodia to Parul University Campus Terminal &amp; Depot [22.2887, 73.3634].</w:t>
       </w:r>
     </w:p>
     <w:p>
@@ -16497,6 +16370,7 @@
     <w:p>
       <w:pPr>
         <w:pStyle w:val="Heading4"/>
+        <w:spacing w:line="276" w:lineRule="auto" w:after="120" w:before="0"/>
         <w:ind w:left="171"/>
         <w:jc w:val="both"/>
         <w:rPr>
@@ -16507,15 +16381,15 @@
           <w:lang w:val="en-IN"/>
         </w:rPr>
       </w:pPr>
+      <w:r/>
       <w:r>
         <w:rPr>
           <w:rFonts w:ascii="Times New Roman" w:hAnsi="Times New Roman"/>
           <w:b w:val="0"/>
-          <w:sz w:val="22"/>
-        </w:rPr>
-        <w:t>Administrator Fleet Command Center Module:</w:t>
-        <w:br/>
-        <w:t>A responsive React/TypeScript dashboard providing centralized control over buses (GJ-06-PU series), arterial routes (RT-001 to RT-004), driver allocations, pass validation records, live fleet telemetry, and emergency alert resolution.</w:t>
+          <w:i w:val="0"/>
+          <w:sz w:val="24"/>
+        </w:rPr>
+        <w:t>Module 7: AI-Powered Multi-Factor Lost &amp; Found Engine: Ingests lost and found belongings reports, analyzing textual semantics, categories, route associations, time windows, and seat numbers to calculate match confidence scores (0-100%) for administrative claim approval.</w:t>
       </w:r>
     </w:p>
     <w:p>
@@ -16535,6 +16409,7 @@
     <w:p>
       <w:pPr>
         <w:pStyle w:val="Heading4"/>
+        <w:spacing w:line="276" w:lineRule="auto" w:after="120" w:before="0"/>
         <w:ind w:left="171"/>
         <w:jc w:val="both"/>
         <w:rPr>
@@ -16545,15 +16420,15 @@
           <w:lang w:val="en-IN"/>
         </w:rPr>
       </w:pPr>
+      <w:r/>
       <w:r>
         <w:rPr>
           <w:rFonts w:ascii="Times New Roman" w:hAnsi="Times New Roman"/>
           <w:b w:val="0"/>
-          <w:sz w:val="22"/>
-        </w:rPr>
-        <w:t>Vadodara Transit Hub &amp; Route Management Module:</w:t>
-        <w:br/>
-        <w:t>Maintains detailed geographical waypoints and estimated arrival offsets across Vadodara City arterial transit corridors terminating at the Parul University Central Campus Depot.</w:t>
+          <w:i w:val="0"/>
+          <w:sz w:val="24"/>
+        </w:rPr>
+        <w:t>Module 8: Web Administrator Fleet Command Center: A comprehensive React 18 / TypeScript operations dashboard featuring a real-time Leaflet OSM fleet map, driver-bus allocation, student roster editing, acoustic siren monitoring, and analytics.</w:t>
       </w:r>
     </w:p>
     <w:p>
@@ -16568,392 +16443,429 @@
     </w:p>
     <w:p>
       <w:pPr>
-        <w:spacing w:before="180" w:after="100"/>
-        <w:rPr>
-          <w:b/>
-          <w:sz w:val="28"/>
-          <w:szCs w:val="28"/>
-        </w:rPr>
-      </w:pPr>
-      <w:r>
-        <w:rPr>
-          <w:b/>
-          <w:sz w:val="28"/>
-          <w:szCs w:val="28"/>
-        </w:rPr>
-        <w:t>4.2 Pseudo Code of Module</w:t>
-      </w:r>
-    </w:p>
-    <w:p>
-      <w:pPr>
-        <w:spacing w:before="180" w:after="100" w:line="360" w:lineRule="auto"/>
-        <w:rPr>
-          <w:bCs/>
-          <w:lang w:val="en-IN"/>
-        </w:rPr>
-      </w:pPr>
-      <w:r>
-        <w:rPr>
-          <w:bCs/>
-          <w:lang w:val="en-IN"/>
-        </w:rPr>
-        <w:t>MODULE: User Login</w:t>
-      </w:r>
-    </w:p>
-    <w:p>
-      <w:pPr>
-        <w:spacing w:before="180" w:after="100" w:line="360" w:lineRule="auto"/>
-        <w:rPr>
-          <w:bCs/>
-          <w:lang w:val="en-IN"/>
-        </w:rPr>
-      </w:pPr>
+        <w:spacing w:before="0" w:after="120" w:line="276" w:lineRule="auto"/>
+        <w:jc w:val="left"/>
+        <w:rPr>
+          <w:b/>
+          <w:sz w:val="28"/>
+          <w:szCs w:val="28"/>
+        </w:rPr>
+      </w:pPr>
+      <w:r/>
       <w:r>
         <w:rPr>
           <w:rFonts w:ascii="Times New Roman" w:hAnsi="Times New Roman"/>
-          <w:sz w:val="22"/>
+          <w:b/>
+          <w:i w:val="0"/>
+          <w:sz w:val="24"/>
+        </w:rPr>
+        <w:t>4.2 Mathematical Algorithms &amp; Pseudo-Code</w:t>
+      </w:r>
+    </w:p>
+    <w:p>
+      <w:pPr>
+        <w:spacing w:before="0" w:after="40" w:line="276" w:lineRule="auto"/>
+        <w:jc w:val="both"/>
+        <w:rPr>
+          <w:bCs/>
+          <w:lang w:val="en-IN"/>
+        </w:rPr>
+      </w:pPr>
+      <w:r/>
+      <w:r>
+        <w:rPr>
+          <w:rFonts w:ascii="Times New Roman" w:hAnsi="Times New Roman"/>
+          <w:b/>
+          <w:i w:val="0"/>
+          <w:sz w:val="24"/>
+        </w:rPr>
+        <w:t>Algorithm 4.1: Pre-Authorized Roster Student Authentication</w:t>
+      </w:r>
+    </w:p>
+    <w:p>
+      <w:pPr>
+        <w:spacing w:before="0" w:after="160" w:line="276" w:lineRule="auto"/>
+        <w:jc w:val="both"/>
+        <w:rPr>
+          <w:bCs/>
+          <w:lang w:val="en-IN"/>
+        </w:rPr>
+      </w:pPr>
+      <w:r/>
+      <w:r>
+        <w:rPr>
+          <w:rFonts w:ascii="Times New Roman" w:hAnsi="Times New Roman"/>
+          <w:b w:val="0"/>
+          <w:i w:val="0"/>
+          <w:sz w:val="20"/>
         </w:rPr>
         <w:t>START</w:t>
         <w:br/>
-        <w:t>INPUT role (Student, Driver, Admin)</w:t>
+        <w:t xml:space="preserve">  INPUT enrollment_number, date_of_birth_or_password</w:t>
         <w:br/>
-        <w:t>IF role == 'Student' THEN</w:t>
+        <w:t xml:space="preserve">  QUERY database: SELECT * FROM users WHERE student_id = enrollment_number AND role = 'student'</w:t>
         <w:br/>
-        <w:t xml:space="preserve">    INPUT enrollment_number and date_of_birth (YYYY-MM-DD)</w:t>
+        <w:t xml:space="preserve">  IF user record NOT FOUND THEN</w:t>
         <w:br/>
-        <w:t xml:space="preserve">    VERIFY against pre-authorized university student roster</w:t>
+        <w:t xml:space="preserve">    RETURN Error('Access Denied: Enrollment number not found in authorized university commuter roster')</w:t>
         <w:br/>
-        <w:t xml:space="preserve">    IF valid student record found THEN</w:t>
+        <w:t xml:space="preserve">  END IF</w:t>
         <w:br/>
-        <w:t xml:space="preserve">        GENERATE student session</w:t>
+        <w:t xml:space="preserve">  VERIFY password_hash using bcryptjs.compare(input, user.password_hash)</w:t>
         <w:br/>
-        <w:t xml:space="preserve">        LOAD Student Dashboard and Digital Virtual Bus Pass</w:t>
+        <w:t xml:space="preserve">  IF verification FAILS THEN</w:t>
         <w:br/>
-        <w:t xml:space="preserve">    ELSE</w:t>
+        <w:t xml:space="preserve">    RETURN Error('Invalid credentials. Format for DOB is YYYY-MM-DD')</w:t>
         <w:br/>
-        <w:t xml:space="preserve">        DISPLAY 'Invalid Enrollment or Date of Birth'</w:t>
+        <w:t xml:space="preserve">  END IF</w:t>
+        <w:br/>
+        <w:t xml:space="preserve">  GENERATE signed JWT auth_token with payload { user_id, role, student_id }</w:t>
+        <w:br/>
+        <w:t xml:space="preserve">  RETURN Success(auth_token, user_profile)</w:t>
+        <w:br/>
+        <w:t>END</w:t>
+      </w:r>
+    </w:p>
+    <w:p>
+      <w:pPr>
+        <w:spacing w:before="0" w:after="40" w:line="276" w:lineRule="auto"/>
+        <w:jc w:val="both"/>
+        <w:rPr>
+          <w:bCs/>
+          <w:lang w:val="en-IN"/>
+        </w:rPr>
+      </w:pPr>
+      <w:r/>
+      <w:r>
+        <w:rPr>
+          <w:rFonts w:ascii="Times New Roman" w:hAnsi="Times New Roman"/>
+          <w:b/>
+          <w:i w:val="0"/>
+          <w:sz w:val="24"/>
+        </w:rPr>
+        <w:t>Algorithm 4.2: Anti-Counterfeit Virtual Bus Pass Verification &amp; Live Clock</w:t>
+      </w:r>
+    </w:p>
+    <w:p>
+      <w:pPr>
+        <w:spacing w:before="0" w:after="160" w:line="276" w:lineRule="auto"/>
+        <w:jc w:val="both"/>
+        <w:rPr>
+          <w:bCs/>
+          <w:lang w:val="en-IN"/>
+        </w:rPr>
+      </w:pPr>
+      <w:r/>
+      <w:r>
+        <w:rPr>
+          <w:rFonts w:ascii="Times New Roman" w:hAnsi="Times New Roman"/>
+          <w:b w:val="0"/>
+          <w:i w:val="0"/>
+          <w:sz w:val="20"/>
+        </w:rPr>
+        <w:t>START</w:t>
+        <w:br/>
+        <w:t xml:space="preserve">  INPUT student_id, jwt_token</w:t>
+        <w:br/>
+        <w:t xml:space="preserve">  VALIDATE jwt_token</w:t>
+        <w:br/>
+        <w:t xml:space="preserve">  QUERY database: SELECT p.*, r.route_name, r.route_code, b.bus_number, b.plate_number </w:t>
+        <w:br/>
+        <w:t xml:space="preserve">                 FROM bus_passes p JOIN routes r ON p.route_id = r.id JOIN buses b ON p.bus_id = b.id </w:t>
+        <w:br/>
+        <w:t xml:space="preserve">                 WHERE p.student_id = student_id AND p.status = 'active'</w:t>
+        <w:br/>
+        <w:t xml:space="preserve">  IF pass NOT FOUND THEN</w:t>
+        <w:br/>
+        <w:t xml:space="preserve">    DISPLAY 'No Active Transit Pass Found. Contact University Transport Dept.'</w:t>
+        <w:br/>
+        <w:t xml:space="preserve">    EXIT</w:t>
+        <w:br/>
+        <w:t xml:space="preserve">  END IF</w:t>
+        <w:br/>
+        <w:t xml:space="preserve">  INITIALIZE SecurityClockThread: REPEAT EVERY 50 milliseconds:</w:t>
+        <w:br/>
+        <w:t xml:space="preserve">    current_time = System.currentTimeMillis()</w:t>
+        <w:br/>
+        <w:t xml:space="preserve">    FORMAT formatted_clock = 'hh:mm:ss.ms a • dd MMM yyyy'</w:t>
+        <w:br/>
+        <w:t xml:space="preserve">    UPDATE tvLiveClock.setText(formatted_clock)</w:t>
+        <w:br/>
+        <w:t xml:space="preserve">    ANIMATE HologramBadge alpha and rotation</w:t>
+        <w:br/>
+        <w:t xml:space="preserve">  RENDER student_photo, student_name, enrollment_number, authorized_stop, route_code</w:t>
+        <w:br/>
+        <w:t>END</w:t>
+      </w:r>
+    </w:p>
+    <w:p>
+      <w:pPr>
+        <w:spacing w:before="180" w:after="100" w:line="360" w:lineRule="auto"/>
+        <w:rPr>
+          <w:bCs/>
+          <w:lang w:val="en-IN"/>
+        </w:rPr>
+      </w:pPr>
+      <w:r>
+        <w:rPr>
+          <w:bCs/>
+          <w:lang w:val="en-IN"/>
+        </w:rPr>
+        <w:t>WHILE trip is active DO</w:t>
+      </w:r>
+    </w:p>
+    <w:p>
+      <w:pPr>
+        <w:spacing w:before="180" w:after="100" w:line="360" w:lineRule="auto"/>
+        <w:rPr>
+          <w:bCs/>
+          <w:lang w:val="en-IN"/>
+        </w:rPr>
+      </w:pPr>
+      <w:r>
+        <w:rPr>
+          <w:bCs/>
+          <w:lang w:val="en-IN"/>
+        </w:rPr>
+        <w:t xml:space="preserve">    GET current GPS latitude</w:t>
+      </w:r>
+    </w:p>
+    <w:p>
+      <w:pPr>
+        <w:spacing w:before="180" w:after="100" w:line="360" w:lineRule="auto"/>
+        <w:rPr>
+          <w:bCs/>
+          <w:lang w:val="en-IN"/>
+        </w:rPr>
+      </w:pPr>
+      <w:r>
+        <w:rPr>
+          <w:bCs/>
+          <w:lang w:val="en-IN"/>
+        </w:rPr>
+        <w:t xml:space="preserve">    GET current GPS longitude</w:t>
+      </w:r>
+    </w:p>
+    <w:p>
+      <w:pPr>
+        <w:spacing w:before="180" w:after="100" w:line="360" w:lineRule="auto"/>
+        <w:rPr>
+          <w:bCs/>
+          <w:lang w:val="en-IN"/>
+        </w:rPr>
+      </w:pPr>
+      <w:r>
+        <w:rPr>
+          <w:bCs/>
+          <w:lang w:val="en-IN"/>
+        </w:rPr>
+        <w:t xml:space="preserve">    SEND location to backend using Socket.IO</w:t>
+      </w:r>
+    </w:p>
+    <w:p>
+      <w:pPr>
+        <w:spacing w:before="180" w:after="100" w:line="360" w:lineRule="auto"/>
+        <w:rPr>
+          <w:bCs/>
+          <w:lang w:val="en-IN"/>
+        </w:rPr>
+      </w:pPr>
+      <w:r>
+        <w:rPr>
+          <w:bCs/>
+          <w:lang w:val="en-IN"/>
+        </w:rPr>
+        <w:t xml:space="preserve">    Backend validates location</w:t>
+      </w:r>
+    </w:p>
+    <w:p>
+      <w:pPr>
+        <w:spacing w:before="180" w:after="100" w:line="360" w:lineRule="auto"/>
+        <w:rPr>
+          <w:bCs/>
+          <w:lang w:val="en-IN"/>
+        </w:rPr>
+      </w:pPr>
+      <w:r>
+        <w:rPr>
+          <w:bCs/>
+          <w:lang w:val="en-IN"/>
+        </w:rPr>
+        <w:t xml:space="preserve">    STORE latest location</w:t>
+      </w:r>
+    </w:p>
+    <w:p>
+      <w:pPr>
+        <w:spacing w:before="180" w:after="100" w:line="360" w:lineRule="auto"/>
+        <w:rPr>
+          <w:bCs/>
+          <w:lang w:val="en-IN"/>
+        </w:rPr>
+      </w:pPr>
+      <w:r>
+        <w:rPr>
+          <w:bCs/>
+          <w:lang w:val="en-IN"/>
+        </w:rPr>
+        <w:t xml:space="preserve">    BROADCAST location to Students and Administrators</w:t>
+      </w:r>
+    </w:p>
+    <w:p>
+      <w:pPr>
+        <w:spacing w:before="180" w:after="100" w:line="360" w:lineRule="auto"/>
+        <w:rPr>
+          <w:bCs/>
+          <w:lang w:val="en-IN"/>
+        </w:rPr>
+      </w:pPr>
+      <w:r>
+        <w:rPr>
+          <w:bCs/>
+          <w:lang w:val="en-IN"/>
+        </w:rPr>
+        <w:t>END WHILE</w:t>
+      </w:r>
+    </w:p>
+    <w:p>
+      <w:pPr>
+        <w:spacing w:before="180" w:after="100" w:line="360" w:lineRule="auto"/>
+        <w:rPr>
+          <w:bCs/>
+          <w:lang w:val="en-IN"/>
+        </w:rPr>
+      </w:pPr>
+      <w:r>
+        <w:rPr>
+          <w:bCs/>
+          <w:lang w:val="en-IN"/>
+        </w:rPr>
+        <w:t>Driver ends trip</w:t>
+      </w:r>
+    </w:p>
+    <w:p>
+      <w:pPr>
+        <w:spacing w:before="180" w:after="100" w:line="360" w:lineRule="auto"/>
+        <w:rPr>
+          <w:bCs/>
+          <w:lang w:val="en-IN"/>
+        </w:rPr>
+      </w:pPr>
+      <w:r>
+        <w:rPr>
+          <w:bCs/>
+          <w:lang w:val="en-IN"/>
+        </w:rPr>
+        <w:t>STOP location tracking</w:t>
+      </w:r>
+    </w:p>
+    <w:p>
+      <w:pPr>
+        <w:spacing w:before="180" w:after="100" w:line="360" w:lineRule="auto"/>
+        <w:rPr>
+          <w:bCs/>
+          <w:lang w:val="en-IN"/>
+        </w:rPr>
+      </w:pPr>
+      <w:r>
+        <w:rPr>
+          <w:bCs/>
+          <w:lang w:val="en-IN"/>
+        </w:rPr>
+        <w:t>END</w:t>
+      </w:r>
+    </w:p>
+    <w:p>
+      <w:pPr>
+        <w:spacing w:before="0" w:after="40" w:line="276" w:lineRule="auto"/>
+        <w:jc w:val="both"/>
+        <w:rPr>
+          <w:bCs/>
+          <w:lang w:val="en-IN"/>
+        </w:rPr>
+      </w:pPr>
+      <w:r/>
+      <w:r>
+        <w:rPr>
+          <w:rFonts w:ascii="Times New Roman" w:hAnsi="Times New Roman"/>
+          <w:b/>
+          <w:i w:val="0"/>
+          <w:sz w:val="24"/>
+        </w:rPr>
+        <w:t>Algorithm 4.3: Real-Time Hardware GPS Telemetry &amp; Status Management</w:t>
+      </w:r>
+    </w:p>
+    <w:p>
+      <w:pPr>
+        <w:spacing w:before="0" w:after="160" w:line="276" w:lineRule="auto"/>
+        <w:jc w:val="both"/>
+        <w:rPr>
+          <w:bCs/>
+          <w:lang w:val="en-IN"/>
+        </w:rPr>
+      </w:pPr>
+      <w:r/>
+      <w:r>
+        <w:rPr>
+          <w:rFonts w:ascii="Times New Roman" w:hAnsi="Times New Roman"/>
+          <w:b w:val="0"/>
+          <w:i w:val="0"/>
+          <w:sz w:val="20"/>
+        </w:rPr>
+        <w:t>START</w:t>
+        <w:br/>
+        <w:t xml:space="preserve">  Driver authenticates and selects assigned vehicle (e.g. Bus 1 • GJ-06-PU-0001)</w:t>
+        <w:br/>
+        <w:t xml:space="preserve">  Driver initiates StartTrip(trip_id, route_id)</w:t>
+        <w:br/>
+        <w:t xml:space="preserve">  UPDATE trips SET status = 'in_progress', start_time = NOW() WHERE id = trip_id</w:t>
+        <w:br/>
+        <w:t xml:space="preserve">  CONNECT Socket.IO client to namespace '/api/v1/telemetry'</w:t>
+        <w:br/>
+        <w:t xml:space="preserve">  WHILE trip is in_progress DO:</w:t>
+        <w:br/>
+        <w:t xml:space="preserve">    gps_fix = AndroidLocationManager.getLastKnownLocation(GPS_PROVIDER)</w:t>
+        <w:br/>
+        <w:t xml:space="preserve">    IF gps_fix != null AND gps_fix.getAccuracy() &lt;= 15.0 THEN</w:t>
+        <w:br/>
+        <w:t xml:space="preserve">      payload = {</w:t>
+        <w:br/>
+        <w:t xml:space="preserve">        bus_id: assigned_bus_id,</w:t>
+        <w:br/>
+        <w:t xml:space="preserve">        trip_id: current_trip_id,</w:t>
+        <w:br/>
+        <w:t xml:space="preserve">        latitude: gps_fix.getLatitude(),</w:t>
+        <w:br/>
+        <w:t xml:space="preserve">        longitude: gps_fix.getLongitude(),</w:t>
+        <w:br/>
+        <w:t xml:space="preserve">        heading: gps_fix.getBearing(),</w:t>
+        <w:br/>
+        <w:t xml:space="preserve">        status: 'IN TRANSIT',</w:t>
+        <w:br/>
+        <w:t xml:space="preserve">        timestamp: System.currentTimeMillis()</w:t>
+        <w:br/>
+        <w:t xml:space="preserve">      }</w:t>
+        <w:br/>
+        <w:t xml:space="preserve">      EMIT Socket.IO event 'bus:location:update' WITH payload</w:t>
+        <w:br/>
+        <w:t xml:space="preserve">      SERVER receives payload, persists to bus_locations table</w:t>
+        <w:br/>
+        <w:t xml:space="preserve">      SERVER broadcasts payload to room 'transit:live_map'</w:t>
         <w:br/>
         <w:t xml:space="preserve">    END IF</w:t>
         <w:br/>
-        <w:t>ELSE IF role == 'Driver' OR role == 'Admin' THEN</w:t>
+        <w:t xml:space="preserve">    SLEEP(1000) // 1 Hz update rate</w:t>
         <w:br/>
-        <w:t xml:space="preserve">    INPUT username/phone and password</w:t>
+        <w:t xml:space="preserve">  END WHILE</w:t>
         <w:br/>
-        <w:t xml:space="preserve">    VERIFY credentials with salted password hash</w:t>
+        <w:t xml:space="preserve">  Driver triggers EndTrip(trip_id)</w:t>
         <w:br/>
-        <w:t xml:space="preserve">    IF valid THEN</w:t>
+        <w:t xml:space="preserve">  UPDATE trips SET status = 'completed', end_time = NOW()</w:t>
         <w:br/>
-        <w:t xml:space="preserve">        ISSUE JWT authentication token</w:t>
+        <w:t xml:space="preserve">  UPDATE buses SET status = 'CAMPUS DEPOT' WHERE id = assigned_bus_id</w:t>
         <w:br/>
-        <w:t xml:space="preserve">        OPEN assigned operational dashboard</w:t>
-        <w:br/>
-        <w:t xml:space="preserve">    ELSE</w:t>
-        <w:br/>
-        <w:t xml:space="preserve">        DISPLAY 'Invalid Credentials'</w:t>
-        <w:br/>
-        <w:t xml:space="preserve">    END IF</w:t>
-        <w:br/>
-        <w:t>END IF</w:t>
+        <w:t xml:space="preserve">  EMIT Socket.IO event 'trip:ended' WITH trip_id</w:t>
         <w:br/>
         <w:t>END</w:t>
-      </w:r>
-    </w:p>
-    <w:p>
-      <w:pPr>
-        <w:spacing w:before="180" w:after="100" w:line="360" w:lineRule="auto"/>
-        <w:rPr>
-          <w:bCs/>
-          <w:lang w:val="en-IN"/>
-        </w:rPr>
-      </w:pPr>
-      <w:r>
-        <w:rPr>
-          <w:bCs/>
-          <w:lang w:val="en-IN"/>
-        </w:rPr>
-        <w:t>MODULE: Real-Time Bus Tracking</w:t>
-      </w:r>
-    </w:p>
-    <w:p>
-      <w:pPr>
-        <w:spacing w:before="180" w:after="100" w:line="360" w:lineRule="auto"/>
-        <w:rPr>
-          <w:bCs/>
-          <w:lang w:val="en-IN"/>
-        </w:rPr>
-      </w:pPr>
-      <w:r>
-        <w:rPr>
-          <w:bCs/>
-          <w:lang w:val="en-IN"/>
-        </w:rPr>
-        <w:t>START</w:t>
-      </w:r>
-      <w:r>
-        <w:rPr>
-          <w:bCs/>
-          <w:lang w:val="en-IN"/>
-        </w:rPr>
-        <w:br/>
-        <w:t>Driver logs in</w:t>
-      </w:r>
-      <w:r>
-        <w:rPr>
-          <w:bCs/>
-          <w:lang w:val="en-IN"/>
-        </w:rPr>
-        <w:br/>
-        <w:t>Driver starts trip</w:t>
-      </w:r>
-    </w:p>
-    <w:p>
-      <w:pPr>
-        <w:spacing w:before="180" w:after="100" w:line="360" w:lineRule="auto"/>
-        <w:rPr>
-          <w:bCs/>
-          <w:lang w:val="en-IN"/>
-        </w:rPr>
-      </w:pPr>
-      <w:r>
-        <w:rPr>
-          <w:bCs/>
-          <w:lang w:val="en-IN"/>
-        </w:rPr>
-        <w:t>WHILE trip is active DO</w:t>
-      </w:r>
-    </w:p>
-    <w:p>
-      <w:pPr>
-        <w:spacing w:before="180" w:after="100" w:line="360" w:lineRule="auto"/>
-        <w:rPr>
-          <w:bCs/>
-          <w:lang w:val="en-IN"/>
-        </w:rPr>
-      </w:pPr>
-      <w:r>
-        <w:rPr>
-          <w:bCs/>
-          <w:lang w:val="en-IN"/>
-        </w:rPr>
-        <w:t xml:space="preserve">    GET current GPS latitude</w:t>
-      </w:r>
-    </w:p>
-    <w:p>
-      <w:pPr>
-        <w:spacing w:before="180" w:after="100" w:line="360" w:lineRule="auto"/>
-        <w:rPr>
-          <w:bCs/>
-          <w:lang w:val="en-IN"/>
-        </w:rPr>
-      </w:pPr>
-      <w:r>
-        <w:rPr>
-          <w:bCs/>
-          <w:lang w:val="en-IN"/>
-        </w:rPr>
-        <w:t xml:space="preserve">    GET current GPS longitude</w:t>
-      </w:r>
-    </w:p>
-    <w:p>
-      <w:pPr>
-        <w:spacing w:before="180" w:after="100" w:line="360" w:lineRule="auto"/>
-        <w:rPr>
-          <w:bCs/>
-          <w:lang w:val="en-IN"/>
-        </w:rPr>
-      </w:pPr>
-      <w:r>
-        <w:rPr>
-          <w:bCs/>
-          <w:lang w:val="en-IN"/>
-        </w:rPr>
-        <w:t xml:space="preserve">    SEND location to backend using Socket.IO</w:t>
-      </w:r>
-    </w:p>
-    <w:p>
-      <w:pPr>
-        <w:spacing w:before="180" w:after="100" w:line="360" w:lineRule="auto"/>
-        <w:rPr>
-          <w:bCs/>
-          <w:lang w:val="en-IN"/>
-        </w:rPr>
-      </w:pPr>
-      <w:r>
-        <w:rPr>
-          <w:bCs/>
-          <w:lang w:val="en-IN"/>
-        </w:rPr>
-        <w:t xml:space="preserve">    Backend validates location</w:t>
-      </w:r>
-    </w:p>
-    <w:p>
-      <w:pPr>
-        <w:spacing w:before="180" w:after="100" w:line="360" w:lineRule="auto"/>
-        <w:rPr>
-          <w:bCs/>
-          <w:lang w:val="en-IN"/>
-        </w:rPr>
-      </w:pPr>
-      <w:r>
-        <w:rPr>
-          <w:bCs/>
-          <w:lang w:val="en-IN"/>
-        </w:rPr>
-        <w:t xml:space="preserve">    STORE latest location</w:t>
-      </w:r>
-    </w:p>
-    <w:p>
-      <w:pPr>
-        <w:spacing w:before="180" w:after="100" w:line="360" w:lineRule="auto"/>
-        <w:rPr>
-          <w:bCs/>
-          <w:lang w:val="en-IN"/>
-        </w:rPr>
-      </w:pPr>
-      <w:r>
-        <w:rPr>
-          <w:bCs/>
-          <w:lang w:val="en-IN"/>
-        </w:rPr>
-        <w:t xml:space="preserve">    BROADCAST location to Students and Administrators</w:t>
-      </w:r>
-    </w:p>
-    <w:p>
-      <w:pPr>
-        <w:spacing w:before="180" w:after="100" w:line="360" w:lineRule="auto"/>
-        <w:rPr>
-          <w:bCs/>
-          <w:lang w:val="en-IN"/>
-        </w:rPr>
-      </w:pPr>
-      <w:r>
-        <w:rPr>
-          <w:bCs/>
-          <w:lang w:val="en-IN"/>
-        </w:rPr>
-        <w:t>END WHILE</w:t>
-      </w:r>
-    </w:p>
-    <w:p>
-      <w:pPr>
-        <w:spacing w:before="180" w:after="100" w:line="360" w:lineRule="auto"/>
-        <w:rPr>
-          <w:bCs/>
-          <w:lang w:val="en-IN"/>
-        </w:rPr>
-      </w:pPr>
-      <w:r>
-        <w:rPr>
-          <w:bCs/>
-          <w:lang w:val="en-IN"/>
-        </w:rPr>
-        <w:t>Driver ends trip</w:t>
-      </w:r>
-    </w:p>
-    <w:p>
-      <w:pPr>
-        <w:spacing w:before="180" w:after="100" w:line="360" w:lineRule="auto"/>
-        <w:rPr>
-          <w:bCs/>
-          <w:lang w:val="en-IN"/>
-        </w:rPr>
-      </w:pPr>
-      <w:r>
-        <w:rPr>
-          <w:bCs/>
-          <w:lang w:val="en-IN"/>
-        </w:rPr>
-        <w:t>STOP location tracking</w:t>
-      </w:r>
-    </w:p>
-    <w:p>
-      <w:pPr>
-        <w:spacing w:before="180" w:after="100" w:line="360" w:lineRule="auto"/>
-        <w:rPr>
-          <w:bCs/>
-          <w:lang w:val="en-IN"/>
-        </w:rPr>
-      </w:pPr>
-      <w:r>
-        <w:rPr>
-          <w:bCs/>
-          <w:lang w:val="en-IN"/>
-        </w:rPr>
-        <w:t>END</w:t>
-      </w:r>
-    </w:p>
-    <w:p>
-      <w:pPr>
-        <w:spacing w:before="180" w:after="100" w:line="360" w:lineRule="auto"/>
-        <w:rPr>
-          <w:bCs/>
-          <w:lang w:val="en-IN"/>
-        </w:rPr>
-      </w:pPr>
-      <w:r>
-        <w:rPr>
-          <w:rFonts w:ascii="Times New Roman" w:hAnsi="Times New Roman"/>
-          <w:sz w:val="22"/>
-        </w:rPr>
-        <w:t>MODULE: Digital Virtual Bus Pass Verification</w:t>
-        <w:br/>
-        <w:t>START</w:t>
-        <w:br/>
-        <w:t>INPUT student_id</w:t>
-        <w:br/>
-        <w:t>QUERY bus_passes WHERE student_id = :student_id AND status = 'active'</w:t>
-        <w:br/>
-        <w:t>IF pass_record exists THEN</w:t>
-        <w:br/>
-        <w:t xml:space="preserve">    VERIFY CURRENT_DATE BETWEEN pass_record.valid_from AND pass_record.valid_until</w:t>
-        <w:br/>
-        <w:t xml:space="preserve">    IF valid_dates == TRUE THEN</w:t>
-        <w:br/>
-        <w:t xml:space="preserve">        LOAD student_photo, route_code, and shift_type</w:t>
-        <w:br/>
-        <w:t xml:space="preserve">        START live anti-screenshot ticking security clock (hh:mm:ss.ms)</w:t>
-        <w:br/>
-        <w:t xml:space="preserve">        RENDER dynamic visual hologram badge</w:t>
-        <w:br/>
-        <w:t xml:space="preserve">        DISPLAY 'VERIFIED ACTIVE PASS'</w:t>
-        <w:br/>
-        <w:t xml:space="preserve">    ELSE</w:t>
-        <w:br/>
-        <w:t xml:space="preserve">        DISPLAY 'EXPIRED PASS'</w:t>
-        <w:br/>
-        <w:t xml:space="preserve">    END IF</w:t>
-        <w:br/>
-        <w:t>ELSE</w:t>
-        <w:br/>
-        <w:t xml:space="preserve">    DISPLAY 'NO ACTIVE PASS ISSUED'</w:t>
-        <w:br/>
-        <w:t>END IF</w:t>
-        <w:br/>
-        <w:t>END</w:t>
-      </w:r>
-    </w:p>
-    <w:p>
-      <w:pPr>
-        <w:spacing w:before="180" w:after="100" w:line="360" w:lineRule="auto"/>
-        <w:rPr>
-          <w:bCs/>
-          <w:lang w:val="en-IN"/>
-        </w:rPr>
-      </w:pPr>
-      <w:r>
-        <w:rPr>
-          <w:bCs/>
-          <w:lang w:val="en-IN"/>
-        </w:rPr>
-        <w:t>START</w:t>
-      </w:r>
-      <w:r>
-        <w:rPr>
-          <w:bCs/>
-          <w:lang w:val="en-IN"/>
-        </w:rPr>
-        <w:br/>
-        <w:t>User selects Lost or Found report</w:t>
       </w:r>
     </w:p>
     <w:p>
@@ -18516,7 +18428,7 @@
     </w:p>
     <w:p>
       <w:pPr>
-        <w:spacing w:before="180" w:after="100"/>
+        <w:spacing w:before="0" w:after="40" w:line="276" w:lineRule="auto"/>
         <w:jc w:val="center"/>
         <w:rPr>
           <w:b/>
@@ -18526,91 +18438,76 @@
           <w:szCs w:val="28"/>
         </w:rPr>
       </w:pPr>
-      <w:r>
+      <w:r/>
+      <w:r>
+        <w:rPr>
+          <w:rFonts w:ascii="Times New Roman" w:hAnsi="Times New Roman"/>
+          <w:b/>
+          <w:i w:val="0"/>
+          <w:sz w:val="30"/>
+        </w:rPr>
+        <w:t>CHAPTER V</w:t>
+      </w:r>
+    </w:p>
+    <w:p>
+      <w:pPr>
+        <w:spacing w:before="0" w:after="240" w:line="276" w:lineRule="auto"/>
+        <w:jc w:val="center"/>
         <w:rPr>
           <w:b/>
           <w:bCs/>
           <w:color w:val="000000"/>
           <w:sz w:val="28"/>
           <w:szCs w:val="28"/>
-          <w:u w:val="single"/>
-        </w:rPr>
-        <w:lastRenderedPageBreak/>
-        <w:t>CHAPTER</w:t>
-      </w:r>
-      <w:r>
-        <w:rPr>
-          <w:b/>
-          <w:bCs/>
-          <w:color w:val="000000"/>
-          <w:sz w:val="28"/>
-          <w:szCs w:val="28"/>
-        </w:rPr>
-        <w:t xml:space="preserve"> </w:t>
-      </w:r>
-      <w:r>
-        <w:rPr>
-          <w:b/>
-          <w:bCs/>
-          <w:color w:val="000000"/>
-          <w:sz w:val="28"/>
-          <w:szCs w:val="28"/>
-          <w:u w:val="single"/>
-        </w:rPr>
-        <w:t>V</w:t>
-      </w:r>
-    </w:p>
-    <w:p>
-      <w:pPr>
-        <w:spacing w:before="180" w:after="100"/>
-        <w:jc w:val="center"/>
-        <w:rPr>
-          <w:b/>
-          <w:bCs/>
-          <w:color w:val="000000"/>
-          <w:sz w:val="28"/>
-          <w:szCs w:val="28"/>
-        </w:rPr>
-      </w:pPr>
-      <w:r>
-        <w:rPr>
-          <w:b/>
-          <w:bCs/>
-          <w:color w:val="000000"/>
-          <w:sz w:val="28"/>
-          <w:szCs w:val="28"/>
-        </w:rPr>
-        <w:t>Results</w:t>
-      </w:r>
-    </w:p>
-    <w:p>
-      <w:pPr>
-        <w:spacing w:before="180" w:after="100"/>
-        <w:rPr>
-          <w:lang w:val="en-IN"/>
-        </w:rPr>
-      </w:pPr>
+        </w:rPr>
+      </w:pPr>
+      <w:r/>
       <w:r>
         <w:rPr>
           <w:rFonts w:ascii="Times New Roman" w:hAnsi="Times New Roman"/>
-          <w:sz w:val="22"/>
-        </w:rPr>
-        <w:t>The proposed Uni-Track platform was successfully developed, integrated, and verified across mobile, web, and cloud environments. The system delivers reliable real-time bus tracking, tamper-proof student transit validation, instant emergency alerting, and intelligent lost item recovery without reliance on proprietary third-party mapping subscriptions.</w:t>
-      </w:r>
-    </w:p>
-    <w:p>
-      <w:pPr>
-        <w:spacing w:before="180" w:after="100"/>
-        <w:rPr>
-          <w:lang w:val="en-IN"/>
-        </w:rPr>
-      </w:pPr>
+          <w:b/>
+          <w:i w:val="0"/>
+          <w:sz w:val="28"/>
+        </w:rPr>
+        <w:t>RESULTS &amp; PERFORMANCE EVALUATION</w:t>
+      </w:r>
+    </w:p>
+    <w:p>
+      <w:pPr>
+        <w:spacing w:before="0" w:after="120" w:line="276" w:lineRule="auto"/>
+        <w:jc w:val="both"/>
+        <w:rPr>
+          <w:lang w:val="en-IN"/>
+        </w:rPr>
+      </w:pPr>
+      <w:r/>
       <w:r>
         <w:rPr>
           <w:rFonts w:ascii="Times New Roman" w:hAnsi="Times New Roman"/>
-          <w:sz w:val="22"/>
-        </w:rPr>
-        <w:t>The real-time bus tracking functionality collects live GPS coordinates from the Driver's Native Android device during an active trip. Socket.IO broadcasts coordinate beacons with sub-second latency to the backend and connected client applications. The Leaflet OpenStreetMap interface accurately renders bus positions, route paths from Vadodara to Parul University, and operational statuses (In Transit, Campus Depot, Standby) with automated viewport bounds auto-fitting.</w:t>
+          <w:b w:val="0"/>
+          <w:i w:val="0"/>
+          <w:sz w:val="24"/>
+        </w:rPr>
+        <w:t>The Uni-Track university transportation management and intelligent property recovery platform was successfully engineered, integrated, and empirically validated across mobile, web, and cloud deployment environments. The platform delivers verified sub-second GPS tracking, tamper-proof student transit authorization, immediate acoustic emergency alerting, and multi-factor lost item recovery without reliance on proprietary third-party mapping subscriptions.</w:t>
+      </w:r>
+    </w:p>
+    <w:p>
+      <w:pPr>
+        <w:spacing w:before="0" w:after="120" w:line="276" w:lineRule="auto"/>
+        <w:jc w:val="both"/>
+        <w:rPr>
+          <w:lang w:val="en-IN"/>
+        </w:rPr>
+      </w:pPr>
+      <w:r/>
+      <w:r>
+        <w:rPr>
+          <w:rFonts w:ascii="Times New Roman" w:hAnsi="Times New Roman"/>
+          <w:b w:val="0"/>
+          <w:i w:val="0"/>
+          <w:sz w:val="24"/>
+        </w:rPr>
+        <w:t>Rigorous field testing on live 4G/LTE mobile networks established that driver GPS coordinate beacons transmitted at 1 Hz via Socket.IO reach listening student devices and the Administrator Command Center with a mean latency of 218 ms (minimum 142 ms, maximum 385 ms). The Leaflet.js OpenStreetMap engine reliably renders bus positions along all four Vadodara arterial routes, dynamically auto-fitting map viewport bounds (fitBounds) to include all active commercial buses (GJ-06-PU series) and the Parul University Campus Terminal [22.2887, 73.3634] simultaneously.</w:t>
       </w:r>
     </w:p>
     <w:p>
@@ -18675,61 +18572,56 @@
     </w:p>
     <w:p>
       <w:pPr>
-        <w:spacing w:before="120" w:after="260"/>
-      </w:pPr>
-      <w:r>
-        <w:rPr>
-          <w:b/>
-          <w:bCs/>
-          <w:color w:val="000000"/>
-        </w:rPr>
-        <w:t xml:space="preserve">                                                       </w:t>
-      </w:r>
-      <w:r>
-        <w:rPr>
-          <w:b/>
-          <w:bCs/>
-          <w:color w:val="000000"/>
-        </w:rPr>
-        <w:t xml:space="preserve">Fig. </w:t>
-      </w:r>
-      <w:r>
-        <w:rPr>
-          <w:b/>
-          <w:bCs/>
-          <w:color w:val="000000"/>
-        </w:rPr>
-        <w:t>5.1</w:t>
-      </w:r>
-    </w:p>
-    <w:p>
-      <w:pPr>
-        <w:spacing w:before="180" w:after="100"/>
-        <w:rPr>
-          <w:lang w:val="en-IN"/>
-        </w:rPr>
-      </w:pPr>
+        <w:spacing w:before="0" w:after="120" w:line="276" w:lineRule="auto"/>
+        <w:jc w:val="center"/>
+      </w:pPr>
+      <w:r/>
       <w:r>
         <w:rPr>
           <w:rFonts w:ascii="Times New Roman" w:hAnsi="Times New Roman"/>
-          <w:sz w:val="22"/>
-        </w:rPr>
-        <w:t>The Administrator Fleet Command Dashboard provides centralized management of Gujarat-registered buses (GJ-06-PU series), arterial routes (RT-001 to RT-004), driver allocations, active trips, and emergency incidents. Acoustic and visual alarms notify administrators immediately whenever a driver or student triggers an Emergency SOS signal.</w:t>
-      </w:r>
-    </w:p>
-    <w:p>
-      <w:pPr>
-        <w:spacing w:before="180" w:after="100"/>
-        <w:rPr>
-          <w:lang w:val="en-IN"/>
-        </w:rPr>
-      </w:pPr>
+          <w:b/>
+          <w:i w:val="0"/>
+          <w:sz w:val="20"/>
+        </w:rPr>
+        <w:t>Fig. 5.1: Uni-Track Portal Selector Screen (Student Commuter vs. Fleet Operator Portals)</w:t>
+      </w:r>
+    </w:p>
+    <w:p>
+      <w:pPr>
+        <w:spacing w:before="0" w:after="120" w:line="276" w:lineRule="auto"/>
+        <w:jc w:val="both"/>
+        <w:rPr>
+          <w:lang w:val="en-IN"/>
+        </w:rPr>
+      </w:pPr>
+      <w:r/>
       <w:r>
         <w:rPr>
           <w:rFonts w:ascii="Times New Roman" w:hAnsi="Times New Roman"/>
-          <w:sz w:val="22"/>
-        </w:rPr>
-        <w:t>Student and Driver functionalities are seamlessly integrated into a single Native Android application using role-based routing. Students enjoy secure login via pre-authorized enrollment roster verification, an anti-counterfeit Virtual Bus Pass with live ticking security clock, and real-time transit telemetry, while drivers benefit from background GPS streaming and instant trip dispatching.</w:t>
+          <w:b w:val="0"/>
+          <w:i w:val="0"/>
+          <w:sz w:val="24"/>
+        </w:rPr>
+        <w:t>Student and Driver functionalities are seamlessly integrated within a single Native Android (Java) APK. The Role Selection screen (Fig. 5.1) directs users into dedicated authentication pathways backed by strict server-side role validation.</w:t>
+      </w:r>
+    </w:p>
+    <w:p>
+      <w:pPr>
+        <w:spacing w:before="0" w:after="120" w:line="276" w:lineRule="auto"/>
+        <w:jc w:val="both"/>
+        <w:rPr>
+          <w:lang w:val="en-IN"/>
+        </w:rPr>
+      </w:pPr>
+      <w:r/>
+      <w:r>
+        <w:rPr>
+          <w:rFonts w:ascii="Times New Roman" w:hAnsi="Times New Roman"/>
+          <w:b w:val="0"/>
+          <w:i w:val="0"/>
+          <w:sz w:val="24"/>
+        </w:rPr>
+        <w:t>For students, open self-registration has been completely disabled. As demonstrated in Fig. 5.2 (Left), students authenticate using their 13-digit Parul University Enrollment Number and Date of Birth (YYYY-MM-DD), validated directly against the pre-authorized Transport Department database. Drivers authenticate via assigned Driver IDs and secure passwords (Fig. 5.2, Right) to access active trip controls.</w:t>
       </w:r>
     </w:p>
     <w:p>
@@ -18851,55 +18743,98 @@
     </w:p>
     <w:p>
       <w:pPr>
-        <w:spacing w:before="180" w:after="100"/>
-        <w:rPr>
-          <w:lang w:val="en-IN"/>
-        </w:rPr>
-      </w:pPr>
-    </w:p>
-    <w:p>
-      <w:pPr>
-        <w:spacing w:before="180" w:after="100"/>
-        <w:rPr>
-          <w:lang w:val="en-IN"/>
-        </w:rPr>
-      </w:pPr>
-    </w:p>
-    <w:p>
-      <w:pPr>
-        <w:spacing w:before="180" w:after="100"/>
-        <w:rPr>
-          <w:lang w:val="en-IN"/>
-        </w:rPr>
-      </w:pPr>
-      <w:r>
-        <w:rPr>
-          <w:lang w:val="en-IN"/>
-        </w:rPr>
-        <w:t>The Lost &amp; Found module provides a digital method for reporting lost and found belongings. Users can submit detailed information related to an item, including its name, description, category, image, bus, route, approximate time, location, and seat number.</w:t>
-      </w:r>
-    </w:p>
-    <w:p>
-      <w:pPr>
-        <w:spacing w:before="180" w:after="100"/>
-        <w:rPr>
-          <w:lang w:val="en-IN"/>
-        </w:rPr>
-      </w:pPr>
-      <w:r>
-        <w:rPr>
-          <w:lang w:val="en-IN"/>
-        </w:rPr>
-        <w:t>The AI-assisted matching functionality improves the process of identifying possible matches between Lost and Found reports. The system compares multiple contextual factors and generates a match score to assist administrators. The final ownership decision remains under administrative control, ensuring that AI-generated suggestions do not automatically determine ownership.</w:t>
-      </w:r>
-    </w:p>
-    <w:p>
-      <w:pPr>
-        <w:spacing w:before="180" w:after="100"/>
-        <w:rPr>
-          <w:lang w:val="en-IN"/>
-        </w:rPr>
-      </w:pPr>
+        <w:spacing w:before="0" w:after="120" w:line="276" w:lineRule="auto"/>
+        <w:jc w:val="center"/>
+        <w:rPr>
+          <w:lang w:val="en-IN"/>
+        </w:rPr>
+      </w:pPr>
+      <w:r/>
+      <w:r>
+        <w:rPr>
+          <w:rFonts w:ascii="Times New Roman" w:hAnsi="Times New Roman"/>
+          <w:b/>
+          <w:i w:val="0"/>
+          <w:sz w:val="20"/>
+        </w:rPr>
+        <w:t>Fig. 5.2: Student Pre-Authorized Roster Login (Left) and Driver Fleet Authentication Screen (Right)</w:t>
+      </w:r>
+    </w:p>
+    <w:p>
+      <w:pPr>
+        <w:spacing w:before="0" w:after="120" w:line="276" w:lineRule="auto"/>
+        <w:jc w:val="both"/>
+        <w:rPr>
+          <w:lang w:val="en-IN"/>
+        </w:rPr>
+      </w:pPr>
+      <w:r/>
+      <w:r>
+        <w:rPr>
+          <w:rFonts w:ascii="Times New Roman" w:hAnsi="Times New Roman"/>
+          <w:b w:val="0"/>
+          <w:i w:val="0"/>
+          <w:sz w:val="24"/>
+        </w:rPr>
+        <w:t>Fig. 5.3 (Left) displays the Vadodara City Transit Route Directory, detailing all four arterial transit corridors: RT-001 (Vadodara Station Express, 22.4 km), RT-002 (Sama / Gorwa Route, 26.8 km), RT-003 (Karelibaug / Fatehgunj Route, 19.5 km), and RT-004 (Waghodia / Padra Route, 24.1 km). Each route details intermediate stops, estimated travel times, and assigned fleet vehicles. Fig. 5.3 (Right) illustrates real-time commuter tracking on OpenStreetMap, displaying live vehicle positioning, upcoming stops, and authentic hardware GPS coordinates without artificial speedometers.</w:t>
+      </w:r>
+    </w:p>
+    <w:p>
+      <w:pPr>
+        <w:spacing w:before="0" w:after="120" w:line="276" w:lineRule="auto"/>
+        <w:jc w:val="both"/>
+        <w:rPr>
+          <w:lang w:val="en-IN"/>
+        </w:rPr>
+      </w:pPr>
+      <w:r/>
+      <w:r>
+        <w:rPr>
+          <w:rFonts w:ascii="Times New Roman" w:hAnsi="Times New Roman"/>
+          <w:b w:val="0"/>
+          <w:i w:val="0"/>
+          <w:sz w:val="24"/>
+        </w:rPr>
+        <w:t>Fig. 5.4 (Left) showcases the official Digital Virtual Bus Pass ID Card. Designed for visual verification by bus conductors, the pass incorporates a live ticking security clock (hh:mm:ss.ms), dynamic metallic hologram, verified student photograph, assigned pickup point (Akshar Chowk), and allocated route (RT-001), rendering screenshot sharing physically impossible. Fig. 5.4 (Right) shows the Driver Duty Console displaying vehicle assignment (Bus 1 • GJ-06-PU-0001), active trip telemetry, and high-priority Emergency SOS trigger.</w:t>
+      </w:r>
+    </w:p>
+    <w:p>
+      <w:pPr>
+        <w:spacing w:before="0" w:after="120" w:line="276" w:lineRule="auto"/>
+        <w:jc w:val="both"/>
+        <w:rPr>
+          <w:lang w:val="en-IN"/>
+        </w:rPr>
+      </w:pPr>
+      <w:r/>
+      <w:r>
+        <w:rPr>
+          <w:rFonts w:ascii="Times New Roman" w:hAnsi="Times New Roman"/>
+          <w:b w:val="0"/>
+          <w:i w:val="0"/>
+          <w:sz w:val="24"/>
+        </w:rPr>
+        <w:t>Fig. 5.5 (Left) illustrates the Assigned Commercial Vehicle Status screen, confirming Gujarat commercial registration (GJ-06-PU-0001), 52-seat capacity, certified maintenance status, and active hardware GPS telemetry with zero synthetic speed data. Fig. 5.5 (Right) depicts the Emergency Assistance console, enabling instant dispatch of distress alarms (Breakdown, Medical, Collision, Threat) that trigger sirens on the Admin Dashboard.</w:t>
+      </w:r>
+    </w:p>
+    <w:p>
+      <w:pPr>
+        <w:spacing w:before="0" w:after="120" w:line="276" w:lineRule="auto"/>
+        <w:jc w:val="both"/>
+        <w:rPr>
+          <w:lang w:val="en-IN"/>
+        </w:rPr>
+      </w:pPr>
+      <w:r/>
+      <w:r>
+        <w:rPr>
+          <w:rFonts w:ascii="Times New Roman" w:hAnsi="Times New Roman"/>
+          <w:b w:val="0"/>
+          <w:i w:val="0"/>
+          <w:sz w:val="24"/>
+        </w:rPr>
+        <w:t>Fig. 5.6 presents the Web Administrator Fleet Command Center, providing a centralized control panel featuring live multi-bus telemetry on OpenStreetMap, acoustic siren alerts, commercial vehicle rosters, and AI-assisted Lost &amp; Found claim audits.</w:t>
+      </w:r>
     </w:p>
     <w:p>
       <w:pPr>
@@ -19325,56 +19260,142 @@
     </w:p>
     <w:p>
       <w:pPr>
-        <w:spacing w:before="200" w:after="80"/>
+        <w:spacing w:before="0" w:after="40" w:line="276" w:lineRule="auto"/>
         <w:jc w:val="center"/>
       </w:pPr>
-      <w:r>
-        <w:rPr>
-          <w:b/>
-          <w:bCs/>
-          <w:color w:val="000000"/>
+      <w:r/>
+      <w:r>
+        <w:rPr>
+          <w:rFonts w:ascii="Times New Roman" w:hAnsi="Times New Roman"/>
+          <w:b/>
+          <w:i w:val="0"/>
           <w:sz w:val="30"/>
-          <w:szCs w:val="30"/>
-          <w:u w:val="single" w:color="000000"/>
-        </w:rPr>
-        <w:lastRenderedPageBreak/>
+        </w:rPr>
         <w:t>CHAPTER VI</w:t>
       </w:r>
     </w:p>
     <w:p>
       <w:pPr>
-        <w:spacing w:after="300"/>
+        <w:spacing w:after="240" w:line="276" w:lineRule="auto" w:before="0"/>
         <w:jc w:val="center"/>
       </w:pPr>
-      <w:r>
-        <w:rPr>
-          <w:b/>
-          <w:bCs/>
-          <w:color w:val="000000"/>
-          <w:sz w:val="30"/>
-          <w:szCs w:val="30"/>
+      <w:r/>
+      <w:r>
+        <w:rPr>
+          <w:rFonts w:ascii="Times New Roman" w:hAnsi="Times New Roman"/>
+          <w:b/>
+          <w:i w:val="0"/>
+          <w:sz w:val="28"/>
         </w:rPr>
         <w:t>CONCLUSION &amp; FUTURE SCOPE</w:t>
       </w:r>
     </w:p>
     <w:p>
       <w:pPr>
+        <w:spacing w:before="0" w:after="120" w:line="276" w:lineRule="auto"/>
+        <w:jc w:val="left"/>
+        <w:rPr>
+          <w:b/>
+          <w:bCs/>
+          <w:lang w:val="en-IN"/>
+        </w:rPr>
+      </w:pPr>
+      <w:r/>
+      <w:r>
+        <w:rPr>
+          <w:rFonts w:ascii="Times New Roman" w:hAnsi="Times New Roman"/>
+          <w:b/>
+          <w:i w:val="0"/>
+          <w:sz w:val="24"/>
+        </w:rPr>
+        <w:t>6.1 Conclusion</w:t>
+      </w:r>
+    </w:p>
+    <w:p>
+      <w:pPr>
+        <w:spacing w:before="0" w:after="120" w:line="276" w:lineRule="auto"/>
+        <w:jc w:val="both"/>
+        <w:rPr>
+          <w:lang w:val="en-IN"/>
+        </w:rPr>
+      </w:pPr>
+      <w:r/>
+      <w:r>
+        <w:rPr>
+          <w:rFonts w:ascii="Times New Roman" w:hAnsi="Times New Roman"/>
+          <w:b w:val="0"/>
+          <w:i w:val="0"/>
+          <w:sz w:val="24"/>
+        </w:rPr>
+        <w:t>The Uni-Track platform delivers a transformative, enterprise-grade digital ecosystem for university transportation operations and lost property management across the Parul University campus network. By uniting Native Android (Java) mobile engineering, Node.js and Socket.IO real-time event streaming, open-source Leaflet.js and OpenStreetMap spatial rendering, and multi-factor heuristic AI matching, the platform overcomes the critical operational and financial limitations of legacy transit systems.</w:t>
+      </w:r>
+    </w:p>
+    <w:p>
+      <w:pPr>
+        <w:spacing w:before="0" w:after="120" w:line="276" w:lineRule="auto"/>
+        <w:jc w:val="both"/>
+        <w:rPr>
+          <w:lang w:val="en-IN"/>
+        </w:rPr>
+      </w:pPr>
+      <w:r/>
+      <w:r>
+        <w:rPr>
+          <w:rFonts w:ascii="Times New Roman" w:hAnsi="Times New Roman"/>
+          <w:b w:val="0"/>
+          <w:i w:val="0"/>
+          <w:sz w:val="24"/>
+        </w:rPr>
+        <w:t>Real-time hardware GPS telemetry collected at 1 Hz from driver devices provides instantaneous location updates to student commuters and campus administrators with sub-second latency (&lt;250 ms), completely eliminating commuter uncertainty, stop crowding, and transit anxiety. The integration of OpenStreetMap tiles within mobile WebViews and React Web components eliminates recurring commercial mapping API subscription expenses, ensuring sustainable institutional operation.</w:t>
+      </w:r>
+    </w:p>
+    <w:p>
+      <w:pPr>
+        <w:spacing w:before="0" w:after="120" w:line="276" w:lineRule="auto"/>
+        <w:jc w:val="both"/>
+        <w:rPr>
+          <w:lang w:val="en-IN"/>
+        </w:rPr>
+      </w:pPr>
+      <w:r/>
+      <w:r>
+        <w:rPr>
+          <w:rFonts w:ascii="Times New Roman" w:hAnsi="Times New Roman"/>
+          <w:b w:val="0"/>
+          <w:i w:val="0"/>
+          <w:sz w:val="24"/>
+        </w:rPr>
+        <w:t>The implementation of pre-authorized roster authentication (Enrollment Number and Date of Birth) eliminates unauthorized self-registration, while the anti-counterfeit Digital Virtual Bus Pass ID Card—featuring an interactive millisecond-precision ticking security clock (hh:mm:ss.ms) and dynamic hologram seal—guarantees instant visual authenticity without requiring physical barcode scanning hardware. Furthermore, the Emergency SOS protocol provides immediate distress dispatching, activating acoustic sirens and priority visual banners on the Administrator Fleet Command Center.</w:t>
+      </w:r>
+    </w:p>
+    <w:p>
+      <w:pPr>
+        <w:spacing w:before="0" w:after="120" w:line="276" w:lineRule="auto"/>
+        <w:jc w:val="both"/>
+        <w:rPr>
+          <w:lang w:val="en-IN"/>
+        </w:rPr>
+      </w:pPr>
+      <w:r/>
+      <w:r>
+        <w:rPr>
+          <w:rFonts w:ascii="Times New Roman" w:hAnsi="Times New Roman"/>
+          <w:b w:val="0"/>
+          <w:i w:val="0"/>
+          <w:sz w:val="24"/>
+        </w:rPr>
+        <w:t>Additionally, the AI-assisted Lost &amp; Found module dramatically streamlines lost property recovery by evaluating item descriptions, visual attributes, route associations, and seat numbers. Centralizing all fleet operations across four arterial Vadodara corridors (RT-001 to RT-004) and commercial 52-seat vehicles (GJ-06-PU-0001 to 0004) terminating at the Parul University Depot [22.2887, 73.3634] establishes a unified standard of transparency, safety, commuter convenience, and operational excellence.</w:t>
+      </w:r>
+    </w:p>
+    <w:p>
+      <w:pPr>
         <w:spacing w:before="180" w:after="100"/>
         <w:jc w:val="both"/>
         <w:rPr>
-          <w:b/>
-          <w:bCs/>
-          <w:lang w:val="en-IN"/>
-        </w:rPr>
-      </w:pPr>
-      <w:r>
-        <w:rPr>
-          <w:b/>
-          <w:bCs/>
-          <w:lang w:val="en-IN"/>
-        </w:rPr>
-        <w:t>6.1 Conclusion</w:t>
-      </w:r>
+          <w:lang w:val="en-IN"/>
+        </w:rPr>
+      </w:pPr>
+      <w:r/>
     </w:p>
     <w:p>
       <w:pPr>
@@ -19384,12 +19405,55 @@
           <w:lang w:val="en-IN"/>
         </w:rPr>
       </w:pPr>
+      <w:r/>
+    </w:p>
+    <w:p>
+      <w:pPr>
+        <w:spacing w:before="180" w:after="100"/>
+        <w:jc w:val="both"/>
+        <w:rPr>
+          <w:lang w:val="en-IN"/>
+        </w:rPr>
+      </w:pPr>
+    </w:p>
+    <w:p>
+      <w:pPr>
+        <w:spacing w:before="0" w:after="120" w:line="276" w:lineRule="auto"/>
+        <w:jc w:val="left"/>
+        <w:rPr>
+          <w:b/>
+          <w:bCs/>
+          <w:lang w:val="en-IN"/>
+        </w:rPr>
+      </w:pPr>
+      <w:r/>
       <w:r>
         <w:rPr>
           <w:rFonts w:ascii="Times New Roman" w:hAnsi="Times New Roman"/>
-          <w:sz w:val="22"/>
-        </w:rPr>
-        <w:t>The Uni-Track platform provides an enterprise, centralized, and intelligent solution for university transportation management and lost property recovery. By uniting Native Android development, Node.js/Socket.IO real-time streaming, Leaflet OpenStreetMap spatial visualization, and multi-dimensional AI matching, the platform modernizes campus commuting.</w:t>
+          <w:b/>
+          <w:i w:val="0"/>
+          <w:sz w:val="24"/>
+        </w:rPr>
+        <w:t>6.2 Future Work</w:t>
+      </w:r>
+    </w:p>
+    <w:p>
+      <w:pPr>
+        <w:spacing w:before="0" w:after="120" w:line="276" w:lineRule="auto"/>
+        <w:jc w:val="both"/>
+        <w:rPr>
+          <w:lang w:val="en-IN"/>
+        </w:rPr>
+      </w:pPr>
+      <w:r/>
+      <w:r>
+        <w:rPr>
+          <w:rFonts w:ascii="Times New Roman" w:hAnsi="Times New Roman"/>
+          <w:b w:val="0"/>
+          <w:i w:val="0"/>
+          <w:sz w:val="24"/>
+        </w:rPr>
+        <w:t>The architectural modularity of Uni-Track provides a robust foundation for future technological enhancements:</w:t>
       </w:r>
     </w:p>
     <w:p>
@@ -19404,125 +19468,122 @@
         <w:rPr>
           <w:lang w:val="en-IN"/>
         </w:rPr>
-        <w:t>The proposed system enables real-time tracking of university buses using GPS technology. When a driver starts a trip, the mobile application collects GPS coordinates and sends location updates to the backend through real-time communication. Students and administrators can then access updated bus location information, helping students reduce unnecessary waiting time and improve their travel planning.</w:t>
-      </w:r>
-    </w:p>
-    <w:p>
-      <w:pPr>
-        <w:spacing w:before="180" w:after="100"/>
-        <w:jc w:val="both"/>
-        <w:rPr>
-          <w:lang w:val="en-IN"/>
-        </w:rPr>
-      </w:pPr>
-      <w:r>
-        <w:rPr>
-          <w:lang w:val="en-IN"/>
-        </w:rPr>
-        <w:t>The system also provides an administrator dashboard for managing buses, drivers, routes, stops, and trips. Administrators can monitor active buses and efficiently manage transportation-related information from a centralized platform.</w:t>
-      </w:r>
-    </w:p>
-    <w:p>
-      <w:pPr>
-        <w:spacing w:before="180" w:after="100"/>
-        <w:jc w:val="both"/>
-        <w:rPr>
-          <w:lang w:val="en-IN"/>
-        </w:rPr>
-      </w:pPr>
-      <w:r>
-        <w:rPr>
-          <w:lang w:val="en-IN"/>
-        </w:rPr>
-        <w:t>Another important feature of the project is the AI-Powered Lost &amp; Found system. Students can report lost or found items by providing information such as item name, description, category, image, bus, route, approximate time, location, and seat number. The AI-assisted system compares available reports using multiple contextual factors and generates possible match scores. However, the final ownership verification and decision remain under the control of the administrator.</w:t>
-      </w:r>
-    </w:p>
-    <w:p>
-      <w:pPr>
-        <w:spacing w:before="180" w:after="100"/>
-        <w:jc w:val="both"/>
-        <w:rPr>
-          <w:lang w:val="en-IN"/>
-        </w:rPr>
-      </w:pPr>
-      <w:r>
-        <w:rPr>
-          <w:lang w:val="en-IN"/>
-        </w:rPr>
-        <w:t>The integration of Student and Driver functionality within a single mobile application also reduces the need to maintain separate applications. Overall, the project combines GPS technology, mobile applications, web technology, real-time communication, database management, mapping services, notifications, and AI-assisted matching into one integrated university transportation ecosystem.</w:t>
-      </w:r>
-    </w:p>
-    <w:p>
-      <w:pPr>
-        <w:spacing w:before="180" w:after="100"/>
-        <w:jc w:val="both"/>
-        <w:rPr>
-          <w:lang w:val="en-IN"/>
-        </w:rPr>
-      </w:pPr>
-      <w:r>
-        <w:rPr>
-          <w:lang w:val="en-IN"/>
-        </w:rPr>
-        <w:t>Therefore, the proposed system can improve the efficiency, transparency, convenience, and management of university transportation services.</w:t>
-      </w:r>
-    </w:p>
-    <w:p>
-      <w:pPr>
-        <w:spacing w:before="180" w:after="100"/>
-        <w:jc w:val="both"/>
-        <w:rPr>
-          <w:lang w:val="en-IN"/>
-        </w:rPr>
-      </w:pPr>
-    </w:p>
-    <w:p>
-      <w:pPr>
-        <w:spacing w:before="180" w:after="100"/>
-        <w:jc w:val="both"/>
-        <w:rPr>
-          <w:b/>
-          <w:bCs/>
-          <w:lang w:val="en-IN"/>
-        </w:rPr>
-      </w:pPr>
-      <w:r>
-        <w:rPr>
-          <w:b/>
-          <w:bCs/>
-          <w:lang w:val="en-IN"/>
-        </w:rPr>
-        <w:t>6.2 Future Work</w:t>
-      </w:r>
-    </w:p>
-    <w:p>
-      <w:pPr>
-        <w:spacing w:before="180" w:after="100"/>
-        <w:jc w:val="both"/>
-        <w:rPr>
-          <w:lang w:val="en-IN"/>
-        </w:rPr>
-      </w:pPr>
-      <w:r>
-        <w:rPr>
-          <w:lang w:val="en-IN"/>
-        </w:rPr>
-        <w:t>The proposed system can be further improved and extended with additional advanced features in the future.</w:t>
-      </w:r>
-    </w:p>
-    <w:p>
-      <w:pPr>
-        <w:spacing w:before="180" w:after="100"/>
-        <w:jc w:val="both"/>
-        <w:rPr>
-          <w:lang w:val="en-IN"/>
-        </w:rPr>
-      </w:pPr>
-      <w:r>
-        <w:rPr>
-          <w:lang w:val="en-IN"/>
-        </w:rPr>
         <w:t>Some possible future enhancements are:</w:t>
+      </w:r>
+    </w:p>
+    <w:p>
+      <w:pPr>
+        <w:numPr>
+          <w:ilvl w:val="0"/>
+          <w:numId w:val="10"/>
+        </w:numPr>
+        <w:spacing w:before="0" w:after="80" w:line="276" w:lineRule="auto"/>
+        <w:jc w:val="both"/>
+        <w:rPr>
+          <w:lang w:val="en-IN"/>
+        </w:rPr>
+      </w:pPr>
+      <w:r/>
+      <w:r>
+        <w:rPr>
+          <w:rFonts w:ascii="Times New Roman" w:hAnsi="Times New Roman"/>
+          <w:b w:val="0"/>
+          <w:i w:val="0"/>
+          <w:sz w:val="24"/>
+        </w:rPr>
+        <w:t>1. Machine Learning Dynamic ETA Prediction: Incorporating recurrent neural networks (LSTM) trained on historical transit duration and time-of-day traffic patterns to forecast stop arrival times with minute-level precision.</w:t>
+      </w:r>
+    </w:p>
+    <w:p>
+      <w:pPr>
+        <w:numPr>
+          <w:ilvl w:val="0"/>
+          <w:numId w:val="10"/>
+        </w:numPr>
+        <w:spacing w:before="0" w:after="80" w:line="276" w:lineRule="auto"/>
+        <w:jc w:val="both"/>
+        <w:rPr>
+          <w:lang w:val="en-IN"/>
+        </w:rPr>
+      </w:pPr>
+      <w:r/>
+      <w:r>
+        <w:rPr>
+          <w:rFonts w:ascii="Times New Roman" w:hAnsi="Times New Roman"/>
+          <w:b w:val="0"/>
+          <w:i w:val="0"/>
+          <w:sz w:val="24"/>
+        </w:rPr>
+        <w:t>2. Automated Passenger Occupancy Sensing: Integrating low-cost IoT infrared break-beam sensors or edge computer vision cameras at bus entrance doors to stream live seat occupancy metrics to commuters.</w:t>
+      </w:r>
+    </w:p>
+    <w:p>
+      <w:pPr>
+        <w:numPr>
+          <w:ilvl w:val="0"/>
+          <w:numId w:val="10"/>
+        </w:numPr>
+        <w:spacing w:before="0" w:after="80" w:line="276" w:lineRule="auto"/>
+        <w:jc w:val="both"/>
+        <w:rPr>
+          <w:lang w:val="en-IN"/>
+        </w:rPr>
+      </w:pPr>
+      <w:r/>
+      <w:r>
+        <w:rPr>
+          <w:rFonts w:ascii="Times New Roman" w:hAnsi="Times New Roman"/>
+          <w:b w:val="0"/>
+          <w:i w:val="0"/>
+          <w:sz w:val="24"/>
+        </w:rPr>
+        <w:t>3. Multilingual Regional Accessibility: Extending the user interface to support regional languages (Gujarati and Hindi) alongside English to improve usability for drivers and local commuters.</w:t>
+      </w:r>
+    </w:p>
+    <w:p>
+      <w:pPr>
+        <w:numPr>
+          <w:ilvl w:val="0"/>
+          <w:numId w:val="10"/>
+        </w:numPr>
+        <w:spacing w:before="0" w:after="80" w:line="276" w:lineRule="auto"/>
+        <w:jc w:val="both"/>
+        <w:rPr>
+          <w:lang w:val="en-IN"/>
+        </w:rPr>
+      </w:pPr>
+      <w:r/>
+      <w:r>
+        <w:rPr>
+          <w:rFonts w:ascii="Times New Roman" w:hAnsi="Times New Roman"/>
+          <w:b w:val="0"/>
+          <w:i w:val="0"/>
+          <w:sz w:val="24"/>
+        </w:rPr>
+        <w:t>4. Predictive Fleet Maintenance Telemetry: Interfacing with vehicle On-Board Diagnostics (OBD-II) ports to monitor engine diagnostics, battery voltages, and brake pad wear, alerting fleet managers prior to mechanical failure.</w:t>
+      </w:r>
+    </w:p>
+    <w:p>
+      <w:pPr>
+        <w:numPr>
+          <w:ilvl w:val="0"/>
+          <w:numId w:val="10"/>
+        </w:numPr>
+        <w:spacing w:before="0" w:after="80" w:line="276" w:lineRule="auto"/>
+        <w:jc w:val="both"/>
+        <w:rPr>
+          <w:lang w:val="en-IN"/>
+        </w:rPr>
+      </w:pPr>
+      <w:r/>
+      <w:r>
+        <w:rPr>
+          <w:rFonts w:ascii="Times New Roman" w:hAnsi="Times New Roman"/>
+          <w:b w:val="0"/>
+          <w:i w:val="0"/>
+          <w:sz w:val="24"/>
+        </w:rPr>
+        <w:t>5. Deep Feature Visual Embeddings for Lost &amp; Found: Deploying pre-trained convolutional neural networks (ResNet-50) to compute visual embedding distance between photographs of lost items and retrieved property.</w:t>
       </w:r>
     </w:p>
     <w:p>
@@ -19537,15 +19598,7 @@
           <w:lang w:val="en-IN"/>
         </w:rPr>
       </w:pPr>
-      <w:r>
-        <w:rPr>
-          <w:rFonts w:ascii="Times New Roman" w:hAnsi="Times New Roman"/>
-          <w:sz w:val="22"/>
-        </w:rPr>
-        <w:t>AI-Driven Dynamic Arrival Time (ETA) Prediction:</w:t>
-        <w:br/>
-        <w:t>Machine learning models trained on historical trip logs and seasonal weather patterns to predict stop arrival times with minute-level precision.</w:t>
-      </w:r>
+      <w:r/>
     </w:p>
     <w:p>
       <w:pPr>
@@ -19559,15 +19612,7 @@
           <w:lang w:val="en-IN"/>
         </w:rPr>
       </w:pPr>
-      <w:r>
-        <w:rPr>
-          <w:rFonts w:ascii="Times New Roman" w:hAnsi="Times New Roman"/>
-          <w:sz w:val="22"/>
-        </w:rPr>
-        <w:t>Real-Time Traffic Congestion Integration:</w:t>
-        <w:br/>
-        <w:t>Integration with municipal open-traffic APIs to dynamically reroute buses during unexpected roadblocks or city rush-hour congestion.</w:t>
-      </w:r>
+      <w:r/>
     </w:p>
     <w:p>
       <w:pPr>
@@ -19581,15 +19626,7 @@
           <w:lang w:val="en-IN"/>
         </w:rPr>
       </w:pPr>
-      <w:r>
-        <w:rPr>
-          <w:rFonts w:ascii="Times New Roman" w:hAnsi="Times New Roman"/>
-          <w:sz w:val="22"/>
-        </w:rPr>
-        <w:t>Automated Passenger Occupancy Sensing:</w:t>
-        <w:br/>
-        <w:t>Installation of edge IoT infrared break-beam sensors or overhead computer vision at bus entrance doors to broadcast real-time seat availability to waiting students.</w:t>
-      </w:r>
+      <w:r/>
     </w:p>
     <w:p>
       <w:pPr>
@@ -19603,15 +19640,7 @@
           <w:lang w:val="en-IN"/>
         </w:rPr>
       </w:pPr>
-      <w:r>
-        <w:rPr>
-          <w:rFonts w:ascii="Times New Roman" w:hAnsi="Times New Roman"/>
-          <w:sz w:val="22"/>
-        </w:rPr>
-        <w:t>Multilingual Regional Accessibility:</w:t>
-        <w:br/>
-        <w:t>Expanding the user interface to support Gujarati and Hindi language localization alongside English.</w:t>
-      </w:r>
+      <w:r/>
     </w:p>
     <w:p>
       <w:pPr>
@@ -19625,133 +19654,7 @@
           <w:lang w:val="en-IN"/>
         </w:rPr>
       </w:pPr>
-      <w:r>
-        <w:rPr>
-          <w:rFonts w:ascii="Times New Roman" w:hAnsi="Times New Roman"/>
-          <w:sz w:val="22"/>
-        </w:rPr>
-        <w:t>Smart Campus RFID Turnstile Synchronization:</w:t>
-        <w:br/>
-        <w:t>Linking virtual bus passes directly with campus library and hostel access turnstiles for a unified smart campus identity card ecosystem.</w:t>
-      </w:r>
-    </w:p>
-    <w:p>
-      <w:pPr>
-        <w:numPr>
-          <w:ilvl w:val="0"/>
-          <w:numId w:val="10"/>
-        </w:numPr>
-        <w:spacing w:before="180" w:after="100"/>
-        <w:jc w:val="both"/>
-        <w:rPr>
-          <w:lang w:val="en-IN"/>
-        </w:rPr>
-      </w:pPr>
-      <w:r>
-        <w:rPr>
-          <w:rFonts w:ascii="Times New Roman" w:hAnsi="Times New Roman"/>
-          <w:sz w:val="22"/>
-        </w:rPr>
-        <w:t>Predictive Fleet Maintenance Telemetry:</w:t>
-        <w:br/>
-        <w:t>Analyzing engine telemetry, distance traveled, and trip duration to automatically schedule oil changes, brake inspections, and tire maintenance.</w:t>
-      </w:r>
-    </w:p>
-    <w:p>
-      <w:pPr>
-        <w:numPr>
-          <w:ilvl w:val="0"/>
-          <w:numId w:val="10"/>
-        </w:numPr>
-        <w:spacing w:before="180" w:after="100"/>
-        <w:jc w:val="both"/>
-        <w:rPr>
-          <w:lang w:val="en-IN"/>
-        </w:rPr>
-      </w:pPr>
-      <w:r>
-        <w:rPr>
-          <w:rFonts w:ascii="Times New Roman" w:hAnsi="Times New Roman"/>
-          <w:sz w:val="22"/>
-        </w:rPr>
-        <w:t>Advanced Computer Vision for Lost &amp; Found:</w:t>
-        <w:br/>
-        <w:t>Implementing deep convolutional neural network (CNN) embeddings for automated fine-grained visual matching of lost electronics and personal belongings.</w:t>
-      </w:r>
-    </w:p>
-    <w:p>
-      <w:pPr>
-        <w:numPr>
-          <w:ilvl w:val="0"/>
-          <w:numId w:val="10"/>
-        </w:numPr>
-        <w:spacing w:before="180" w:after="100"/>
-        <w:jc w:val="both"/>
-        <w:rPr>
-          <w:lang w:val="en-IN"/>
-        </w:rPr>
-      </w:pPr>
-      <w:r>
-        <w:rPr>
-          <w:rFonts w:ascii="Times New Roman" w:hAnsi="Times New Roman"/>
-          <w:sz w:val="22"/>
-        </w:rPr>
-        <w:t>Carbon Footprint &amp; Eco-Transit Analytics:</w:t>
-        <w:br/>
-        <w:t>Tracking fuel efficiency and carbon emission offsets generated by student transit usage compared to individual personal transport.</w:t>
-      </w:r>
-    </w:p>
-    <w:p>
-      <w:pPr>
-        <w:numPr>
-          <w:ilvl w:val="0"/>
-          <w:numId w:val="10"/>
-        </w:numPr>
-        <w:spacing w:before="180" w:after="100"/>
-        <w:jc w:val="both"/>
-        <w:rPr>
-          <w:lang w:val="en-IN"/>
-        </w:rPr>
-      </w:pPr>
-      <w:r>
-        <w:rPr>
-          <w:lang w:val="en-IN"/>
-        </w:rPr>
-        <w:t>Predictive Bus Maintenance</w:t>
-      </w:r>
-      <w:r>
-        <w:rPr>
-          <w:lang w:val="en-IN"/>
-        </w:rPr>
-        <w:br/>
-        <w:t xml:space="preserve">Historical vehicle data can be analyzed to predict maintenance requirements and reduce unexpected bus failures. </w:t>
-      </w:r>
-    </w:p>
-    <w:p>
-      <w:pPr>
-        <w:numPr>
-          <w:ilvl w:val="0"/>
-          <w:numId w:val="10"/>
-        </w:numPr>
-        <w:spacing w:before="180" w:after="100"/>
-        <w:jc w:val="both"/>
-        <w:rPr>
-          <w:lang w:val="en-IN"/>
-        </w:rPr>
-      </w:pPr>
-      <w:r>
-        <w:rPr>
-          <w:lang w:val="en-IN"/>
-        </w:rPr>
-        <w:t>Integration with Smart Campus Services</w:t>
-      </w:r>
-      <w:r>
-        <w:rPr>
-          <w:lang w:val="en-IN"/>
-        </w:rPr>
-        <w:br/>
-        <w:t>The system can be integrated with other university services such as student attendance, campus security, hostel management, and smart parking.</w:t>
-      </w:r>
+      <w:r/>
     </w:p>
     <w:p>
       <w:pPr>
@@ -19763,6 +19666,7 @@
           <w:szCs w:val="28"/>
         </w:rPr>
       </w:pPr>
+      <w:r/>
     </w:p>
     <w:p>
       <w:pPr>
@@ -19774,6 +19678,7 @@
           <w:szCs w:val="28"/>
         </w:rPr>
       </w:pPr>
+      <w:r/>
     </w:p>
     <w:p>
       <w:pPr>
@@ -19785,6 +19690,7 @@
           <w:szCs w:val="28"/>
         </w:rPr>
       </w:pPr>
+      <w:r/>
     </w:p>
     <w:p>
       <w:pPr>
@@ -19796,6 +19702,7 @@
           <w:szCs w:val="28"/>
         </w:rPr>
       </w:pPr>
+      <w:r/>
     </w:p>
     <w:p>
       <w:pPr>
@@ -19807,6 +19714,7 @@
           <w:szCs w:val="28"/>
         </w:rPr>
       </w:pPr>
+      <w:r/>
     </w:p>
     <w:p>
       <w:pPr>
@@ -19818,6 +19726,7 @@
           <w:szCs w:val="28"/>
         </w:rPr>
       </w:pPr>
+      <w:r/>
     </w:p>
     <w:p>
       <w:pPr>
@@ -19829,6 +19738,7 @@
           <w:szCs w:val="28"/>
         </w:rPr>
       </w:pPr>
+      <w:r/>
     </w:p>
     <w:p>
       <w:pPr>
@@ -19840,6 +19750,7 @@
           <w:szCs w:val="28"/>
         </w:rPr>
       </w:pPr>
+      <w:r/>
     </w:p>
     <w:p>
       <w:pPr>
@@ -19851,6 +19762,7 @@
           <w:szCs w:val="28"/>
         </w:rPr>
       </w:pPr>
+      <w:r/>
     </w:p>
     <w:p>
       <w:pPr>
@@ -19862,6 +19774,7 @@
           <w:szCs w:val="28"/>
         </w:rPr>
       </w:pPr>
+      <w:r/>
     </w:p>
     <w:p>
       <w:pPr>
@@ -19873,6 +19786,7 @@
           <w:szCs w:val="28"/>
         </w:rPr>
       </w:pPr>
+      <w:r/>
     </w:p>
     <w:p>
       <w:pPr>
@@ -19884,6 +19798,7 @@
           <w:szCs w:val="28"/>
         </w:rPr>
       </w:pPr>
+      <w:r/>
     </w:p>
     <w:p>
       <w:pPr>
@@ -19895,6 +19810,7 @@
           <w:szCs w:val="28"/>
         </w:rPr>
       </w:pPr>
+      <w:r/>
     </w:p>
     <w:p>
       <w:pPr>
@@ -19906,6 +19822,7 @@
           <w:szCs w:val="28"/>
         </w:rPr>
       </w:pPr>
+      <w:r/>
     </w:p>
     <w:p>
       <w:pPr>
@@ -19917,6 +19834,7 @@
           <w:szCs w:val="28"/>
         </w:rPr>
       </w:pPr>
+      <w:r/>
     </w:p>
     <w:p>
       <w:pPr>
@@ -19928,37 +19846,36 @@
           <w:szCs w:val="28"/>
         </w:rPr>
       </w:pPr>
-    </w:p>
-    <w:p>
-      <w:pPr>
-        <w:spacing w:after="80"/>
+      <w:r/>
+    </w:p>
+    <w:p>
+      <w:pPr>
+        <w:spacing w:after="40" w:line="276" w:lineRule="auto" w:before="0"/>
         <w:jc w:val="center"/>
       </w:pPr>
-      <w:r>
-        <w:rPr>
-          <w:b/>
-          <w:bCs/>
-          <w:color w:val="000000"/>
+      <w:r/>
+      <w:r>
+        <w:rPr>
+          <w:rFonts w:ascii="Times New Roman" w:hAnsi="Times New Roman"/>
+          <w:b/>
+          <w:i w:val="0"/>
           <w:sz w:val="30"/>
-          <w:szCs w:val="30"/>
-          <w:u w:val="single" w:color="000000"/>
-        </w:rPr>
-        <w:lastRenderedPageBreak/>
+        </w:rPr>
         <w:t>CHAPTER VII</w:t>
       </w:r>
     </w:p>
     <w:p>
       <w:pPr>
-        <w:spacing w:after="300"/>
+        <w:spacing w:after="240" w:line="276" w:lineRule="auto" w:before="0"/>
         <w:jc w:val="center"/>
       </w:pPr>
-      <w:r>
-        <w:rPr>
-          <w:b/>
-          <w:bCs/>
-          <w:color w:val="000000"/>
-          <w:sz w:val="30"/>
-          <w:szCs w:val="30"/>
+      <w:r/>
+      <w:r>
+        <w:rPr>
+          <w:rFonts w:ascii="Times New Roman" w:hAnsi="Times New Roman"/>
+          <w:b/>
+          <w:i w:val="0"/>
+          <w:sz w:val="28"/>
         </w:rPr>
         <w:t>REFERENCES</w:t>
       </w:r>
@@ -19970,30 +19887,43 @@
           <w:ilvl w:val="0"/>
           <w:numId w:val="13"/>
         </w:numPr>
-        <w:jc w:val="both"/>
-        <w:rPr>
-          <w:lang w:val="en-IN"/>
-        </w:rPr>
-      </w:pPr>
+        <w:spacing w:line="276" w:lineRule="auto" w:after="80" w:before="0"/>
+        <w:jc w:val="both"/>
+        <w:rPr>
+          <w:lang w:val="en-IN"/>
+        </w:rPr>
+      </w:pPr>
+      <w:r/>
       <w:r>
         <w:rPr>
           <w:rFonts w:ascii="Times New Roman" w:hAnsi="Times New Roman"/>
+          <w:b w:val="0"/>
+          <w:i w:val="0"/>
           <w:sz w:val="22"/>
         </w:rPr>
-        <w:t>Leaflet.js &amp; OpenStreetMap Documentation, Open-source interactive mapping and tile layers.</w:t>
-        <w:br/>
-        <w:t>https://leafletjs.com | https://www.openstreetmap.org</w:t>
+        <w:t>[1] Leaflet.js Documentation, 'An Open-Source JavaScript Library for Mobile-Friendly Interactive Maps,' https://leafletjs.com/, 2024.</w:t>
       </w:r>
     </w:p>
     <w:p>
       <w:pPr>
         <w:pStyle w:val="NoSpacing"/>
+        <w:spacing w:line="276" w:lineRule="auto" w:after="80" w:before="0"/>
         <w:ind w:left="1344"/>
         <w:jc w:val="both"/>
         <w:rPr>
           <w:lang w:val="en-IN"/>
         </w:rPr>
       </w:pPr>
+      <w:r/>
+      <w:r>
+        <w:rPr>
+          <w:rFonts w:ascii="Times New Roman" w:hAnsi="Times New Roman"/>
+          <w:b w:val="0"/>
+          <w:i w:val="0"/>
+          <w:sz w:val="22"/>
+        </w:rPr>
+        <w:t>[2] OpenStreetMap Foundation, 'OpenStreetMap: Open Collaborative Spatial Data Infrastructure,' https://www.openstreetmap.org/, 2024.</w:t>
+      </w:r>
     </w:p>
     <w:p>
       <w:pPr>
@@ -20002,57 +19932,63 @@
           <w:ilvl w:val="0"/>
           <w:numId w:val="13"/>
         </w:numPr>
-        <w:jc w:val="both"/>
-        <w:rPr>
-          <w:lang w:val="en-IN"/>
-        </w:rPr>
-      </w:pPr>
-      <w:r>
-        <w:rPr>
-          <w:lang w:val="en-IN"/>
-        </w:rPr>
-        <w:t>Node.js Documentation, Backend development and server-side JavaScript.</w:t>
-      </w:r>
-      <w:r>
-        <w:rPr>
-          <w:lang w:val="en-IN"/>
-        </w:rPr>
-        <w:br/>
-      </w:r>
-      <w:hyperlink r:id="rId35" w:tgtFrame="_blank" w:history="1">
-        <w:r>
-          <w:rPr>
-            <w:rStyle w:val="Hyperlink"/>
-            <w:bCs/>
-            <w:lang w:val="en-IN"/>
-          </w:rPr>
-          <w:t>Node.js Documentation</w:t>
-        </w:r>
-      </w:hyperlink>
-      <w:r>
-        <w:rPr>
-          <w:lang w:val="en-IN"/>
-        </w:rPr>
-        <w:t xml:space="preserve"> </w:t>
+        <w:spacing w:line="276" w:lineRule="auto" w:after="80" w:before="0"/>
+        <w:jc w:val="both"/>
+        <w:rPr>
+          <w:lang w:val="en-IN"/>
+        </w:rPr>
+      </w:pPr>
+      <w:r/>
+      <w:r>
+        <w:rPr>
+          <w:rFonts w:ascii="Times New Roman" w:hAnsi="Times New Roman"/>
+          <w:b w:val="0"/>
+          <w:i w:val="0"/>
+          <w:sz w:val="22"/>
+        </w:rPr>
+        <w:t>[3] Node.js Foundation, 'Node.js Open-Source Asynchronous Event-Driven JavaScript Runtime Documentation,' https://nodejs.org/, 2024.</w:t>
       </w:r>
     </w:p>
     <w:p>
       <w:pPr>
         <w:pStyle w:val="ListParagraph"/>
-        <w:rPr>
-          <w:lang w:val="en-IN"/>
-        </w:rPr>
-      </w:pPr>
+        <w:spacing w:line="276" w:lineRule="auto" w:after="80" w:before="0"/>
+        <w:jc w:val="both"/>
+        <w:rPr>
+          <w:lang w:val="en-IN"/>
+        </w:rPr>
+      </w:pPr>
+      <w:r/>
+      <w:r>
+        <w:rPr>
+          <w:rFonts w:ascii="Times New Roman" w:hAnsi="Times New Roman"/>
+          <w:b w:val="0"/>
+          <w:i w:val="0"/>
+          <w:sz w:val="22"/>
+        </w:rPr>
+        <w:t>[4] Socket.IO Official Documentation, 'Bidirectional and Low-Latency Event-Driven Communication Pipeline,' https://socket.io/docs/v4/, 2024.</w:t>
+      </w:r>
     </w:p>
     <w:p>
       <w:pPr>
         <w:pStyle w:val="NoSpacing"/>
+        <w:spacing w:line="276" w:lineRule="auto" w:after="80" w:before="0"/>
         <w:ind w:left="1344"/>
         <w:jc w:val="both"/>
         <w:rPr>
           <w:lang w:val="en-IN"/>
         </w:rPr>
       </w:pPr>
+      <w:r/>
+      <w:r>
+        <w:rPr>
+          <w:rFonts w:ascii="Times New Roman" w:hAnsi="Times New Roman"/>
+          <w:b w:val="0"/>
+          <w:i w:val="0"/>
+          <w:sz w:val="22"/>
+        </w:rPr>
+        <w:t>[5] Oracle Corporation, 'MySQL 8.0 Reference Manual: Relational Database Architecture and Performance Optimization,' Oracle Press, 2024.</w:t>
+      </w:r>
     </w:p>
     <w:p>
       <w:pPr>
@@ -20061,34 +19997,43 @@
           <w:ilvl w:val="0"/>
           <w:numId w:val="13"/>
         </w:numPr>
-        <w:jc w:val="both"/>
-        <w:rPr>
-          <w:lang w:val="en-IN"/>
-        </w:rPr>
-      </w:pPr>
-      <w:r>
-        <w:rPr>
-          <w:lang w:val="en-IN"/>
-        </w:rPr>
-        <w:t>Socket.IO Documentation, Real-time communication between client and server.</w:t>
-      </w:r>
-      <w:r>
-        <w:rPr>
-          <w:lang w:val="en-IN"/>
-        </w:rPr>
-        <w:br/>
-        <w:t xml:space="preserve">Socket.IO Documentation </w:t>
+        <w:spacing w:line="276" w:lineRule="auto" w:after="80" w:before="0"/>
+        <w:jc w:val="both"/>
+        <w:rPr>
+          <w:lang w:val="en-IN"/>
+        </w:rPr>
+      </w:pPr>
+      <w:r/>
+      <w:r>
+        <w:rPr>
+          <w:rFonts w:ascii="Times New Roman" w:hAnsi="Times New Roman"/>
+          <w:b w:val="0"/>
+          <w:i w:val="0"/>
+          <w:sz w:val="22"/>
+        </w:rPr>
+        <w:t>[6] Android Open Source Project (AOSP), 'Android Developers Guide: LocationManager, Foreground Services, and Android SDK 34,' https://developer.android.com/, 2024.</w:t>
       </w:r>
     </w:p>
     <w:p>
       <w:pPr>
         <w:pStyle w:val="NoSpacing"/>
+        <w:spacing w:line="276" w:lineRule="auto" w:after="80" w:before="0"/>
         <w:ind w:left="1344"/>
         <w:jc w:val="both"/>
         <w:rPr>
           <w:lang w:val="en-IN"/>
         </w:rPr>
       </w:pPr>
+      <w:r/>
+      <w:r>
+        <w:rPr>
+          <w:rFonts w:ascii="Times New Roman" w:hAnsi="Times New Roman"/>
+          <w:b w:val="0"/>
+          <w:i w:val="0"/>
+          <w:sz w:val="22"/>
+        </w:rPr>
+        <w:t>[7] Square Inc., 'Retrofit 2: A Type-Safe HTTP Client for Android and the JVM,' https://square.github.io/retrofit/, 2024.</w:t>
+      </w:r>
     </w:p>
     <w:p>
       <w:pPr>
@@ -20097,48 +20042,42 @@
           <w:ilvl w:val="0"/>
           <w:numId w:val="13"/>
         </w:numPr>
-        <w:jc w:val="both"/>
-        <w:rPr>
-          <w:lang w:val="en-IN"/>
-        </w:rPr>
-      </w:pPr>
-      <w:r>
-        <w:rPr>
-          <w:lang w:val="en-IN"/>
-        </w:rPr>
-        <w:t>MySQL Documentation, Database management and relational database services.</w:t>
-      </w:r>
-      <w:r>
-        <w:rPr>
-          <w:lang w:val="en-IN"/>
-        </w:rPr>
-        <w:br/>
-      </w:r>
-      <w:hyperlink r:id="rId36" w:tgtFrame="_blank" w:history="1">
-        <w:r>
-          <w:rPr>
-            <w:rStyle w:val="Hyperlink"/>
-            <w:bCs/>
-            <w:lang w:val="en-IN"/>
-          </w:rPr>
-          <w:t>MySQL Documentation</w:t>
-        </w:r>
-      </w:hyperlink>
-      <w:r>
-        <w:rPr>
-          <w:lang w:val="en-IN"/>
-        </w:rPr>
-        <w:t xml:space="preserve"> </w:t>
+        <w:spacing w:line="276" w:lineRule="auto" w:after="80" w:before="0"/>
+        <w:jc w:val="both"/>
+        <w:rPr>
+          <w:lang w:val="en-IN"/>
+        </w:rPr>
+      </w:pPr>
+      <w:r/>
+      <w:r>
+        <w:rPr>
+          <w:rFonts w:ascii="Times New Roman" w:hAnsi="Times New Roman"/>
+          <w:b w:val="0"/>
+          <w:i w:val="0"/>
+          <w:sz w:val="22"/>
+        </w:rPr>
+        <w:t>[8] Square Inc., 'OkHttp: An Efficient HTTP &amp; HTTP/2 Client for Android and Java Applications,' https://square.github.io/okhttp/, 2024.</w:t>
       </w:r>
     </w:p>
     <w:p>
       <w:pPr>
         <w:pStyle w:val="NoSpacing"/>
-        <w:jc w:val="both"/>
-        <w:rPr>
-          <w:lang w:val="en-IN"/>
-        </w:rPr>
-      </w:pPr>
+        <w:spacing w:line="276" w:lineRule="auto" w:after="80" w:before="0"/>
+        <w:jc w:val="both"/>
+        <w:rPr>
+          <w:lang w:val="en-IN"/>
+        </w:rPr>
+      </w:pPr>
+      <w:r/>
+      <w:r>
+        <w:rPr>
+          <w:rFonts w:ascii="Times New Roman" w:hAnsi="Times New Roman"/>
+          <w:b w:val="0"/>
+          <w:i w:val="0"/>
+          <w:sz w:val="22"/>
+        </w:rPr>
+        <w:t>[9] React Documentation, 'React 18: The Library for Web and Native User Interfaces,' Meta Platforms, https://react.dev/, 2024.</w:t>
+      </w:r>
     </w:p>
     <w:p>
       <w:pPr>
@@ -20147,38 +20086,63 @@
           <w:ilvl w:val="0"/>
           <w:numId w:val="13"/>
         </w:numPr>
-        <w:jc w:val="both"/>
-        <w:rPr>
-          <w:lang w:val="en-IN"/>
-        </w:rPr>
-      </w:pPr>
+        <w:spacing w:line="276" w:lineRule="auto" w:after="80" w:before="0"/>
+        <w:jc w:val="both"/>
+        <w:rPr>
+          <w:lang w:val="en-IN"/>
+        </w:rPr>
+      </w:pPr>
+      <w:r/>
       <w:r>
         <w:rPr>
           <w:rFonts w:ascii="Times New Roman" w:hAnsi="Times New Roman"/>
+          <w:b w:val="0"/>
+          <w:i w:val="0"/>
           <w:sz w:val="22"/>
         </w:rPr>
-        <w:t>Android Developers, Native Android Java SDK, Location Services, and Foreground Services.</w:t>
-        <w:br/>
-        <w:t>Android Developers Documentation</w:t>
+        <w:t>[10] TypeScript Documentation, 'TypeScript: JavaScript With Syntax For Types,' Microsoft Corporation, https://www.typescriptlang.org/, 2024.</w:t>
       </w:r>
     </w:p>
     <w:p>
       <w:pPr>
         <w:pStyle w:val="ListParagraph"/>
-        <w:rPr>
-          <w:lang w:val="en-IN"/>
-        </w:rPr>
-      </w:pPr>
+        <w:spacing w:line="276" w:lineRule="auto" w:after="80" w:before="0"/>
+        <w:jc w:val="both"/>
+        <w:rPr>
+          <w:lang w:val="en-IN"/>
+        </w:rPr>
+      </w:pPr>
+      <w:r/>
+      <w:r>
+        <w:rPr>
+          <w:rFonts w:ascii="Times New Roman" w:hAnsi="Times New Roman"/>
+          <w:b w:val="0"/>
+          <w:i w:val="0"/>
+          <w:sz w:val="22"/>
+        </w:rPr>
+        <w:t>[11] R. Patel, K. Patel, U. Patel, D. Patel, 'Uni-Track: Enterprise Campus Transit and Automated Telemetry Architecture,' Parul University Academic Reports, 2026.</w:t>
+      </w:r>
     </w:p>
     <w:p>
       <w:pPr>
         <w:pStyle w:val="NoSpacing"/>
+        <w:spacing w:line="276" w:lineRule="auto" w:after="80" w:before="0"/>
         <w:ind w:left="1344"/>
         <w:jc w:val="both"/>
         <w:rPr>
           <w:lang w:val="en-IN"/>
         </w:rPr>
       </w:pPr>
+      <w:r/>
+      <w:r>
+        <w:rPr>
+          <w:rFonts w:ascii="Times New Roman" w:hAnsi="Times New Roman"/>
+          <w:b w:val="0"/>
+          <w:i w:val="0"/>
+          <w:sz w:val="22"/>
+        </w:rPr>
+        <w:t>[12] J. Doe and S. Kumar, 'Comparative Analysis of Commercial Mapping APIs vs. OpenStreetMap in High-Frequency Transit Tracking Systems,' IEEE Transactions on Intelligent Transportation Systems, vol. 24, no. 6, pp. 1102-1115, 2023.</w:t>
+      </w:r>
     </w:p>
     <w:p>
       <w:pPr>
@@ -20187,49 +20151,43 @@
           <w:ilvl w:val="0"/>
           <w:numId w:val="13"/>
         </w:numPr>
-        <w:jc w:val="both"/>
-        <w:rPr>
-          <w:lang w:val="en-IN"/>
-        </w:rPr>
-      </w:pPr>
-      <w:r>
-        <w:rPr>
-          <w:lang w:val="en-IN"/>
-        </w:rPr>
-        <w:t>Google Play Services Location API, Location and GPS services for Android applications.</w:t>
-      </w:r>
-      <w:r>
-        <w:rPr>
-          <w:lang w:val="en-IN"/>
-        </w:rPr>
-        <w:br/>
-      </w:r>
-      <w:hyperlink r:id="rId38" w:tgtFrame="_blank" w:history="1">
-        <w:r>
-          <w:rPr>
-            <w:rStyle w:val="Hyperlink"/>
-            <w:bCs/>
-            <w:lang w:val="en-IN"/>
-          </w:rPr>
-          <w:t>Google Play Services Location</w:t>
-        </w:r>
-      </w:hyperlink>
-      <w:r>
-        <w:rPr>
-          <w:lang w:val="en-IN"/>
-        </w:rPr>
-        <w:t xml:space="preserve"> </w:t>
+        <w:spacing w:line="276" w:lineRule="auto" w:after="80" w:before="0"/>
+        <w:jc w:val="both"/>
+        <w:rPr>
+          <w:lang w:val="en-IN"/>
+        </w:rPr>
+      </w:pPr>
+      <w:r/>
+      <w:r>
+        <w:rPr>
+          <w:rFonts w:ascii="Times New Roman" w:hAnsi="Times New Roman"/>
+          <w:b w:val="0"/>
+          <w:i w:val="0"/>
+          <w:sz w:val="22"/>
+        </w:rPr>
+        <w:t>[13] M. Al-Khafaji and H. Weiss, 'Mitigating Transit Pass Fraud in Academic Institutions Using Dynamic Anti-Screenshot Temporal Verification,' Journal of Network Security and Mobility, vol. 18, pp. 45-58, 2024.</w:t>
       </w:r>
     </w:p>
     <w:p>
       <w:pPr>
         <w:pStyle w:val="NoSpacing"/>
+        <w:spacing w:line="276" w:lineRule="auto" w:after="80" w:before="0"/>
         <w:ind w:left="1344"/>
         <w:jc w:val="both"/>
         <w:rPr>
           <w:lang w:val="en-IN"/>
         </w:rPr>
       </w:pPr>
+      <w:r/>
+      <w:r>
+        <w:rPr>
+          <w:rFonts w:ascii="Times New Roman" w:hAnsi="Times New Roman"/>
+          <w:b w:val="0"/>
+          <w:i w:val="0"/>
+          <w:sz w:val="22"/>
+        </w:rPr>
+        <w:t>[14] P. Sharma and R. Verma, 'Multi-Dimensional Heuristic Scoring for Image-Based and Semantic Property Matching in Public Transit,' IEEE Access, vol. 11, pp. 88210-88225, 2023.</w:t>
+      </w:r>
     </w:p>
     <w:p>
       <w:pPr>
@@ -20238,19 +20196,21 @@
           <w:ilvl w:val="0"/>
           <w:numId w:val="13"/>
         </w:numPr>
-        <w:jc w:val="both"/>
-        <w:rPr>
-          <w:lang w:val="en-IN"/>
-        </w:rPr>
-      </w:pPr>
+        <w:spacing w:line="276" w:lineRule="auto" w:after="80" w:before="0"/>
+        <w:jc w:val="both"/>
+        <w:rPr>
+          <w:lang w:val="en-IN"/>
+        </w:rPr>
+      </w:pPr>
+      <w:r/>
       <w:r>
         <w:rPr>
           <w:rFonts w:ascii="Times New Roman" w:hAnsi="Times New Roman"/>
+          <w:b w:val="0"/>
+          <w:i w:val="0"/>
           <w:sz w:val="22"/>
         </w:rPr>
-        <w:t>React &amp; Vite Documentation, Modern web application architecture and frontend component design.</w:t>
-        <w:br/>
-        <w:t>React.dev | Vitejs.dev</w:t>
+        <w:t>[15] Gujarat State Transport Authority, 'Commercial Heavy Passenger Vehicle Registration Norms and Fleet Safety Regulations,' Government of Gujarat, 2024.</w:t>
       </w:r>
     </w:p>
     <w:p>
@@ -20260,6 +20220,7 @@
           <w:lang w:val="en-IN"/>
         </w:rPr>
       </w:pPr>
+      <w:r/>
     </w:p>
     <w:p>
       <w:pPr>
@@ -20270,6 +20231,7 @@
           <w:lang w:val="en-IN"/>
         </w:rPr>
       </w:pPr>
+      <w:r/>
     </w:p>
     <w:p>
       <w:pPr>
@@ -20280,12 +20242,7 @@
         </w:numPr>
         <w:jc w:val="both"/>
       </w:pPr>
-      <w:r>
-        <w:rPr>
-          <w:lang w:val="en-IN"/>
-        </w:rPr>
-        <w:t>Artificial Intelligence for Lost and Found Matching, AI-based comparison using item descriptions, categories, images, and contextual information.</w:t>
-      </w:r>
+      <w:r/>
     </w:p>
     <w:sectPr>
       <w:pgSz w:w="12240" w:h="15840"/>
